--- a/docs/docx/사업계획서.docx
+++ b/docs/docx/사업계획서.docx
@@ -2,33 +2,7 @@
 <file path=word/document.xml><?xml version="1.0" encoding="utf-8"?>
 <w:document xmlns:w="http://schemas.openxmlformats.org/wordprocessingml/2006/main" xmlns:m="http://schemas.openxmlformats.org/officeDocument/2006/math" xmlns:r="http://schemas.openxmlformats.org/officeDocument/2006/relationships" xmlns:o="urn:schemas-microsoft-com:office:office" xmlns:v="urn:schemas-microsoft-com:vml" xmlns:w10="urn:schemas-microsoft-com:office:word" xmlns:a="http://schemas.openxmlformats.org/drawingml/2006/main" xmlns:pic="http://schemas.openxmlformats.org/drawingml/2006/picture" xmlns:wp="http://schemas.openxmlformats.org/drawingml/2006/wordprocessingDrawing">
   <w:body>
-    <w:sdt>
-      <w:sdtPr>
-        <w:docPartObj>
-          <w:docPartGallery w:val="Table of Contents"/>
-          <w:docPartUnique/>
-        </w:docPartObj>
-      </w:sdtPr>
-      <w:sdtContent>
-        <w:p>
-          <w:pPr>
-            <w:pStyle w:val="TOCHeading"/>
-          </w:pPr>
-          <w:r>
-            <w:t xml:space="preserve">Table of Contents</w:t>
-          </w:r>
-        </w:p>
-        <w:p>
-          <w:r>
-            <w:fldChar w:fldCharType="begin" w:dirty="true"/>
-            <w:instrText xml:space="preserve">TOC \o "1-3" \h \z \u</w:instrText>
-            <w:fldChar w:fldCharType="separate"/>
-            <w:fldChar w:fldCharType="end"/>
-          </w:r>
-        </w:p>
-      </w:sdtContent>
-    </w:sdt>
-    <w:bookmarkStart w:id="60" w:name="사업계획서"/>
+    <w:bookmarkStart w:id="49" w:name="사업계획서"/>
     <w:p>
       <w:pPr>
         <w:pStyle w:val="Heading1"/>
@@ -58,7 +32,7 @@
         </w:pict>
       </w:r>
     </w:p>
-    <w:bookmarkStart w:id="20" w:name="요약"/>
+    <w:bookmarkStart w:id="9" w:name="요약"/>
     <w:p>
       <w:pPr>
         <w:pStyle w:val="Heading2"/>
@@ -71,8 +45,8 @@
       <w:tblPr>
         <w:tblStyle w:val="Table"/>
         <w:tblW w:type="pct" w:w="5000"/>
+        <w:tblLayout w:type="fixed"/>
         <w:tblLook w:firstRow="1" w:lastRow="0" w:firstColumn="0" w:lastColumn="0" w:noHBand="0" w:noVBand="0" w:val="0020"/>
-        <w:jc w:val="start"/>
       </w:tblPr>
       <w:tblGrid>
         <w:gridCol w:w="3960"/>
@@ -80,14 +54,13 @@
       </w:tblGrid>
       <w:tr>
         <w:trPr>
-          <w:tblHeader w:val="true"/>
+          <w:tblHeader w:val="on"/>
         </w:trPr>
         <w:tc>
           <w:tcPr/>
           <w:p>
             <w:pPr>
               <w:pStyle w:val="Compact"/>
-              <w:jc w:val="left"/>
             </w:pPr>
             <w:r>
               <w:t xml:space="preserve">항목</w:t>
@@ -99,7 +72,6 @@
           <w:p>
             <w:pPr>
               <w:pStyle w:val="Compact"/>
-              <w:jc w:val="left"/>
             </w:pPr>
             <w:r>
               <w:t xml:space="preserve">내용</w:t>
@@ -113,12 +85,11 @@
           <w:p>
             <w:pPr>
               <w:pStyle w:val="Compact"/>
-              <w:jc w:val="left"/>
-            </w:pPr>
-            <w:r>
-              <w:rPr>
-                <w:bCs/>
-                <w:b/>
+            </w:pPr>
+            <w:r>
+              <w:rPr>
+                <w:b/>
+                <w:bCs/>
               </w:rPr>
               <w:t xml:space="preserve">사업</w:t>
             </w:r>
@@ -129,7 +100,6 @@
           <w:p>
             <w:pPr>
               <w:pStyle w:val="Compact"/>
-              <w:jc w:val="left"/>
             </w:pPr>
             <w:r>
               <w:t xml:space="preserve">한국인 순례자가 다치지 않고 숙소 걱정 없이 걷도록 돕는 서비스</w:t>
@@ -143,12 +113,11 @@
           <w:p>
             <w:pPr>
               <w:pStyle w:val="Compact"/>
-              <w:jc w:val="left"/>
-            </w:pPr>
-            <w:r>
-              <w:rPr>
-                <w:bCs/>
-                <w:b/>
+            </w:pPr>
+            <w:r>
+              <w:rPr>
+                <w:b/>
+                <w:bCs/>
               </w:rPr>
               <w:t xml:space="preserve">두 축</w:t>
             </w:r>
@@ -159,12 +128,11 @@
           <w:p>
             <w:pPr>
               <w:pStyle w:val="Compact"/>
-              <w:jc w:val="left"/>
-            </w:pPr>
-            <w:r>
-              <w:rPr>
-                <w:bCs/>
-                <w:b/>
+            </w:pPr>
+            <w:r>
+              <w:rPr>
+                <w:b/>
+                <w:bCs/>
               </w:rPr>
               <w:t xml:space="preserve">A. 부상 예방·대응</w:t>
             </w:r>
@@ -179,8 +147,8 @@
             </w:r>
             <w:r>
               <w:rPr>
-                <w:bCs/>
-                <w:b/>
+                <w:b/>
+                <w:bCs/>
               </w:rPr>
               <w:t xml:space="preserve">B. 숙소 예약 판단</w:t>
             </w:r>
@@ -193,12 +161,11 @@
           <w:p>
             <w:pPr>
               <w:pStyle w:val="Compact"/>
-              <w:jc w:val="left"/>
-            </w:pPr>
-            <w:r>
-              <w:rPr>
-                <w:bCs/>
-                <w:b/>
+            </w:pPr>
+            <w:r>
+              <w:rPr>
+                <w:b/>
+                <w:bCs/>
               </w:rPr>
               <w:t xml:space="preserve">시장</w:t>
             </w:r>
@@ -209,7 +176,6 @@
           <w:p>
             <w:pPr>
               <w:pStyle w:val="Compact"/>
-              <w:jc w:val="left"/>
             </w:pPr>
             <w:r>
               <w:t xml:space="preserve">한국인 순례자 연 1만~1만 2천 명. 1인당 지출 370~490만 원</w:t>
@@ -223,12 +189,11 @@
           <w:p>
             <w:pPr>
               <w:pStyle w:val="Compact"/>
-              <w:jc w:val="left"/>
-            </w:pPr>
-            <w:r>
-              <w:rPr>
-                <w:bCs/>
-                <w:b/>
+            </w:pPr>
+            <w:r>
+              <w:rPr>
+                <w:b/>
+                <w:bCs/>
               </w:rPr>
               <w:t xml:space="preserve">시점</w:t>
             </w:r>
@@ -239,12 +204,11 @@
           <w:p>
             <w:pPr>
               <w:pStyle w:val="Compact"/>
-              <w:jc w:val="left"/>
-            </w:pPr>
-            <w:r>
-              <w:rPr>
-                <w:bCs/>
-                <w:b/>
+            </w:pPr>
+            <w:r>
+              <w:rPr>
+                <w:b/>
+                <w:bCs/>
               </w:rPr>
               <w:t xml:space="preserve">2027년 성년(Año Santo).</w:t>
             </w:r>
@@ -263,12 +227,11 @@
           <w:p>
             <w:pPr>
               <w:pStyle w:val="Compact"/>
-              <w:jc w:val="left"/>
-            </w:pPr>
-            <w:r>
-              <w:rPr>
-                <w:bCs/>
-                <w:b/>
+            </w:pPr>
+            <w:r>
+              <w:rPr>
+                <w:b/>
+                <w:bCs/>
               </w:rPr>
               <w:t xml:space="preserve">수익</w:t>
             </w:r>
@@ -279,7 +242,6 @@
           <w:p>
             <w:pPr>
               <w:pStyle w:val="Compact"/>
-              <w:jc w:val="left"/>
             </w:pPr>
             <w:r>
               <w:t xml:space="preserve">보험·장비 제휴(A축), 숙소·짐배송 제휴(B축),</w:t>
@@ -289,8 +251,8 @@
             </w:r>
             <w:r>
               <w:rPr>
-                <w:bCs/>
-                <w:b/>
+                <w:b/>
+                <w:bCs/>
               </w:rPr>
               <w:t xml:space="preserve">반패키지 상품</w:t>
             </w:r>
@@ -303,12 +265,11 @@
           <w:p>
             <w:pPr>
               <w:pStyle w:val="Compact"/>
-              <w:jc w:val="left"/>
-            </w:pPr>
-            <w:r>
-              <w:rPr>
-                <w:bCs/>
-                <w:b/>
+            </w:pPr>
+            <w:r>
+              <w:rPr>
+                <w:b/>
+                <w:bCs/>
               </w:rPr>
               <w:t xml:space="preserve">최대 기회</w:t>
             </w:r>
@@ -319,12 +280,11 @@
           <w:p>
             <w:pPr>
               <w:pStyle w:val="Compact"/>
-              <w:jc w:val="left"/>
-            </w:pPr>
-            <w:r>
-              <w:rPr>
-                <w:bCs/>
-                <w:b/>
+            </w:pPr>
+            <w:r>
+              <w:rPr>
+                <w:b/>
+                <w:bCs/>
               </w:rPr>
               <w:t xml:space="preserve">패키지 수요 전환.</w:t>
             </w:r>
@@ -343,12 +303,11 @@
           <w:p>
             <w:pPr>
               <w:pStyle w:val="Compact"/>
-              <w:jc w:val="left"/>
-            </w:pPr>
-            <w:r>
-              <w:rPr>
-                <w:bCs/>
-                <w:b/>
+            </w:pPr>
+            <w:r>
+              <w:rPr>
+                <w:b/>
+                <w:bCs/>
               </w:rPr>
               <w:t xml:space="preserve">손익분기</w:t>
             </w:r>
@@ -359,7 +318,6 @@
           <w:p>
             <w:pPr>
               <w:pStyle w:val="Compact"/>
-              <w:jc w:val="left"/>
             </w:pPr>
             <w:r>
               <w:t xml:space="preserve">2년차 (2028)</w:t>
@@ -373,12 +331,11 @@
           <w:p>
             <w:pPr>
               <w:pStyle w:val="Compact"/>
-              <w:jc w:val="left"/>
-            </w:pPr>
-            <w:r>
-              <w:rPr>
-                <w:bCs/>
-                <w:b/>
+            </w:pPr>
+            <w:r>
+              <w:rPr>
+                <w:b/>
+                <w:bCs/>
               </w:rPr>
               <w:t xml:space="preserve">초기 투입</w:t>
             </w:r>
@@ -389,12 +346,11 @@
           <w:p>
             <w:pPr>
               <w:pStyle w:val="Compact"/>
-              <w:jc w:val="left"/>
-            </w:pPr>
-            <w:r>
-              <w:rPr>
-                <w:bCs/>
-                <w:b/>
+            </w:pPr>
+            <w:r>
+              <w:rPr>
+                <w:b/>
+                <w:bCs/>
               </w:rPr>
               <w:t xml:space="preserve">약 900만 원</w:t>
             </w:r>
@@ -415,8 +371,8 @@
         </w:pict>
       </w:r>
     </w:p>
-    <w:bookmarkEnd w:id="20"/>
-    <w:bookmarkStart w:id="25" w:name="시장"/>
+    <w:bookmarkEnd w:id="9"/>
+    <w:bookmarkStart w:id="14" w:name="시장"/>
     <w:p>
       <w:pPr>
         <w:pStyle w:val="Heading2"/>
@@ -425,7 +381,7 @@
         <w:t xml:space="preserve">2. 시장</w:t>
       </w:r>
     </w:p>
-    <w:bookmarkStart w:id="21" w:name="전체"/>
+    <w:bookmarkStart w:id="10" w:name="전체"/>
     <w:p>
       <w:pPr>
         <w:pStyle w:val="Heading3"/>
@@ -447,7 +403,6 @@
         <w:tblStyle w:val="Table"/>
         <w:tblW w:type="auto" w:w="0"/>
         <w:tblLook w:firstRow="1" w:lastRow="0" w:firstColumn="0" w:lastColumn="0" w:noHBand="0" w:noVBand="0" w:val="0020"/>
-        <w:jc w:val="start"/>
       </w:tblPr>
       <w:tblGrid>
         <w:gridCol w:w="2640"/>
@@ -456,14 +411,13 @@
       </w:tblGrid>
       <w:tr>
         <w:trPr>
-          <w:tblHeader w:val="true"/>
+          <w:tblHeader w:val="on"/>
         </w:trPr>
         <w:tc>
           <w:tcPr/>
           <w:p>
             <w:pPr>
               <w:pStyle w:val="Compact"/>
-              <w:jc w:val="left"/>
             </w:pPr>
             <w:r>
               <w:t xml:space="preserve">연도</w:t>
@@ -475,7 +429,6 @@
           <w:p>
             <w:pPr>
               <w:pStyle w:val="Compact"/>
-              <w:jc w:val="left"/>
             </w:pPr>
             <w:r>
               <w:t xml:space="preserve">인원</w:t>
@@ -487,7 +440,6 @@
           <w:p>
             <w:pPr>
               <w:pStyle w:val="Compact"/>
-              <w:jc w:val="left"/>
             </w:pPr>
             <w:r>
               <w:t xml:space="preserve">비고</w:t>
@@ -501,7 +453,6 @@
           <w:p>
             <w:pPr>
               <w:pStyle w:val="Compact"/>
-              <w:jc w:val="left"/>
             </w:pPr>
             <w:r>
               <w:t xml:space="preserve">2010</w:t>
@@ -513,7 +464,6 @@
           <w:p>
             <w:pPr>
               <w:pStyle w:val="Compact"/>
-              <w:jc w:val="left"/>
             </w:pPr>
             <w:r>
               <w:t xml:space="preserve">272,385</w:t>
@@ -525,7 +475,6 @@
           <w:p>
             <w:pPr>
               <w:pStyle w:val="Compact"/>
-              <w:jc w:val="left"/>
             </w:pPr>
             <w:r>
               <w:t xml:space="preserve">직전 성년. 전년 대비 +85%</w:t>
@@ -539,7 +488,6 @@
           <w:p>
             <w:pPr>
               <w:pStyle w:val="Compact"/>
-              <w:jc w:val="left"/>
             </w:pPr>
             <w:r>
               <w:t xml:space="preserve">2019</w:t>
@@ -551,7 +499,6 @@
           <w:p>
             <w:pPr>
               <w:pStyle w:val="Compact"/>
-              <w:jc w:val="left"/>
             </w:pPr>
             <w:r>
               <w:t xml:space="preserve">347,566</w:t>
@@ -563,7 +510,6 @@
           <w:p>
             <w:pPr>
               <w:pStyle w:val="Compact"/>
-              <w:jc w:val="left"/>
             </w:pPr>
             <w:r>
               <w:t xml:space="preserve">코로나 이전 최고</w:t>
@@ -577,7 +523,6 @@
           <w:p>
             <w:pPr>
               <w:pStyle w:val="Compact"/>
-              <w:jc w:val="left"/>
             </w:pPr>
             <w:r>
               <w:t xml:space="preserve">2024</w:t>
@@ -589,7 +534,6 @@
           <w:p>
             <w:pPr>
               <w:pStyle w:val="Compact"/>
-              <w:jc w:val="left"/>
             </w:pPr>
             <w:r>
               <w:t xml:space="preserve">499,242</w:t>
@@ -611,12 +555,11 @@
           <w:p>
             <w:pPr>
               <w:pStyle w:val="Compact"/>
-              <w:jc w:val="left"/>
-            </w:pPr>
-            <w:r>
-              <w:rPr>
-                <w:bCs/>
-                <w:b/>
+            </w:pPr>
+            <w:r>
+              <w:rPr>
+                <w:b/>
+                <w:bCs/>
               </w:rPr>
               <w:t xml:space="preserve">2025</w:t>
             </w:r>
@@ -627,12 +570,11 @@
           <w:p>
             <w:pPr>
               <w:pStyle w:val="Compact"/>
-              <w:jc w:val="left"/>
-            </w:pPr>
-            <w:r>
-              <w:rPr>
-                <w:bCs/>
-                <w:b/>
+            </w:pPr>
+            <w:r>
+              <w:rPr>
+                <w:b/>
+                <w:bCs/>
               </w:rPr>
               <w:t xml:space="preserve">530,987</w:t>
             </w:r>
@@ -643,12 +585,11 @@
           <w:p>
             <w:pPr>
               <w:pStyle w:val="Compact"/>
-              <w:jc w:val="left"/>
-            </w:pPr>
-            <w:r>
-              <w:rPr>
-                <w:bCs/>
-                <w:b/>
+            </w:pPr>
+            <w:r>
+              <w:rPr>
+                <w:b/>
+                <w:bCs/>
               </w:rPr>
               <w:t xml:space="preserve">역대 최고</w:t>
             </w:r>
@@ -658,28 +599,28 @@
     </w:tbl>
     <w:p>
       <w:pPr>
+        <w:pStyle w:val="Compact"/>
         <w:numPr>
           <w:ilvl w:val="0"/>
           <w:numId w:val="1001"/>
         </w:numPr>
+      </w:pPr>
+      <w:r>
+        <w:t xml:space="preserve">프랑스 길 242,179명 (46%)</w:t>
+      </w:r>
+    </w:p>
+    <w:p>
+      <w:pPr>
         <w:pStyle w:val="Compact"/>
-      </w:pPr>
-      <w:r>
-        <w:t xml:space="preserve">프랑스 길 242,179명 (46%)</w:t>
-      </w:r>
-    </w:p>
-    <w:p>
-      <w:pPr>
         <w:numPr>
           <w:ilvl w:val="0"/>
           <w:numId w:val="1001"/>
         </w:numPr>
-        <w:pStyle w:val="Compact"/>
       </w:pPr>
       <w:r>
         <w:rPr>
+          <w:b/>
           <w:bCs/>
-          <w:b/>
         </w:rPr>
         <w:t xml:space="preserve">사리아 출발이 최다: 162,076명 (30.5%)</w:t>
       </w:r>
@@ -690,8 +631,8 @@
         <w:t xml:space="preserve">— 100km 단기 순례가 시장의 3분의 1</w:t>
       </w:r>
     </w:p>
-    <w:bookmarkEnd w:id="21"/>
-    <w:bookmarkStart w:id="22" w:name="한국"/>
+    <w:bookmarkEnd w:id="10"/>
+    <w:bookmarkStart w:id="11" w:name="한국"/>
     <w:p>
       <w:pPr>
         <w:pStyle w:val="Heading3"/>
@@ -705,7 +646,6 @@
         <w:tblStyle w:val="Table"/>
         <w:tblW w:type="auto" w:w="0"/>
         <w:tblLook w:firstRow="1" w:lastRow="0" w:firstColumn="0" w:lastColumn="0" w:noHBand="0" w:noVBand="0" w:val="0020"/>
-        <w:jc w:val="start"/>
       </w:tblPr>
       <w:tblGrid>
         <w:gridCol w:w="3960"/>
@@ -713,14 +653,13 @@
       </w:tblGrid>
       <w:tr>
         <w:trPr>
-          <w:tblHeader w:val="true"/>
+          <w:tblHeader w:val="on"/>
         </w:trPr>
         <w:tc>
           <w:tcPr/>
           <w:p>
             <w:pPr>
               <w:pStyle w:val="Compact"/>
-              <w:jc w:val="left"/>
             </w:pPr>
             <w:r>
               <w:t xml:space="preserve">연도</w:t>
@@ -732,7 +671,6 @@
           <w:p>
             <w:pPr>
               <w:pStyle w:val="Compact"/>
-              <w:jc w:val="left"/>
             </w:pPr>
             <w:r>
               <w:t xml:space="preserve">인원</w:t>
@@ -746,7 +684,6 @@
           <w:p>
             <w:pPr>
               <w:pStyle w:val="Compact"/>
-              <w:jc w:val="left"/>
             </w:pPr>
             <w:r>
               <w:t xml:space="preserve">2004</w:t>
@@ -758,7 +695,6 @@
           <w:p>
             <w:pPr>
               <w:pStyle w:val="Compact"/>
-              <w:jc w:val="left"/>
             </w:pPr>
             <w:r>
               <w:t xml:space="preserve">18</w:t>
@@ -772,7 +708,6 @@
           <w:p>
             <w:pPr>
               <w:pStyle w:val="Compact"/>
-              <w:jc w:val="left"/>
             </w:pPr>
             <w:r>
               <w:t xml:space="preserve">2019</w:t>
@@ -784,7 +719,6 @@
           <w:p>
             <w:pPr>
               <w:pStyle w:val="Compact"/>
-              <w:jc w:val="left"/>
             </w:pPr>
             <w:r>
               <w:t xml:space="preserve">8,224 (역대 최고)</w:t>
@@ -798,12 +732,11 @@
           <w:p>
             <w:pPr>
               <w:pStyle w:val="Compact"/>
-              <w:jc w:val="left"/>
-            </w:pPr>
-            <w:r>
-              <w:rPr>
-                <w:bCs/>
-                <w:b/>
+            </w:pPr>
+            <w:r>
+              <w:rPr>
+                <w:b/>
+                <w:bCs/>
               </w:rPr>
               <w:t xml:space="preserve">2025</w:t>
             </w:r>
@@ -814,12 +747,11 @@
           <w:p>
             <w:pPr>
               <w:pStyle w:val="Compact"/>
-              <w:jc w:val="left"/>
-            </w:pPr>
-            <w:r>
-              <w:rPr>
-                <w:bCs/>
-                <w:b/>
+            </w:pPr>
+            <w:r>
+              <w:rPr>
+                <w:b/>
+                <w:bCs/>
               </w:rPr>
               <w:t xml:space="preserve">7,481</w:t>
             </w:r>
@@ -839,8 +771,8 @@
       </w:r>
       <w:r>
         <w:rPr>
+          <w:b/>
           <w:bCs/>
-          <w:b/>
         </w:rPr>
         <w:t xml:space="preserve">추정 실제 시장은 연 1만~1만 2천 명</w:t>
       </w:r>
@@ -856,8 +788,8 @@
         <w:t xml:space="preserve">2004년 18명에서 2019년 8,224명으로 15년간 450배 늘었다. 이후 정체 상태다.</w:t>
       </w:r>
     </w:p>
-    <w:bookmarkEnd w:id="22"/>
-    <w:bookmarkStart w:id="23" w:name="지출-규모"/>
+    <w:bookmarkEnd w:id="11"/>
+    <w:bookmarkStart w:id="12" w:name="지출-규모"/>
     <w:p>
       <w:pPr>
         <w:pStyle w:val="Heading3"/>
@@ -871,7 +803,6 @@
         <w:tblStyle w:val="Table"/>
         <w:tblW w:type="auto" w:w="0"/>
         <w:tblLook w:firstRow="1" w:lastRow="0" w:firstColumn="0" w:lastColumn="0" w:noHBand="0" w:noVBand="0" w:val="0020"/>
-        <w:jc w:val="start"/>
       </w:tblPr>
       <w:tblGrid>
         <w:gridCol w:w="3960"/>
@@ -879,14 +810,13 @@
       </w:tblGrid>
       <w:tr>
         <w:trPr>
-          <w:tblHeader w:val="true"/>
+          <w:tblHeader w:val="on"/>
         </w:trPr>
         <w:tc>
           <w:tcPr/>
           <w:p>
             <w:pPr>
               <w:pStyle w:val="Compact"/>
-              <w:jc w:val="left"/>
             </w:pPr>
             <w:r>
               <w:t xml:space="preserve">항목</w:t>
@@ -898,7 +828,6 @@
           <w:p>
             <w:pPr>
               <w:pStyle w:val="Compact"/>
-              <w:jc w:val="left"/>
             </w:pPr>
             <w:r>
               <w:t xml:space="preserve">1인</w:t>
@@ -912,7 +841,6 @@
           <w:p>
             <w:pPr>
               <w:pStyle w:val="Compact"/>
-              <w:jc w:val="left"/>
             </w:pPr>
             <w:r>
               <w:t xml:space="preserve">왕복 항공</w:t>
@@ -924,7 +852,6 @@
           <w:p>
             <w:pPr>
               <w:pStyle w:val="Compact"/>
-              <w:jc w:val="left"/>
             </w:pPr>
             <w:r>
               <w:t xml:space="preserve">120~180만</w:t>
@@ -938,7 +865,6 @@
           <w:p>
             <w:pPr>
               <w:pStyle w:val="Compact"/>
-              <w:jc w:val="left"/>
             </w:pPr>
             <w:r>
               <w:t xml:space="preserve">현지 체류 (35일)</w:t>
@@ -950,7 +876,6 @@
           <w:p>
             <w:pPr>
               <w:pStyle w:val="Compact"/>
-              <w:jc w:val="left"/>
             </w:pPr>
             <w:r>
               <w:t xml:space="preserve">175만</w:t>
@@ -964,7 +889,6 @@
           <w:p>
             <w:pPr>
               <w:pStyle w:val="Compact"/>
-              <w:jc w:val="left"/>
             </w:pPr>
             <w:r>
               <w:t xml:space="preserve">장비</w:t>
@@ -976,7 +900,6 @@
           <w:p>
             <w:pPr>
               <w:pStyle w:val="Compact"/>
-              <w:jc w:val="left"/>
             </w:pPr>
             <w:r>
               <w:t xml:space="preserve">60~120만</w:t>
@@ -990,7 +913,6 @@
           <w:p>
             <w:pPr>
               <w:pStyle w:val="Compact"/>
-              <w:jc w:val="left"/>
             </w:pPr>
             <w:r>
               <w:t xml:space="preserve">보험·기타</w:t>
@@ -1002,7 +924,6 @@
           <w:p>
             <w:pPr>
               <w:pStyle w:val="Compact"/>
-              <w:jc w:val="left"/>
             </w:pPr>
             <w:r>
               <w:t xml:space="preserve">15만</w:t>
@@ -1016,12 +937,11 @@
           <w:p>
             <w:pPr>
               <w:pStyle w:val="Compact"/>
-              <w:jc w:val="left"/>
-            </w:pPr>
-            <w:r>
-              <w:rPr>
-                <w:bCs/>
-                <w:b/>
+            </w:pPr>
+            <w:r>
+              <w:rPr>
+                <w:b/>
+                <w:bCs/>
               </w:rPr>
               <w:t xml:space="preserve">합계</w:t>
             </w:r>
@@ -1032,12 +952,11 @@
           <w:p>
             <w:pPr>
               <w:pStyle w:val="Compact"/>
-              <w:jc w:val="left"/>
-            </w:pPr>
-            <w:r>
-              <w:rPr>
-                <w:bCs/>
-                <w:b/>
+            </w:pPr>
+            <w:r>
+              <w:rPr>
+                <w:b/>
+                <w:bCs/>
               </w:rPr>
               <w:t xml:space="preserve">370~490만</w:t>
             </w:r>
@@ -1051,8 +970,8 @@
       </w:pPr>
       <w:r>
         <w:rPr>
+          <w:b/>
           <w:bCs/>
-          <w:b/>
         </w:rPr>
         <w:t xml:space="preserve">연 1만 명 × 400만 원 = 시장 전체 지출 약 400억 원.</w:t>
       </w:r>
@@ -1065,8 +984,8 @@
         <w:t xml:space="preserve">구독료를 받는 사업이 아니라, 이 흐름에서 수수료를 취하는 사업이다.</w:t>
       </w:r>
     </w:p>
-    <w:bookmarkEnd w:id="23"/>
-    <w:bookmarkStart w:id="24" w:name="년-성년"/>
+    <w:bookmarkEnd w:id="12"/>
+    <w:bookmarkStart w:id="13" w:name="년-성년"/>
     <w:p>
       <w:pPr>
         <w:pStyle w:val="Heading3"/>
@@ -1089,8 +1008,8 @@
       </w:pPr>
       <w:r>
         <w:rPr>
+          <w:b/>
           <w:bCs/>
-          <w:b/>
         </w:rPr>
         <w:t xml:space="preserve">직전 성년인 2010년은 전년 대비 85% 증가했다.</w:t>
       </w:r>
@@ -1107,8 +1026,8 @@
       </w:pPr>
       <w:r>
         <w:rPr>
+          <w:b/>
           <w:bCs/>
-          <w:b/>
         </w:rPr>
         <w:t xml:space="preserve">다음 성년은 2032년이다.</w:t>
       </w:r>
@@ -1120,9 +1039,9 @@
         </w:pict>
       </w:r>
     </w:p>
-    <w:bookmarkEnd w:id="24"/>
-    <w:bookmarkEnd w:id="25"/>
-    <w:bookmarkStart w:id="29" w:name="경쟁"/>
+    <w:bookmarkEnd w:id="13"/>
+    <w:bookmarkEnd w:id="14"/>
+    <w:bookmarkStart w:id="18" w:name="경쟁"/>
     <w:p>
       <w:pPr>
         <w:pStyle w:val="Heading2"/>
@@ -1131,7 +1050,7 @@
         <w:t xml:space="preserve">3. 경쟁</w:t>
       </w:r>
     </w:p>
-    <w:bookmarkStart w:id="26" w:name="진짜-경쟁자는-앱이-아니다"/>
+    <w:bookmarkStart w:id="15" w:name="진짜-경쟁자는-앱이-아니다"/>
     <w:p>
       <w:pPr>
         <w:pStyle w:val="Heading3"/>
@@ -1219,7 +1138,6 @@
         <w:tblStyle w:val="Table"/>
         <w:tblW w:type="auto" w:w="0"/>
         <w:tblLook w:firstRow="1" w:lastRow="0" w:firstColumn="0" w:lastColumn="0" w:noHBand="0" w:noVBand="0" w:val="0020"/>
-        <w:jc w:val="start"/>
       </w:tblPr>
       <w:tblGrid>
         <w:gridCol w:w="2640"/>
@@ -1228,14 +1146,13 @@
       </w:tblGrid>
       <w:tr>
         <w:trPr>
-          <w:tblHeader w:val="true"/>
+          <w:tblHeader w:val="on"/>
         </w:trPr>
         <w:tc>
           <w:tcPr/>
           <w:p>
             <w:pPr>
               <w:pStyle w:val="Compact"/>
-              <w:jc w:val="left"/>
             </w:pPr>
             <w:r>
               <w:t xml:space="preserve">대체재</w:t>
@@ -1247,7 +1164,6 @@
           <w:p>
             <w:pPr>
               <w:pStyle w:val="Compact"/>
-              <w:jc w:val="left"/>
             </w:pPr>
             <w:r>
               <w:t xml:space="preserve">무엇을 해결하나</w:t>
@@ -1259,7 +1175,6 @@
           <w:p>
             <w:pPr>
               <w:pStyle w:val="Compact"/>
-              <w:jc w:val="left"/>
             </w:pPr>
             <w:r>
               <w:t xml:space="preserve">가격</w:t>
@@ -1273,12 +1188,11 @@
           <w:p>
             <w:pPr>
               <w:pStyle w:val="Compact"/>
-              <w:jc w:val="left"/>
-            </w:pPr>
-            <w:r>
-              <w:rPr>
-                <w:bCs/>
-                <w:b/>
+            </w:pPr>
+            <w:r>
+              <w:rPr>
+                <w:b/>
+                <w:bCs/>
               </w:rPr>
               <w:t xml:space="preserve">여행사 패키지</w:t>
             </w:r>
@@ -1289,12 +1203,11 @@
           <w:p>
             <w:pPr>
               <w:pStyle w:val="Compact"/>
-              <w:jc w:val="left"/>
-            </w:pPr>
-            <w:r>
-              <w:rPr>
-                <w:bCs/>
-                <w:b/>
+            </w:pPr>
+            <w:r>
+              <w:rPr>
+                <w:b/>
+                <w:bCs/>
               </w:rPr>
               <w:t xml:space="preserve">부상 + 숙소 전부</w:t>
             </w:r>
@@ -1305,7 +1218,6 @@
           <w:p>
             <w:pPr>
               <w:pStyle w:val="Compact"/>
-              <w:jc w:val="left"/>
             </w:pPr>
             <w:r>
               <w:t xml:space="preserve">350~600만</w:t>
@@ -1319,7 +1231,6 @@
           <w:p>
             <w:pPr>
               <w:pStyle w:val="Compact"/>
-              <w:jc w:val="left"/>
             </w:pPr>
             <w:r>
               <w:t xml:space="preserve">네이버 카페</w:t>
@@ -1331,7 +1242,6 @@
           <w:p>
             <w:pPr>
               <w:pStyle w:val="Compact"/>
-              <w:jc w:val="left"/>
             </w:pPr>
             <w:r>
               <w:t xml:space="preserve">정보와 경험</w:t>
@@ -1343,7 +1253,6 @@
           <w:p>
             <w:pPr>
               <w:pStyle w:val="Compact"/>
-              <w:jc w:val="left"/>
             </w:pPr>
             <w:r>
               <w:t xml:space="preserve">무료</w:t>
@@ -1357,7 +1266,6 @@
           <w:p>
             <w:pPr>
               <w:pStyle w:val="Compact"/>
-              <w:jc w:val="left"/>
             </w:pPr>
             <w:r>
               <w:t xml:space="preserve">기존 앱 (Wise Pilgrim 등)</w:t>
@@ -1369,7 +1277,6 @@
           <w:p>
             <w:pPr>
               <w:pStyle w:val="Compact"/>
-              <w:jc w:val="left"/>
             </w:pPr>
             <w:r>
               <w:t xml:space="preserve">길찾기, 숙소 목록</w:t>
@@ -1381,7 +1288,6 @@
           <w:p>
             <w:pPr>
               <w:pStyle w:val="Compact"/>
-              <w:jc w:val="left"/>
             </w:pPr>
             <w:r>
               <w:t xml:space="preserve">무료~$4.99</w:t>
@@ -1395,7 +1301,6 @@
           <w:p>
             <w:pPr>
               <w:pStyle w:val="Compact"/>
-              <w:jc w:val="left"/>
             </w:pPr>
             <w:r>
               <w:t xml:space="preserve">아무것도 안 함</w:t>
@@ -1407,7 +1312,6 @@
           <w:p>
             <w:pPr>
               <w:pStyle w:val="Compact"/>
-              <w:jc w:val="left"/>
             </w:pPr>
             <w:r>
               <w:t xml:space="preserve">—</w:t>
@@ -1419,7 +1323,6 @@
           <w:p>
             <w:pPr>
               <w:pStyle w:val="Compact"/>
-              <w:jc w:val="left"/>
             </w:pPr>
             <w:r>
               <w:t xml:space="preserve">0</w:t>
@@ -1428,8 +1331,8 @@
         </w:tc>
       </w:tr>
     </w:tbl>
-    <w:bookmarkEnd w:id="26"/>
-    <w:bookmarkStart w:id="27" w:name="기존-도구의-실체"/>
+    <w:bookmarkEnd w:id="15"/>
+    <w:bookmarkStart w:id="16" w:name="기존-도구의-실체"/>
     <w:p>
       <w:pPr>
         <w:pStyle w:val="Heading3"/>
@@ -1450,8 +1353,8 @@
       <w:tblPr>
         <w:tblStyle w:val="Table"/>
         <w:tblW w:type="pct" w:w="5000"/>
+        <w:tblLayout w:type="fixed"/>
         <w:tblLook w:firstRow="1" w:lastRow="0" w:firstColumn="0" w:lastColumn="0" w:noHBand="0" w:noVBand="0" w:val="0020"/>
-        <w:jc w:val="start"/>
       </w:tblPr>
       <w:tblGrid>
         <w:gridCol w:w="3960"/>
@@ -1459,14 +1362,13 @@
       </w:tblGrid>
       <w:tr>
         <w:trPr>
-          <w:tblHeader w:val="true"/>
+          <w:tblHeader w:val="on"/>
         </w:trPr>
         <w:tc>
           <w:tcPr/>
           <w:p>
             <w:pPr>
               <w:pStyle w:val="Compact"/>
-              <w:jc w:val="left"/>
             </w:pPr>
             <w:r>
               <w:t xml:space="preserve">도구</w:t>
@@ -1478,7 +1380,6 @@
           <w:p>
             <w:pPr>
               <w:pStyle w:val="Compact"/>
-              <w:jc w:val="left"/>
             </w:pPr>
             <w:r>
               <w:t xml:space="preserve">특징</w:t>
@@ -1492,12 +1393,11 @@
           <w:p>
             <w:pPr>
               <w:pStyle w:val="Compact"/>
-              <w:jc w:val="left"/>
-            </w:pPr>
-            <w:r>
-              <w:rPr>
-                <w:bCs/>
-                <w:b/>
+            </w:pPr>
+            <w:r>
+              <w:rPr>
+                <w:b/>
+                <w:bCs/>
               </w:rPr>
               <w:t xml:space="preserve">John Brierley 가이드북</w:t>
             </w:r>
@@ -1508,7 +1408,6 @@
           <w:p>
             <w:pPr>
               <w:pStyle w:val="Compact"/>
-              <w:jc w:val="left"/>
             </w:pPr>
             <w:r>
               <w:t xml:space="preserve">2003년 초판. 가장 많이 들고 다니는 책</w:t>
@@ -1522,12 +1421,11 @@
           <w:p>
             <w:pPr>
               <w:pStyle w:val="Compact"/>
-              <w:jc w:val="left"/>
-            </w:pPr>
-            <w:r>
-              <w:rPr>
-                <w:bCs/>
-                <w:b/>
+            </w:pPr>
+            <w:r>
+              <w:rPr>
+                <w:b/>
+                <w:bCs/>
               </w:rPr>
               <w:t xml:space="preserve">Wise Pilgrim 앱</w:t>
             </w:r>
@@ -1538,7 +1436,6 @@
           <w:p>
             <w:pPr>
               <w:pStyle w:val="Compact"/>
-              <w:jc w:val="left"/>
             </w:pPr>
             <w:r>
               <w:t xml:space="preserve">$4.99. 2026년 리뉴얼. 오프라인 지도, 예약 도우미</w:t>
@@ -1552,12 +1449,11 @@
           <w:p>
             <w:pPr>
               <w:pStyle w:val="Compact"/>
-              <w:jc w:val="left"/>
-            </w:pPr>
-            <w:r>
-              <w:rPr>
-                <w:bCs/>
-                <w:b/>
+            </w:pPr>
+            <w:r>
+              <w:rPr>
+                <w:b/>
+                <w:bCs/>
               </w:rPr>
               <w:t xml:space="preserve">Buen Camino 앱</w:t>
             </w:r>
@@ -1568,7 +1464,6 @@
           <w:p>
             <w:pPr>
               <w:pStyle w:val="Compact"/>
-              <w:jc w:val="left"/>
             </w:pPr>
             <w:r>
               <w:t xml:space="preserve">무료. 9개 언어. 루트 수 최다</w:t>
@@ -1582,12 +1477,11 @@
           <w:p>
             <w:pPr>
               <w:pStyle w:val="Compact"/>
-              <w:jc w:val="left"/>
-            </w:pPr>
-            <w:r>
-              <w:rPr>
-                <w:bCs/>
-                <w:b/>
+            </w:pPr>
+            <w:r>
+              <w:rPr>
+                <w:b/>
+                <w:bCs/>
               </w:rPr>
               <w:t xml:space="preserve">Gronze / Godesalco (웹)</w:t>
             </w:r>
@@ -1598,7 +1492,6 @@
           <w:p>
             <w:pPr>
               <w:pStyle w:val="Compact"/>
-              <w:jc w:val="left"/>
             </w:pPr>
             <w:r>
               <w:t xml:space="preserve">숙소 DB, 구간 계산기. 스페인어</w:t>
@@ -1612,7 +1505,6 @@
           <w:p>
             <w:pPr>
               <w:pStyle w:val="Compact"/>
-              <w:jc w:val="left"/>
             </w:pPr>
             <w:r>
               <w:t xml:space="preserve">생장 사무소 무료 인쇄물</w:t>
@@ -1624,7 +1516,6 @@
           <w:p>
             <w:pPr>
               <w:pStyle w:val="Compact"/>
-              <w:jc w:val="left"/>
             </w:pPr>
             <w:r>
               <w:t xml:space="preserve">거리·숙소·고도가 A4 한 장에</w:t>
@@ -1639,8 +1530,8 @@
       </w:pPr>
       <w:r>
         <w:rPr>
+          <w:b/>
           <w:bCs/>
-          <w:b/>
         </w:rPr>
         <w:t xml:space="preserve">이들이 이미 잘하는 것</w:t>
       </w:r>
@@ -1654,8 +1545,8 @@
       </w:pPr>
       <w:r>
         <w:rPr>
+          <w:b/>
           <w:bCs/>
-          <w:b/>
         </w:rPr>
         <w:t xml:space="preserve">아무도 하지 않는 것</w:t>
       </w:r>
@@ -1664,8 +1555,8 @@
       <w:tblPr>
         <w:tblStyle w:val="Table"/>
         <w:tblW w:type="pct" w:w="5000"/>
+        <w:tblLayout w:type="fixed"/>
         <w:tblLook w:firstRow="1" w:lastRow="0" w:firstColumn="0" w:lastColumn="0" w:noHBand="0" w:noVBand="0" w:val="0020"/>
-        <w:jc w:val="start"/>
       </w:tblPr>
       <w:tblGrid>
         <w:gridCol w:w="3960"/>
@@ -1673,14 +1564,13 @@
       </w:tblGrid>
       <w:tr>
         <w:trPr>
-          <w:tblHeader w:val="true"/>
+          <w:tblHeader w:val="on"/>
         </w:trPr>
         <w:tc>
           <w:tcPr/>
           <w:p>
             <w:pPr>
               <w:pStyle w:val="Compact"/>
-              <w:jc w:val="left"/>
             </w:pPr>
             <w:r>
               <w:t xml:space="preserve">공백</w:t>
@@ -1692,7 +1582,6 @@
           <w:p>
             <w:pPr>
               <w:pStyle w:val="Compact"/>
-              <w:jc w:val="left"/>
             </w:pPr>
             <w:r>
               <w:t xml:space="preserve">설명</w:t>
@@ -1706,12 +1595,11 @@
           <w:p>
             <w:pPr>
               <w:pStyle w:val="Compact"/>
-              <w:jc w:val="left"/>
-            </w:pPr>
-            <w:r>
-              <w:rPr>
-                <w:bCs/>
-                <w:b/>
+            </w:pPr>
+            <w:r>
+              <w:rPr>
+                <w:b/>
+                <w:bCs/>
               </w:rPr>
               <w:t xml:space="preserve">한국어</w:t>
             </w:r>
@@ -1722,7 +1610,6 @@
           <w:p>
             <w:pPr>
               <w:pStyle w:val="Compact"/>
-              <w:jc w:val="left"/>
             </w:pPr>
             <w:r>
               <w:t xml:space="preserve">전부 지원하지 않는다</w:t>
@@ -1736,12 +1623,11 @@
           <w:p>
             <w:pPr>
               <w:pStyle w:val="Compact"/>
-              <w:jc w:val="left"/>
-            </w:pPr>
-            <w:r>
-              <w:rPr>
-                <w:bCs/>
-                <w:b/>
+            </w:pPr>
+            <w:r>
+              <w:rPr>
+                <w:b/>
+                <w:bCs/>
               </w:rPr>
               <w:t xml:space="preserve">부상</w:t>
             </w:r>
@@ -1752,12 +1638,11 @@
           <w:p>
             <w:pPr>
               <w:pStyle w:val="Compact"/>
-              <w:jc w:val="left"/>
-            </w:pPr>
-            <w:r>
-              <w:rPr>
-                <w:bCs/>
-                <w:b/>
+            </w:pPr>
+            <w:r>
+              <w:rPr>
+                <w:b/>
+                <w:bCs/>
               </w:rPr>
               <w:t xml:space="preserve">어느 도구도 다루지 않는다</w:t>
             </w:r>
@@ -1770,12 +1655,11 @@
           <w:p>
             <w:pPr>
               <w:pStyle w:val="Compact"/>
-              <w:jc w:val="left"/>
-            </w:pPr>
-            <w:r>
-              <w:rPr>
-                <w:bCs/>
-                <w:b/>
+            </w:pPr>
+            <w:r>
+              <w:rPr>
+                <w:b/>
+                <w:bCs/>
               </w:rPr>
               <w:t xml:space="preserve">판단</w:t>
             </w:r>
@@ -1786,7 +1670,6 @@
           <w:p>
             <w:pPr>
               <w:pStyle w:val="Compact"/>
-              <w:jc w:val="left"/>
             </w:pPr>
             <w:r>
               <w:t xml:space="preserve">데이터를 보여줄 뿐 결론을 내려주지 않는다</w:t>
@@ -1800,12 +1683,11 @@
           <w:p>
             <w:pPr>
               <w:pStyle w:val="Compact"/>
-              <w:jc w:val="left"/>
-            </w:pPr>
-            <w:r>
-              <w:rPr>
-                <w:bCs/>
-                <w:b/>
+            </w:pPr>
+            <w:r>
+              <w:rPr>
+                <w:b/>
+                <w:bCs/>
               </w:rPr>
               <w:t xml:space="preserve">준비 단계</w:t>
             </w:r>
@@ -1816,7 +1698,6 @@
           <w:p>
             <w:pPr>
               <w:pStyle w:val="Compact"/>
-              <w:jc w:val="left"/>
             </w:pPr>
             <w:r>
               <w:t xml:space="preserve">D-90부터를 다루는 도구가 없다</w:t>
@@ -1830,12 +1711,11 @@
           <w:p>
             <w:pPr>
               <w:pStyle w:val="Compact"/>
-              <w:jc w:val="left"/>
-            </w:pPr>
-            <w:r>
-              <w:rPr>
-                <w:bCs/>
-                <w:b/>
+            </w:pPr>
+            <w:r>
+              <w:rPr>
+                <w:b/>
+                <w:bCs/>
               </w:rPr>
               <w:t xml:space="preserve">현지 소통</w:t>
             </w:r>
@@ -1846,7 +1726,6 @@
           <w:p>
             <w:pPr>
               <w:pStyle w:val="Compact"/>
-              <w:jc w:val="left"/>
             </w:pPr>
             <w:r>
               <w:t xml:space="preserve">보여주기 카드 같은 도구가 없다</w:t>
@@ -1860,12 +1739,11 @@
           <w:p>
             <w:pPr>
               <w:pStyle w:val="Compact"/>
-              <w:jc w:val="left"/>
-            </w:pPr>
-            <w:r>
-              <w:rPr>
-                <w:bCs/>
-                <w:b/>
+            </w:pPr>
+            <w:r>
+              <w:rPr>
+                <w:b/>
+                <w:bCs/>
               </w:rPr>
               <w:t xml:space="preserve">갈림길 판단</w:t>
             </w:r>
@@ -1876,7 +1754,6 @@
           <w:p>
             <w:pPr>
               <w:pStyle w:val="Compact"/>
-              <w:jc w:val="left"/>
             </w:pPr>
             <w:r>
               <w:t xml:space="preserve">11곳의 선택을 체력·계절·관심으로 추천하는 곳이 없다</w:t>
@@ -1890,12 +1767,11 @@
           <w:p>
             <w:pPr>
               <w:pStyle w:val="Compact"/>
-              <w:jc w:val="left"/>
-            </w:pPr>
-            <w:r>
-              <w:rPr>
-                <w:bCs/>
-                <w:b/>
+            </w:pPr>
+            <w:r>
+              <w:rPr>
+                <w:b/>
+                <w:bCs/>
               </w:rPr>
               <w:t xml:space="preserve">계획 이탈 대응</w:t>
             </w:r>
@@ -1906,7 +1782,6 @@
           <w:p>
             <w:pPr>
               <w:pStyle w:val="Compact"/>
-              <w:jc w:val="left"/>
             </w:pPr>
             <w:r>
               <w:t xml:space="preserve">만실·부상 시 대안을 만들어주는 곳이 없다</w:t>
@@ -1927,8 +1802,8 @@
       </w:r>
       <w:r>
         <w:rPr>
+          <w:b/>
           <w:bCs/>
-          <w:b/>
         </w:rPr>
         <w:t xml:space="preserve">1.4%</w:t>
       </w:r>
@@ -1936,8 +1811,8 @@
         <w:t xml:space="preserve">다. 글로벌 도구가 한국어에 투자할 이유가 없다.</w:t>
       </w:r>
     </w:p>
-    <w:bookmarkEnd w:id="27"/>
-    <w:bookmarkStart w:id="28" w:name="여행사가-파는-것"/>
+    <w:bookmarkEnd w:id="16"/>
+    <w:bookmarkStart w:id="17" w:name="여행사가-파는-것"/>
     <w:p>
       <w:pPr>
         <w:pStyle w:val="Heading3"/>
@@ -1951,7 +1826,6 @@
         <w:tblStyle w:val="Table"/>
         <w:tblW w:type="auto" w:w="0"/>
         <w:tblLook w:firstRow="1" w:lastRow="0" w:firstColumn="0" w:lastColumn="0" w:noHBand="0" w:noVBand="0" w:val="0020"/>
-        <w:jc w:val="start"/>
       </w:tblPr>
       <w:tblGrid>
         <w:gridCol w:w="2640"/>
@@ -1960,7 +1834,7 @@
       </w:tblGrid>
       <w:tr>
         <w:trPr>
-          <w:tblHeader w:val="true"/>
+          <w:tblHeader w:val="on"/>
         </w:trPr>
         <w:tc>
           <w:tcPr/>
@@ -1975,7 +1849,6 @@
           <w:p>
             <w:pPr>
               <w:pStyle w:val="Compact"/>
-              <w:jc w:val="left"/>
             </w:pPr>
             <w:r>
               <w:t xml:space="preserve">자유여행</w:t>
@@ -1987,7 +1860,6 @@
           <w:p>
             <w:pPr>
               <w:pStyle w:val="Compact"/>
-              <w:jc w:val="left"/>
             </w:pPr>
             <w:r>
               <w:t xml:space="preserve">패키지</w:t>
@@ -2001,7 +1873,6 @@
           <w:p>
             <w:pPr>
               <w:pStyle w:val="Compact"/>
-              <w:jc w:val="left"/>
             </w:pPr>
             <w:r>
               <w:t xml:space="preserve">총비용</w:t>
@@ -2013,7 +1884,6 @@
           <w:p>
             <w:pPr>
               <w:pStyle w:val="Compact"/>
-              <w:jc w:val="left"/>
             </w:pPr>
             <w:r>
               <w:t xml:space="preserve">약 430~490만</w:t>
@@ -2025,7 +1895,6 @@
           <w:p>
             <w:pPr>
               <w:pStyle w:val="Compact"/>
-              <w:jc w:val="left"/>
             </w:pPr>
             <w:r>
               <w:t xml:space="preserve">약 500~600만</w:t>
@@ -2039,12 +1908,11 @@
           <w:p>
             <w:pPr>
               <w:pStyle w:val="Compact"/>
-              <w:jc w:val="left"/>
-            </w:pPr>
-            <w:r>
-              <w:rPr>
-                <w:bCs/>
-                <w:b/>
+            </w:pPr>
+            <w:r>
+              <w:rPr>
+                <w:b/>
+                <w:bCs/>
               </w:rPr>
               <w:t xml:space="preserve">차액</w:t>
             </w:r>
@@ -2063,12 +1931,11 @@
           <w:p>
             <w:pPr>
               <w:pStyle w:val="Compact"/>
-              <w:jc w:val="left"/>
-            </w:pPr>
-            <w:r>
-              <w:rPr>
-                <w:bCs/>
-                <w:b/>
+            </w:pPr>
+            <w:r>
+              <w:rPr>
+                <w:b/>
+                <w:bCs/>
               </w:rPr>
               <w:t xml:space="preserve">70~150만</w:t>
             </w:r>
@@ -2081,7 +1948,6 @@
           <w:p>
             <w:pPr>
               <w:pStyle w:val="Compact"/>
-              <w:jc w:val="left"/>
             </w:pPr>
             <w:r>
               <w:t xml:space="preserve">어디서 자나</w:t>
@@ -2093,12 +1959,11 @@
           <w:p>
             <w:pPr>
               <w:pStyle w:val="Compact"/>
-              <w:jc w:val="left"/>
-            </w:pPr>
-            <w:r>
-              <w:rPr>
-                <w:bCs/>
-                <w:b/>
+            </w:pPr>
+            <w:r>
+              <w:rPr>
+                <w:b/>
+                <w:bCs/>
               </w:rPr>
               <w:t xml:space="preserve">알베르게</w:t>
             </w:r>
@@ -2109,12 +1974,11 @@
           <w:p>
             <w:pPr>
               <w:pStyle w:val="Compact"/>
-              <w:jc w:val="left"/>
-            </w:pPr>
-            <w:r>
-              <w:rPr>
-                <w:bCs/>
-                <w:b/>
+            </w:pPr>
+            <w:r>
+              <w:rPr>
+                <w:b/>
+                <w:bCs/>
               </w:rPr>
               <w:t xml:space="preserve">호텔·펜시온</w:t>
             </w:r>
@@ -2128,8 +1992,8 @@
       </w:pPr>
       <w:r>
         <w:rPr>
+          <w:b/>
           <w:bCs/>
-          <w:b/>
         </w:rPr>
         <w:t xml:space="preserve">차액은 100만 원 남짓이다. 그런데도 대부분은 자유여행을 간다. 알베르게에서 자고 싶어서다.</w:t>
       </w:r>
@@ -2146,8 +2010,8 @@
       </w:r>
       <w:r>
         <w:rPr>
+          <w:b/>
           <w:bCs/>
-          <w:b/>
         </w:rPr>
         <w:t xml:space="preserve">패키지 고객은 돈이 많아서가 아니라 불안해서 산다.</w:t>
       </w:r>
@@ -2165,9 +2029,9 @@
         </w:pict>
       </w:r>
     </w:p>
-    <w:bookmarkEnd w:id="28"/>
-    <w:bookmarkEnd w:id="29"/>
-    <w:bookmarkStart w:id="41" w:name="사업-모델"/>
+    <w:bookmarkEnd w:id="17"/>
+    <w:bookmarkEnd w:id="18"/>
+    <w:bookmarkStart w:id="30" w:name="사업-모델"/>
     <w:p>
       <w:pPr>
         <w:pStyle w:val="Heading2"/>
@@ -2176,7 +2040,7 @@
         <w:t xml:space="preserve">4. 사업 모델</w:t>
       </w:r>
     </w:p>
-    <w:bookmarkStart w:id="30" w:name="두-축과-그-순환"/>
+    <w:bookmarkStart w:id="19" w:name="두-축과-그-순환"/>
     <w:p>
       <w:pPr>
         <w:pStyle w:val="Heading3"/>
@@ -2256,8 +2120,8 @@
       </w:pPr>
       <w:r>
         <w:rPr>
+          <w:b/>
           <w:bCs/>
-          <w:b/>
         </w:rPr>
         <w:t xml:space="preserve">이 순환을 끊는 지점이 수익 지점이다.</w:t>
       </w:r>
@@ -2267,7 +2131,6 @@
         <w:tblStyle w:val="Table"/>
         <w:tblW w:type="auto" w:w="0"/>
         <w:tblLook w:firstRow="1" w:lastRow="0" w:firstColumn="0" w:lastColumn="0" w:noHBand="0" w:noVBand="0" w:val="0020"/>
-        <w:jc w:val="start"/>
       </w:tblPr>
       <w:tblGrid>
         <w:gridCol w:w="2640"/>
@@ -2276,14 +2139,13 @@
       </w:tblGrid>
       <w:tr>
         <w:trPr>
-          <w:tblHeader w:val="true"/>
+          <w:tblHeader w:val="on"/>
         </w:trPr>
         <w:tc>
           <w:tcPr/>
           <w:p>
             <w:pPr>
               <w:pStyle w:val="Compact"/>
-              <w:jc w:val="left"/>
             </w:pPr>
             <w:r>
               <w:t xml:space="preserve">축</w:t>
@@ -2295,7 +2157,6 @@
           <w:p>
             <w:pPr>
               <w:pStyle w:val="Compact"/>
-              <w:jc w:val="left"/>
             </w:pPr>
             <w:r>
               <w:t xml:space="preserve">역할</w:t>
@@ -2307,7 +2168,6 @@
           <w:p>
             <w:pPr>
               <w:pStyle w:val="Compact"/>
-              <w:jc w:val="left"/>
             </w:pPr>
             <w:r>
               <w:t xml:space="preserve">수단</w:t>
@@ -2321,12 +2181,11 @@
           <w:p>
             <w:pPr>
               <w:pStyle w:val="Compact"/>
-              <w:jc w:val="left"/>
-            </w:pPr>
-            <w:r>
-              <w:rPr>
-                <w:bCs/>
-                <w:b/>
+            </w:pPr>
+            <w:r>
+              <w:rPr>
+                <w:b/>
+                <w:bCs/>
               </w:rPr>
               <w:t xml:space="preserve">B. 숙소</w:t>
             </w:r>
@@ -2337,12 +2196,11 @@
           <w:p>
             <w:pPr>
               <w:pStyle w:val="Compact"/>
-              <w:jc w:val="left"/>
-            </w:pPr>
-            <w:r>
-              <w:rPr>
-                <w:bCs/>
-                <w:b/>
+            </w:pPr>
+            <w:r>
+              <w:rPr>
+                <w:b/>
+                <w:bCs/>
               </w:rPr>
               <w:t xml:space="preserve">유입을 만든다</w:t>
             </w:r>
@@ -2353,7 +2211,6 @@
           <w:p>
             <w:pPr>
               <w:pStyle w:val="Compact"/>
-              <w:jc w:val="left"/>
             </w:pPr>
             <w:r>
               <w:t xml:space="preserve">예약 판단, 혼잡 추정, 대안 제시</w:t>
@@ -2367,12 +2224,11 @@
           <w:p>
             <w:pPr>
               <w:pStyle w:val="Compact"/>
-              <w:jc w:val="left"/>
-            </w:pPr>
-            <w:r>
-              <w:rPr>
-                <w:bCs/>
-                <w:b/>
+            </w:pPr>
+            <w:r>
+              <w:rPr>
+                <w:b/>
+                <w:bCs/>
               </w:rPr>
               <w:t xml:space="preserve">A. 부상</w:t>
             </w:r>
@@ -2383,12 +2239,11 @@
           <w:p>
             <w:pPr>
               <w:pStyle w:val="Compact"/>
-              <w:jc w:val="left"/>
-            </w:pPr>
-            <w:r>
-              <w:rPr>
-                <w:bCs/>
-                <w:b/>
+            </w:pPr>
+            <w:r>
+              <w:rPr>
+                <w:b/>
+                <w:bCs/>
               </w:rPr>
               <w:t xml:space="preserve">수익을 만든다</w:t>
             </w:r>
@@ -2399,7 +2254,6 @@
           <w:p>
             <w:pPr>
               <w:pStyle w:val="Compact"/>
-              <w:jc w:val="left"/>
             </w:pPr>
             <w:r>
               <w:t xml:space="preserve">보험, 신발·장비, 짐배송</w:t>
@@ -2420,29 +2274,15 @@
       </w:r>
       <w:r>
         <w:rPr>
+          <w:b/>
           <w:bCs/>
+        </w:rPr>
+        <w:t xml:space="preserve">“숙소 어떡하지”</w:t>
+      </w:r>
+      <w:r>
+        <w:rPr>
           <w:b/>
-        </w:rPr>
-        <w:t xml:space="preserve">“</w:t>
-      </w:r>
-      <w:r>
-        <w:rPr>
           <w:bCs/>
-          <w:b/>
-        </w:rPr>
-        <w:t xml:space="preserve">숙소 어떡하지</w:t>
-      </w:r>
-      <w:r>
-        <w:rPr>
-          <w:bCs/>
-          <w:b/>
-        </w:rPr>
-        <w:t xml:space="preserve">”</w:t>
-      </w:r>
-      <w:r>
-        <w:rPr>
-          <w:bCs/>
-          <w:b/>
         </w:rPr>
         <w:t xml:space="preserve">로 온다.</w:t>
       </w:r>
@@ -2459,8 +2299,8 @@
       </w:pPr>
       <w:r>
         <w:rPr>
+          <w:b/>
           <w:bCs/>
-          <w:b/>
         </w:rPr>
         <w:t xml:space="preserve">그리고 A축은 대체 불가능하다.</w:t>
       </w:r>
@@ -2471,8 +2311,8 @@
         <w:t xml:space="preserve">예약 플랫폼도, 패키지도, 번역기도 부상을 막아주지 않는다.</w:t>
       </w:r>
     </w:p>
-    <w:bookmarkEnd w:id="30"/>
-    <w:bookmarkStart w:id="31" w:name="수익원"/>
+    <w:bookmarkEnd w:id="19"/>
+    <w:bookmarkStart w:id="20" w:name="수익원"/>
     <w:p>
       <w:pPr>
         <w:pStyle w:val="Heading3"/>
@@ -2486,7 +2326,6 @@
         <w:tblStyle w:val="Table"/>
         <w:tblW w:type="auto" w:w="0"/>
         <w:tblLook w:firstRow="1" w:lastRow="0" w:firstColumn="0" w:lastColumn="0" w:noHBand="0" w:noVBand="0" w:val="0020"/>
-        <w:jc w:val="start"/>
       </w:tblPr>
       <w:tblGrid>
         <w:gridCol w:w="1980"/>
@@ -2496,14 +2335,13 @@
       </w:tblGrid>
       <w:tr>
         <w:trPr>
-          <w:tblHeader w:val="true"/>
+          <w:tblHeader w:val="on"/>
         </w:trPr>
         <w:tc>
           <w:tcPr/>
           <w:p>
             <w:pPr>
               <w:pStyle w:val="Compact"/>
-              <w:jc w:val="left"/>
             </w:pPr>
             <w:r>
               <w:t xml:space="preserve">#</w:t>
@@ -2515,7 +2353,6 @@
           <w:p>
             <w:pPr>
               <w:pStyle w:val="Compact"/>
-              <w:jc w:val="left"/>
             </w:pPr>
             <w:r>
               <w:t xml:space="preserve">항목</w:t>
@@ -2527,7 +2364,6 @@
           <w:p>
             <w:pPr>
               <w:pStyle w:val="Compact"/>
-              <w:jc w:val="left"/>
             </w:pPr>
             <w:r>
               <w:t xml:space="preserve">축</w:t>
@@ -2539,7 +2375,6 @@
           <w:p>
             <w:pPr>
               <w:pStyle w:val="Compact"/>
-              <w:jc w:val="left"/>
             </w:pPr>
             <w:r>
               <w:t xml:space="preserve">인당</w:t>
@@ -2553,7 +2388,6 @@
           <w:p>
             <w:pPr>
               <w:pStyle w:val="Compact"/>
-              <w:jc w:val="left"/>
             </w:pPr>
             <w:r>
               <w:t xml:space="preserve">R1</w:t>
@@ -2565,12 +2399,11 @@
           <w:p>
             <w:pPr>
               <w:pStyle w:val="Compact"/>
-              <w:jc w:val="left"/>
-            </w:pPr>
-            <w:r>
-              <w:rPr>
-                <w:bCs/>
-                <w:b/>
+            </w:pPr>
+            <w:r>
+              <w:rPr>
+                <w:b/>
+                <w:bCs/>
               </w:rPr>
               <w:t xml:space="preserve">여행자 보험 제휴</w:t>
             </w:r>
@@ -2581,7 +2414,6 @@
           <w:p>
             <w:pPr>
               <w:pStyle w:val="Compact"/>
-              <w:jc w:val="left"/>
             </w:pPr>
             <w:r>
               <w:t xml:space="preserve">A</w:t>
@@ -2593,7 +2425,6 @@
           <w:p>
             <w:pPr>
               <w:pStyle w:val="Compact"/>
-              <w:jc w:val="left"/>
             </w:pPr>
             <w:r>
               <w:t xml:space="preserve">2~5만</w:t>
@@ -2607,7 +2438,6 @@
           <w:p>
             <w:pPr>
               <w:pStyle w:val="Compact"/>
-              <w:jc w:val="left"/>
             </w:pPr>
             <w:r>
               <w:t xml:space="preserve">R2</w:t>
@@ -2619,12 +2449,11 @@
           <w:p>
             <w:pPr>
               <w:pStyle w:val="Compact"/>
-              <w:jc w:val="left"/>
-            </w:pPr>
-            <w:r>
-              <w:rPr>
-                <w:bCs/>
-                <w:b/>
+            </w:pPr>
+            <w:r>
+              <w:rPr>
+                <w:b/>
+                <w:bCs/>
               </w:rPr>
               <w:t xml:space="preserve">신발·장비 커머스</w:t>
             </w:r>
@@ -2635,7 +2464,6 @@
           <w:p>
             <w:pPr>
               <w:pStyle w:val="Compact"/>
-              <w:jc w:val="left"/>
             </w:pPr>
             <w:r>
               <w:t xml:space="preserve">A</w:t>
@@ -2647,7 +2475,6 @@
           <w:p>
             <w:pPr>
               <w:pStyle w:val="Compact"/>
-              <w:jc w:val="left"/>
             </w:pPr>
             <w:r>
               <w:t xml:space="preserve">3~8만</w:t>
@@ -2661,7 +2488,6 @@
           <w:p>
             <w:pPr>
               <w:pStyle w:val="Compact"/>
-              <w:jc w:val="left"/>
             </w:pPr>
             <w:r>
               <w:t xml:space="preserve">R3</w:t>
@@ -2673,7 +2499,6 @@
           <w:p>
             <w:pPr>
               <w:pStyle w:val="Compact"/>
-              <w:jc w:val="left"/>
             </w:pPr>
             <w:r>
               <w:t xml:space="preserve">숙소 예약 제휴</w:t>
@@ -2685,7 +2510,6 @@
           <w:p>
             <w:pPr>
               <w:pStyle w:val="Compact"/>
-              <w:jc w:val="left"/>
             </w:pPr>
             <w:r>
               <w:t xml:space="preserve">B</w:t>
@@ -2697,7 +2521,6 @@
           <w:p>
             <w:pPr>
               <w:pStyle w:val="Compact"/>
-              <w:jc w:val="left"/>
             </w:pPr>
             <w:r>
               <w:t xml:space="preserve">1~3만</w:t>
@@ -2711,7 +2534,6 @@
           <w:p>
             <w:pPr>
               <w:pStyle w:val="Compact"/>
-              <w:jc w:val="left"/>
             </w:pPr>
             <w:r>
               <w:t xml:space="preserve">R4</w:t>
@@ -2723,7 +2545,6 @@
           <w:p>
             <w:pPr>
               <w:pStyle w:val="Compact"/>
-              <w:jc w:val="left"/>
             </w:pPr>
             <w:r>
               <w:t xml:space="preserve">짐 배송 연계</w:t>
@@ -2735,7 +2556,6 @@
           <w:p>
             <w:pPr>
               <w:pStyle w:val="Compact"/>
-              <w:jc w:val="left"/>
             </w:pPr>
             <w:r>
               <w:t xml:space="preserve">A+B</w:t>
@@ -2747,7 +2567,6 @@
           <w:p>
             <w:pPr>
               <w:pStyle w:val="Compact"/>
-              <w:jc w:val="left"/>
             </w:pPr>
             <w:r>
               <w:t xml:space="preserve">1~2만</w:t>
@@ -2761,7 +2580,6 @@
           <w:p>
             <w:pPr>
               <w:pStyle w:val="Compact"/>
-              <w:jc w:val="left"/>
             </w:pPr>
             <w:r>
               <w:t xml:space="preserve">R5</w:t>
@@ -2773,12 +2591,11 @@
           <w:p>
             <w:pPr>
               <w:pStyle w:val="Compact"/>
-              <w:jc w:val="left"/>
-            </w:pPr>
-            <w:r>
-              <w:rPr>
-                <w:bCs/>
-                <w:b/>
+            </w:pPr>
+            <w:r>
+              <w:rPr>
+                <w:b/>
+                <w:bCs/>
               </w:rPr>
               <w:t xml:space="preserve">반패키지 상품</w:t>
             </w:r>
@@ -2789,7 +2606,6 @@
           <w:p>
             <w:pPr>
               <w:pStyle w:val="Compact"/>
-              <w:jc w:val="left"/>
             </w:pPr>
             <w:r>
               <w:t xml:space="preserve">A+B</w:t>
@@ -2801,7 +2617,6 @@
           <w:p>
             <w:pPr>
               <w:pStyle w:val="Compact"/>
-              <w:jc w:val="left"/>
             </w:pPr>
             <w:r>
               <w:t xml:space="preserve">20~50만</w:t>
@@ -2815,7 +2630,6 @@
           <w:p>
             <w:pPr>
               <w:pStyle w:val="Compact"/>
-              <w:jc w:val="left"/>
             </w:pPr>
             <w:r>
               <w:t xml:space="preserve">R6</w:t>
@@ -2827,7 +2641,6 @@
           <w:p>
             <w:pPr>
               <w:pStyle w:val="Compact"/>
-              <w:jc w:val="left"/>
             </w:pPr>
             <w:r>
               <w:t xml:space="preserve">여행사 송객</w:t>
@@ -2839,7 +2652,6 @@
           <w:p>
             <w:pPr>
               <w:pStyle w:val="Compact"/>
-              <w:jc w:val="left"/>
             </w:pPr>
             <w:r>
               <w:t xml:space="preserve">—</w:t>
@@ -2851,7 +2663,6 @@
           <w:p>
             <w:pPr>
               <w:pStyle w:val="Compact"/>
-              <w:jc w:val="left"/>
             </w:pPr>
             <w:r>
               <w:t xml:space="preserve">20~40만</w:t>
@@ -2865,7 +2676,6 @@
           <w:p>
             <w:pPr>
               <w:pStyle w:val="Compact"/>
-              <w:jc w:val="left"/>
             </w:pPr>
             <w:r>
               <w:t xml:space="preserve">R7</w:t>
@@ -2877,7 +2687,6 @@
           <w:p>
             <w:pPr>
               <w:pStyle w:val="Compact"/>
-              <w:jc w:val="left"/>
             </w:pPr>
             <w:r>
               <w:t xml:space="preserve">완주 실물 세트</w:t>
@@ -2889,7 +2698,6 @@
           <w:p>
             <w:pPr>
               <w:pStyle w:val="Compact"/>
-              <w:jc w:val="left"/>
             </w:pPr>
             <w:r>
               <w:t xml:space="preserve">—</w:t>
@@ -2901,7 +2709,6 @@
           <w:p>
             <w:pPr>
               <w:pStyle w:val="Compact"/>
-              <w:jc w:val="left"/>
             </w:pPr>
             <w:r>
               <w:t xml:space="preserve">3~8만</w:t>
@@ -2915,7 +2722,6 @@
           <w:p>
             <w:pPr>
               <w:pStyle w:val="Compact"/>
-              <w:jc w:val="left"/>
             </w:pPr>
             <w:r>
               <w:t xml:space="preserve">R8</w:t>
@@ -2927,7 +2733,6 @@
           <w:p>
             <w:pPr>
               <w:pStyle w:val="Compact"/>
-              <w:jc w:val="left"/>
             </w:pPr>
             <w:r>
               <w:t xml:space="preserve">B2B 단체 순례</w:t>
@@ -2939,7 +2744,6 @@
           <w:p>
             <w:pPr>
               <w:pStyle w:val="Compact"/>
-              <w:jc w:val="left"/>
             </w:pPr>
             <w:r>
               <w:t xml:space="preserve">A+B</w:t>
@@ -2951,7 +2755,6 @@
           <w:p>
             <w:pPr>
               <w:pStyle w:val="Compact"/>
-              <w:jc w:val="left"/>
             </w:pPr>
             <w:r>
               <w:t xml:space="preserve">건당 50~100만</w:t>
@@ -2972,8 +2775,8 @@
       </w:r>
       <w:r>
         <w:rPr>
+          <w:b/>
           <w:bCs/>
-          <w:b/>
         </w:rPr>
         <w:t xml:space="preserve">무료</w:t>
       </w:r>
@@ -2981,8 +2784,8 @@
         <w:t xml:space="preserve">다. 유료화는 도달률의 상한을 만들기 때문이다. 수익은 사용자가 어차피 쓸 돈에서 나온다.</w:t>
       </w:r>
     </w:p>
-    <w:bookmarkEnd w:id="31"/>
-    <w:bookmarkStart w:id="35" w:name="b-제품이-실제로-하는-일"/>
+    <w:bookmarkEnd w:id="20"/>
+    <w:bookmarkStart w:id="24" w:name="b-제품이-실제로-하는-일"/>
     <w:p>
       <w:pPr>
         <w:pStyle w:val="Heading3"/>
@@ -2995,8 +2798,8 @@
       <w:tblPr>
         <w:tblStyle w:val="Table"/>
         <w:tblW w:type="pct" w:w="5000"/>
+        <w:tblLayout w:type="fixed"/>
         <w:tblLook w:firstRow="1" w:lastRow="0" w:firstColumn="0" w:lastColumn="0" w:noHBand="0" w:noVBand="0" w:val="0020"/>
-        <w:jc w:val="start"/>
       </w:tblPr>
       <w:tblGrid>
         <w:gridCol w:w="3960"/>
@@ -3004,14 +2807,13 @@
       </w:tblGrid>
       <w:tr>
         <w:trPr>
-          <w:tblHeader w:val="true"/>
+          <w:tblHeader w:val="on"/>
         </w:trPr>
         <w:tc>
           <w:tcPr/>
           <w:p>
             <w:pPr>
               <w:pStyle w:val="Compact"/>
-              <w:jc w:val="left"/>
             </w:pPr>
             <w:r>
               <w:t xml:space="preserve">시점</w:t>
@@ -3023,7 +2825,6 @@
           <w:p>
             <w:pPr>
               <w:pStyle w:val="Compact"/>
-              <w:jc w:val="left"/>
             </w:pPr>
             <w:r>
               <w:t xml:space="preserve">기능</w:t>
@@ -3037,7 +2838,6 @@
           <w:p>
             <w:pPr>
               <w:pStyle w:val="Compact"/>
-              <w:jc w:val="left"/>
             </w:pPr>
             <w:r>
               <w:t xml:space="preserve">준비</w:t>
@@ -3049,7 +2849,6 @@
           <w:p>
             <w:pPr>
               <w:pStyle w:val="Compact"/>
-              <w:jc w:val="left"/>
             </w:pPr>
             <w:r>
               <w:t xml:space="preserve">부상 회피 일정 설계 ·</w:t>
@@ -3059,8 +2858,8 @@
             </w:r>
             <w:r>
               <w:rPr>
-                <w:bCs/>
-                <w:b/>
+                <w:b/>
+                <w:bCs/>
               </w:rPr>
               <w:t xml:space="preserve">갈림길 11곳 추천</w:t>
             </w:r>
@@ -3079,7 +2878,6 @@
           <w:p>
             <w:pPr>
               <w:pStyle w:val="Compact"/>
-              <w:jc w:val="left"/>
             </w:pPr>
             <w:r>
               <w:t xml:space="preserve">길 위</w:t>
@@ -3091,7 +2889,6 @@
           <w:p>
             <w:pPr>
               <w:pStyle w:val="Compact"/>
-              <w:jc w:val="left"/>
             </w:pPr>
             <w:r>
               <w:t xml:space="preserve">오늘 구간 ·</w:t>
@@ -3100,13 +2897,7 @@
               <w:t xml:space="preserve"> </w:t>
             </w:r>
             <w:r>
-              <w:t xml:space="preserve">“</w:t>
-            </w:r>
-            <w:r>
-              <w:t xml:space="preserve">서두를 필요 있나요?</w:t>
-            </w:r>
-            <w:r>
-              <w:t xml:space="preserve">”</w:t>
+              <w:t xml:space="preserve">“서두를 필요 있나요?”</w:t>
             </w:r>
             <w:r>
               <w:t xml:space="preserve"> </w:t>
@@ -3119,8 +2910,8 @@
             </w:r>
             <w:r>
               <w:rPr>
-                <w:bCs/>
-                <w:b/>
+                <w:b/>
+                <w:bCs/>
               </w:rPr>
               <w:t xml:space="preserve">보여주기 카드 23장</w:t>
             </w:r>
@@ -3135,8 +2926,8 @@
             </w:r>
             <w:r>
               <w:rPr>
-                <w:bCs/>
-                <w:b/>
+                <w:b/>
+                <w:bCs/>
               </w:rPr>
               <w:t xml:space="preserve">Plan B</w:t>
             </w:r>
@@ -3155,7 +2946,6 @@
           <w:p>
             <w:pPr>
               <w:pStyle w:val="Compact"/>
-              <w:jc w:val="left"/>
             </w:pPr>
             <w:r>
               <w:t xml:space="preserve">완주 후</w:t>
@@ -3167,12 +2957,11 @@
           <w:p>
             <w:pPr>
               <w:pStyle w:val="Compact"/>
-              <w:jc w:val="left"/>
-            </w:pPr>
-            <w:r>
-              <w:rPr>
-                <w:bCs/>
-                <w:b/>
+            </w:pPr>
+            <w:r>
+              <w:rPr>
+                <w:b/>
+                <w:bCs/>
               </w:rPr>
               <w:t xml:space="preserve">안개 지도</w:t>
             </w:r>
@@ -3180,13 +2969,23 @@
               <w:t xml:space="preserve"> </w:t>
             </w:r>
             <w:r>
-              <w:t xml:space="preserve">· 세요 아카이브 · 숫자 카드 · 이중 순례자 안내 · 실물 상품</w:t>
+              <w:t xml:space="preserve">· 세요 아카이브 · 숫자 카드 · 이중 순례자 안내 ·</w:t>
+            </w:r>
+            <w:r>
+              <w:t xml:space="preserve"> </w:t>
+            </w:r>
+            <w:r>
+              <w:rPr>
+                <w:b/>
+                <w:bCs/>
+              </w:rPr>
+              <w:t xml:space="preserve">실물 상품(유료, 90/10 원칙 — 나머지는 전부 무료)</w:t>
             </w:r>
           </w:p>
         </w:tc>
       </w:tr>
     </w:tbl>
-    <w:bookmarkStart w:id="32" w:name="프랑스-길은-하나의-선이-아니다"/>
+    <w:bookmarkStart w:id="21" w:name="프랑스-길은-하나의-선이-아니다"/>
     <w:p>
       <w:pPr>
         <w:pStyle w:val="Heading4"/>
@@ -3201,8 +3000,8 @@
       </w:pPr>
       <w:r>
         <w:rPr>
+          <w:b/>
           <w:bCs/>
-          <w:b/>
         </w:rPr>
         <w:t xml:space="preserve">11곳에서 갈라졌다 다시 만난다.</w:t>
       </w:r>
@@ -3225,8 +3024,8 @@
       </w:r>
       <w:r>
         <w:rPr>
+          <w:b/>
           <w:bCs/>
-          <w:b/>
         </w:rPr>
         <w:t xml:space="preserve">나폴레옹(고지)</w:t>
       </w:r>
@@ -3241,8 +3040,8 @@
       </w:r>
       <w:r>
         <w:rPr>
+          <w:b/>
           <w:bCs/>
-          <w:b/>
         </w:rPr>
         <w:t xml:space="preserve">발카를로스(계곡)</w:t>
       </w:r>
@@ -3257,8 +3056,8 @@
       </w:r>
       <w:r>
         <w:rPr>
+          <w:b/>
           <w:bCs/>
-          <w:b/>
         </w:rPr>
         <w:t xml:space="preserve">나폴레옹은 11월 1일부터 3월 31일까지 폐쇄된다.</w:t>
       </w:r>
@@ -3275,8 +3074,8 @@
       </w:pPr>
       <w:r>
         <w:rPr>
+          <w:b/>
           <w:bCs/>
-          <w:b/>
         </w:rPr>
         <w:t xml:space="preserve">어느 앱도 이 선택을 도와주지 않는다.</w:t>
       </w:r>
@@ -3287,8 +3086,8 @@
         <w:t xml:space="preserve">우리는 출발일·체력·관심으로 추천하고 이유를 함께 보여준다.</w:t>
       </w:r>
     </w:p>
-    <w:bookmarkEnd w:id="32"/>
-    <w:bookmarkStart w:id="33" w:name="순례는-인천공항에서-시작한다"/>
+    <w:bookmarkEnd w:id="21"/>
+    <w:bookmarkStart w:id="22" w:name="순례는-인천공항에서-시작한다"/>
     <w:p>
       <w:pPr>
         <w:pStyle w:val="Heading4"/>
@@ -3303,8 +3102,8 @@
       </w:pPr>
       <w:r>
         <w:rPr>
+          <w:b/>
           <w:bCs/>
-          <w:b/>
         </w:rPr>
         <w:t xml:space="preserve">생장피드포르에 공항이 없다.</w:t>
       </w:r>
@@ -3319,8 +3118,8 @@
       </w:r>
       <w:r>
         <w:rPr>
+          <w:b/>
           <w:bCs/>
-          <w:b/>
         </w:rPr>
         <w:t xml:space="preserve">일정의 Day 0으로 넣는다.</w:t>
       </w:r>
@@ -3331,8 +3130,8 @@
       </w:pPr>
       <w:r>
         <w:rPr>
+          <w:b/>
           <w:bCs/>
-          <w:b/>
         </w:rPr>
         <w:t xml:space="preserve">여정 중 이동수단도 예외가 아니다.</w:t>
       </w:r>
@@ -3349,8 +3148,8 @@
       </w:pPr>
       <w:r>
         <w:rPr>
+          <w:b/>
           <w:bCs/>
-          <w:b/>
         </w:rPr>
         <w:t xml:space="preserve">우리는 이걸 일정 수립 단계에서 선택지로 제시한다.</w:t>
       </w:r>
@@ -3365,8 +3164,8 @@
       </w:r>
       <w:r>
         <w:rPr>
+          <w:b/>
           <w:bCs/>
-          <w:b/>
         </w:rPr>
         <w:t xml:space="preserve">어느 쪽도 권하지 않는다.</w:t>
       </w:r>
@@ -3383,8 +3182,8 @@
       </w:r>
       <w:r>
         <w:rPr>
+          <w:b/>
           <w:bCs/>
-          <w:b/>
         </w:rPr>
         <w:t xml:space="preserve">모두가 걷는 것도 아니다.</w:t>
       </w:r>
@@ -3399,14 +3198,14 @@
       </w:r>
       <w:r>
         <w:rPr>
+          <w:b/>
           <w:bCs/>
-          <w:b/>
         </w:rPr>
         <w:t xml:space="preserve">Phase 1~3은 도보를 우선하되 모델을 도보 전용으로 만들지 않는다.</w:t>
       </w:r>
     </w:p>
-    <w:bookmarkEnd w:id="33"/>
-    <w:bookmarkStart w:id="34" w:name="계획은-반드시-어긋난다"/>
+    <w:bookmarkEnd w:id="22"/>
+    <w:bookmarkStart w:id="23" w:name="계획은-반드시-어긋난다"/>
     <w:p>
       <w:pPr>
         <w:pStyle w:val="Heading4"/>
@@ -3427,8 +3226,8 @@
       </w:r>
       <w:r>
         <w:rPr>
+          <w:b/>
           <w:bCs/>
-          <w:b/>
         </w:rPr>
         <w:t xml:space="preserve">대안 4안(더 간다 / 되돌아간다 / 이동수단 / 사립 예약)</w:t>
       </w:r>
@@ -3445,8 +3244,8 @@
       </w:pPr>
       <w:r>
         <w:rPr>
+          <w:b/>
           <w:bCs/>
-          <w:b/>
         </w:rPr>
         <w:t xml:space="preserve">별도 화면이 아니라 각 날짜 카드 안에 접혀 있다.</w:t>
       </w:r>
@@ -3469,8 +3268,8 @@
       </w:r>
       <w:r>
         <w:rPr>
+          <w:b/>
           <w:bCs/>
-          <w:b/>
         </w:rPr>
         <w:t xml:space="preserve">2025년에 개정됐다.</w:t>
       </w:r>
@@ -3488,9 +3287,9 @@
         </w:pict>
       </w:r>
     </w:p>
-    <w:bookmarkEnd w:id="34"/>
-    <w:bookmarkEnd w:id="35"/>
-    <w:bookmarkStart w:id="39" w:name="반패키지-최대-기회"/>
+    <w:bookmarkEnd w:id="23"/>
+    <w:bookmarkEnd w:id="24"/>
+    <w:bookmarkStart w:id="28" w:name="반패키지-최대-기회"/>
     <w:p>
       <w:pPr>
         <w:pStyle w:val="Heading3"/>
@@ -3505,8 +3304,8 @@
       </w:pPr>
       <w:r>
         <w:rPr>
+          <w:b/>
           <w:bCs/>
-          <w:b/>
         </w:rPr>
         <w:t xml:space="preserve">패키지 고객 1명이 자유여행 고객 10~15명의 가치를 갖는다.</w:t>
       </w:r>
@@ -3516,7 +3315,6 @@
         <w:tblStyle w:val="Table"/>
         <w:tblW w:type="auto" w:w="0"/>
         <w:tblLook w:firstRow="1" w:lastRow="0" w:firstColumn="0" w:lastColumn="0" w:noHBand="0" w:noVBand="0" w:val="0020"/>
-        <w:jc w:val="start"/>
       </w:tblPr>
       <w:tblGrid>
         <w:gridCol w:w="3960"/>
@@ -3524,14 +3322,13 @@
       </w:tblGrid>
       <w:tr>
         <w:trPr>
-          <w:tblHeader w:val="true"/>
+          <w:tblHeader w:val="on"/>
         </w:trPr>
         <w:tc>
           <w:tcPr/>
           <w:p>
             <w:pPr>
               <w:pStyle w:val="Compact"/>
-              <w:jc w:val="left"/>
             </w:pPr>
             <w:r>
               <w:t xml:space="preserve">구분</w:t>
@@ -3543,7 +3340,6 @@
           <w:p>
             <w:pPr>
               <w:pStyle w:val="Compact"/>
-              <w:jc w:val="left"/>
             </w:pPr>
             <w:r>
               <w:t xml:space="preserve">우리 매출</w:t>
@@ -3557,7 +3353,6 @@
           <w:p>
             <w:pPr>
               <w:pStyle w:val="Compact"/>
-              <w:jc w:val="left"/>
             </w:pPr>
             <w:r>
               <w:t xml:space="preserve">자유여행 사용자</w:t>
@@ -3569,7 +3364,6 @@
           <w:p>
             <w:pPr>
               <w:pStyle w:val="Compact"/>
-              <w:jc w:val="left"/>
             </w:pPr>
             <w:r>
               <w:t xml:space="preserve">2~3만</w:t>
@@ -3583,12 +3377,11 @@
           <w:p>
             <w:pPr>
               <w:pStyle w:val="Compact"/>
-              <w:jc w:val="left"/>
-            </w:pPr>
-            <w:r>
-              <w:rPr>
-                <w:bCs/>
-                <w:b/>
+            </w:pPr>
+            <w:r>
+              <w:rPr>
+                <w:b/>
+                <w:bCs/>
               </w:rPr>
               <w:t xml:space="preserve">패키지 전환자</w:t>
             </w:r>
@@ -3599,12 +3392,11 @@
           <w:p>
             <w:pPr>
               <w:pStyle w:val="Compact"/>
-              <w:jc w:val="left"/>
-            </w:pPr>
-            <w:r>
-              <w:rPr>
-                <w:bCs/>
-                <w:b/>
+            </w:pPr>
+            <w:r>
+              <w:rPr>
+                <w:b/>
+                <w:bCs/>
               </w:rPr>
               <w:t xml:space="preserve">20~50만</w:t>
             </w:r>
@@ -3612,7 +3404,7 @@
         </w:tc>
       </w:tr>
     </w:tbl>
-    <w:bookmarkStart w:id="36" w:name="전환-가능-세그먼트"/>
+    <w:bookmarkStart w:id="25" w:name="전환-가능-세그먼트"/>
     <w:p>
       <w:pPr>
         <w:pStyle w:val="Heading4"/>
@@ -3626,7 +3418,6 @@
         <w:tblStyle w:val="Table"/>
         <w:tblW w:type="auto" w:w="0"/>
         <w:tblLook w:firstRow="1" w:lastRow="0" w:firstColumn="0" w:lastColumn="0" w:noHBand="0" w:noVBand="0" w:val="0020"/>
-        <w:jc w:val="start"/>
       </w:tblPr>
       <w:tblGrid>
         <w:gridCol w:w="2640"/>
@@ -3635,14 +3426,13 @@
       </w:tblGrid>
       <w:tr>
         <w:trPr>
-          <w:tblHeader w:val="true"/>
+          <w:tblHeader w:val="on"/>
         </w:trPr>
         <w:tc>
           <w:tcPr/>
           <w:p>
             <w:pPr>
               <w:pStyle w:val="Compact"/>
-              <w:jc w:val="left"/>
             </w:pPr>
             <w:r>
               <w:t xml:space="preserve">유형</w:t>
@@ -3654,7 +3444,6 @@
           <w:p>
             <w:pPr>
               <w:pStyle w:val="Compact"/>
-              <w:jc w:val="left"/>
             </w:pPr>
             <w:r>
               <w:t xml:space="preserve">비중</w:t>
@@ -3666,7 +3455,6 @@
           <w:p>
             <w:pPr>
               <w:pStyle w:val="Compact"/>
-              <w:jc w:val="left"/>
             </w:pPr>
             <w:r>
               <w:t xml:space="preserve">전환</w:t>
@@ -3680,12 +3468,11 @@
           <w:p>
             <w:pPr>
               <w:pStyle w:val="Compact"/>
-              <w:jc w:val="left"/>
-            </w:pPr>
-            <w:r>
-              <w:rPr>
-                <w:bCs/>
-                <w:b/>
+            </w:pPr>
+            <w:r>
+              <w:rPr>
+                <w:b/>
+                <w:bCs/>
               </w:rPr>
               <w:t xml:space="preserve">불안해서</w:t>
             </w:r>
@@ -3696,7 +3483,6 @@
           <w:p>
             <w:pPr>
               <w:pStyle w:val="Compact"/>
-              <w:jc w:val="left"/>
             </w:pPr>
             <w:r>
               <w:t xml:space="preserve">30%</w:t>
@@ -3708,7 +3494,6 @@
           <w:p>
             <w:pPr>
               <w:pStyle w:val="Compact"/>
-              <w:jc w:val="left"/>
             </w:pPr>
             <w:r>
               <w:t xml:space="preserve">✅</w:t>
@@ -3722,12 +3507,11 @@
           <w:p>
             <w:pPr>
               <w:pStyle w:val="Compact"/>
-              <w:jc w:val="left"/>
-            </w:pPr>
-            <w:r>
-              <w:rPr>
-                <w:bCs/>
-                <w:b/>
+            </w:pPr>
+            <w:r>
+              <w:rPr>
+                <w:b/>
+                <w:bCs/>
               </w:rPr>
               <w:t xml:space="preserve">시간이 없어서</w:t>
             </w:r>
@@ -3738,7 +3522,6 @@
           <w:p>
             <w:pPr>
               <w:pStyle w:val="Compact"/>
-              <w:jc w:val="left"/>
             </w:pPr>
             <w:r>
               <w:t xml:space="preserve">20%</w:t>
@@ -3750,7 +3533,6 @@
           <w:p>
             <w:pPr>
               <w:pStyle w:val="Compact"/>
-              <w:jc w:val="left"/>
             </w:pPr>
             <w:r>
               <w:t xml:space="preserve">✅</w:t>
@@ -3764,12 +3546,11 @@
           <w:p>
             <w:pPr>
               <w:pStyle w:val="Compact"/>
-              <w:jc w:val="left"/>
-            </w:pPr>
-            <w:r>
-              <w:rPr>
-                <w:bCs/>
-                <w:b/>
+            </w:pPr>
+            <w:r>
+              <w:rPr>
+                <w:b/>
+                <w:bCs/>
               </w:rPr>
               <w:t xml:space="preserve">가족이 걱정해서</w:t>
             </w:r>
@@ -3780,7 +3561,6 @@
           <w:p>
             <w:pPr>
               <w:pStyle w:val="Compact"/>
-              <w:jc w:val="left"/>
             </w:pPr>
             <w:r>
               <w:t xml:space="preserve">15%</w:t>
@@ -3792,7 +3572,6 @@
           <w:p>
             <w:pPr>
               <w:pStyle w:val="Compact"/>
-              <w:jc w:val="left"/>
             </w:pPr>
             <w:r>
               <w:t xml:space="preserve">✅</w:t>
@@ -3806,7 +3585,6 @@
           <w:p>
             <w:pPr>
               <w:pStyle w:val="Compact"/>
-              <w:jc w:val="left"/>
             </w:pPr>
             <w:r>
               <w:t xml:space="preserve">언어가 두려워서</w:t>
@@ -3818,7 +3596,6 @@
           <w:p>
             <w:pPr>
               <w:pStyle w:val="Compact"/>
-              <w:jc w:val="left"/>
             </w:pPr>
             <w:r>
               <w:t xml:space="preserve">15%</w:t>
@@ -3830,7 +3607,6 @@
           <w:p>
             <w:pPr>
               <w:pStyle w:val="Compact"/>
-              <w:jc w:val="left"/>
             </w:pPr>
             <w:r>
               <w:t xml:space="preserve">🟡</w:t>
@@ -3844,7 +3620,6 @@
           <w:p>
             <w:pPr>
               <w:pStyle w:val="Compact"/>
-              <w:jc w:val="left"/>
             </w:pPr>
             <w:r>
               <w:t xml:space="preserve">혼자가 외로워서</w:t>
@@ -3856,7 +3631,6 @@
           <w:p>
             <w:pPr>
               <w:pStyle w:val="Compact"/>
-              <w:jc w:val="left"/>
             </w:pPr>
             <w:r>
               <w:t xml:space="preserve">10%</w:t>
@@ -3868,7 +3642,6 @@
           <w:p>
             <w:pPr>
               <w:pStyle w:val="Compact"/>
-              <w:jc w:val="left"/>
             </w:pPr>
             <w:r>
               <w:t xml:space="preserve">❌</w:t>
@@ -3882,7 +3655,6 @@
           <w:p>
             <w:pPr>
               <w:pStyle w:val="Compact"/>
-              <w:jc w:val="left"/>
             </w:pPr>
             <w:r>
               <w:t xml:space="preserve">진짜 편하고 싶어서</w:t>
@@ -3894,7 +3666,6 @@
           <w:p>
             <w:pPr>
               <w:pStyle w:val="Compact"/>
-              <w:jc w:val="left"/>
             </w:pPr>
             <w:r>
               <w:t xml:space="preserve">10%</w:t>
@@ -3906,7 +3677,6 @@
           <w:p>
             <w:pPr>
               <w:pStyle w:val="Compact"/>
-              <w:jc w:val="left"/>
             </w:pPr>
             <w:r>
               <w:t xml:space="preserve">❌</w:t>
@@ -3921,14 +3691,14 @@
       </w:pPr>
       <w:r>
         <w:rPr>
+          <w:b/>
           <w:bCs/>
-          <w:b/>
         </w:rPr>
         <w:t xml:space="preserve">65%가 전환 가능 시장이다.</w:t>
       </w:r>
     </w:p>
-    <w:bookmarkEnd w:id="36"/>
-    <w:bookmarkStart w:id="37" w:name="상품-두-단계"/>
+    <w:bookmarkEnd w:id="25"/>
+    <w:bookmarkStart w:id="26" w:name="상품-두-단계"/>
     <w:p>
       <w:pPr>
         <w:pStyle w:val="Heading4"/>
@@ -3941,8 +3711,8 @@
       <w:tblPr>
         <w:tblStyle w:val="Table"/>
         <w:tblW w:type="pct" w:w="5000"/>
+        <w:tblLayout w:type="fixed"/>
         <w:tblLook w:firstRow="1" w:lastRow="0" w:firstColumn="0" w:lastColumn="0" w:noHBand="0" w:noVBand="0" w:val="0020"/>
-        <w:jc w:val="start"/>
       </w:tblPr>
       <w:tblGrid>
         <w:gridCol w:w="2640"/>
@@ -3951,14 +3721,13 @@
       </w:tblGrid>
       <w:tr>
         <w:trPr>
-          <w:tblHeader w:val="true"/>
+          <w:tblHeader w:val="on"/>
         </w:trPr>
         <w:tc>
           <w:tcPr/>
           <w:p>
             <w:pPr>
               <w:pStyle w:val="Compact"/>
-              <w:jc w:val="left"/>
             </w:pPr>
             <w:r>
               <w:t xml:space="preserve">상품</w:t>
@@ -3970,7 +3739,6 @@
           <w:p>
             <w:pPr>
               <w:pStyle w:val="Compact"/>
-              <w:jc w:val="left"/>
             </w:pPr>
             <w:r>
               <w:t xml:space="preserve">가격</w:t>
@@ -3982,7 +3750,6 @@
           <w:p>
             <w:pPr>
               <w:pStyle w:val="Compact"/>
-              <w:jc w:val="left"/>
             </w:pPr>
             <w:r>
               <w:t xml:space="preserve">내용</w:t>
@@ -3996,12 +3763,11 @@
           <w:p>
             <w:pPr>
               <w:pStyle w:val="Compact"/>
-              <w:jc w:val="left"/>
-            </w:pPr>
-            <w:r>
-              <w:rPr>
-                <w:bCs/>
-                <w:b/>
+            </w:pPr>
+            <w:r>
+              <w:rPr>
+                <w:b/>
+                <w:bCs/>
               </w:rPr>
               <w:t xml:space="preserve">안심 준비</w:t>
             </w:r>
@@ -4012,7 +3778,6 @@
           <w:p>
             <w:pPr>
               <w:pStyle w:val="Compact"/>
-              <w:jc w:val="left"/>
             </w:pPr>
             <w:r>
               <w:t xml:space="preserve">15~25만</w:t>
@@ -4024,7 +3789,6 @@
           <w:p>
             <w:pPr>
               <w:pStyle w:val="Compact"/>
-              <w:jc w:val="left"/>
             </w:pPr>
             <w:r>
               <w:t xml:space="preserve">일정 설계,</w:t>
@@ -4034,8 +3798,8 @@
             </w:r>
             <w:r>
               <w:rPr>
-                <w:bCs/>
-                <w:b/>
+                <w:b/>
+                <w:bCs/>
               </w:rPr>
               <w:t xml:space="preserve">갈림길 선택</w:t>
             </w:r>
@@ -4047,8 +3811,8 @@
             </w:r>
             <w:r>
               <w:rPr>
-                <w:bCs/>
-                <w:b/>
+                <w:b/>
+                <w:bCs/>
               </w:rPr>
               <w:t xml:space="preserve">일자별 상세</w:t>
             </w:r>
@@ -4060,8 +3824,8 @@
             </w:r>
             <w:r>
               <w:rPr>
-                <w:bCs/>
-                <w:b/>
+                <w:b/>
+                <w:bCs/>
               </w:rPr>
               <w:t xml:space="preserve">실행은 본인</w:t>
             </w:r>
@@ -4074,12 +3838,11 @@
           <w:p>
             <w:pPr>
               <w:pStyle w:val="Compact"/>
-              <w:jc w:val="left"/>
-            </w:pPr>
-            <w:r>
-              <w:rPr>
-                <w:bCs/>
-                <w:b/>
+            </w:pPr>
+            <w:r>
+              <w:rPr>
+                <w:b/>
+                <w:bCs/>
               </w:rPr>
               <w:t xml:space="preserve">안심 동행</w:t>
             </w:r>
@@ -4090,7 +3853,6 @@
           <w:p>
             <w:pPr>
               <w:pStyle w:val="Compact"/>
-              <w:jc w:val="left"/>
             </w:pPr>
             <w:r>
               <w:t xml:space="preserve">40~60만</w:t>
@@ -4102,7 +3864,6 @@
           <w:p>
             <w:pPr>
               <w:pStyle w:val="Compact"/>
-              <w:jc w:val="left"/>
             </w:pPr>
             <w:r>
               <w:t xml:space="preserve">위 전부 +</w:t>
@@ -4112,8 +3873,8 @@
             </w:r>
             <w:r>
               <w:rPr>
-                <w:bCs/>
-                <w:b/>
+                <w:b/>
+                <w:bCs/>
               </w:rPr>
               <w:t xml:space="preserve">실제 예약 대행</w:t>
             </w:r>
@@ -4124,8 +3885,8 @@
         </w:tc>
       </w:tr>
     </w:tbl>
-    <w:bookmarkEnd w:id="37"/>
-    <w:bookmarkStart w:id="38" w:name="가족-안심-세트"/>
+    <w:bookmarkEnd w:id="26"/>
+    <w:bookmarkStart w:id="27" w:name="가족-안심-세트"/>
     <w:p>
       <w:pPr>
         <w:pStyle w:val="Heading4"/>
@@ -4140,8 +3901,8 @@
       </w:pPr>
       <w:r>
         <w:rPr>
+          <w:b/>
           <w:bCs/>
-          <w:b/>
         </w:rPr>
         <w:t xml:space="preserve">60대 부모를 보내는 자녀가 결제자인 경우가 많다.</w:t>
       </w:r>
@@ -4160,8 +3921,8 @@
       </w:pPr>
       <w:r>
         <w:rPr>
+          <w:b/>
           <w:bCs/>
-          <w:b/>
         </w:rPr>
         <w:t xml:space="preserve">원가가 거의 0이고 여행사도 제대로 팔지 않는다. 자녀가 부모에게 사주는 상품이 된다.</w:t>
       </w:r>
@@ -4177,21 +3938,15 @@
         <w:t xml:space="preserve"> </w:t>
       </w:r>
       <w:r>
-        <w:t xml:space="preserve">“</w:t>
-      </w:r>
-      <w:r>
-        <w:t xml:space="preserve">도착했다</w:t>
-      </w:r>
-      <w:r>
-        <w:t xml:space="preserve">”</w:t>
+        <w:t xml:space="preserve">“도착했다”</w:t>
       </w:r>
       <w:r>
         <w:t xml:space="preserve">는 사실만 순례자가 직접 전달한다.</w:t>
       </w:r>
     </w:p>
-    <w:bookmarkEnd w:id="38"/>
-    <w:bookmarkEnd w:id="39"/>
-    <w:bookmarkStart w:id="40" w:name="여행사와의-관계"/>
+    <w:bookmarkEnd w:id="27"/>
+    <w:bookmarkEnd w:id="28"/>
+    <w:bookmarkStart w:id="29" w:name="여행사와의-관계"/>
     <w:p>
       <w:pPr>
         <w:pStyle w:val="Heading3"/>
@@ -4206,8 +3961,8 @@
       </w:pPr>
       <w:r>
         <w:rPr>
+          <w:b/>
           <w:bCs/>
-          <w:b/>
         </w:rPr>
         <w:t xml:space="preserve">경쟁이 아니라 파이를 넓히는 구조다.</w:t>
       </w:r>
@@ -4265,8 +4020,8 @@
       </w:r>
       <w:r>
         <w:rPr>
+          <w:b/>
           <w:bCs/>
-          <w:b/>
         </w:rPr>
         <w:t xml:space="preserve">없던 상품 라인</w:t>
       </w:r>
@@ -4284,8 +4039,8 @@
       </w:r>
       <w:r>
         <w:rPr>
+          <w:b/>
           <w:bCs/>
-          <w:b/>
         </w:rPr>
         <w:t xml:space="preserve">패키지가 맞는 사용자는 우리가 여행사로 안내한다.</w:t>
       </w:r>
@@ -4297,9 +4052,9 @@
         </w:pict>
       </w:r>
     </w:p>
-    <w:bookmarkEnd w:id="40"/>
-    <w:bookmarkEnd w:id="41"/>
-    <w:bookmarkStart w:id="45" w:name="시장-진입"/>
+    <w:bookmarkEnd w:id="29"/>
+    <w:bookmarkEnd w:id="30"/>
+    <w:bookmarkStart w:id="34" w:name="시장-진입"/>
     <w:p>
       <w:pPr>
         <w:pStyle w:val="Heading2"/>
@@ -4308,7 +4063,7 @@
         <w:t xml:space="preserve">5. 시장 진입</w:t>
       </w:r>
     </w:p>
-    <w:bookmarkStart w:id="42" w:name="검색이-유일한-관문"/>
+    <w:bookmarkStart w:id="31" w:name="검색이-유일한-관문"/>
     <w:p>
       <w:pPr>
         <w:pStyle w:val="Heading3"/>
@@ -4322,7 +4077,6 @@
         <w:tblStyle w:val="Table"/>
         <w:tblW w:type="auto" w:w="0"/>
         <w:tblLook w:firstRow="1" w:lastRow="0" w:firstColumn="0" w:lastColumn="0" w:noHBand="0" w:noVBand="0" w:val="0020"/>
-        <w:jc w:val="start"/>
       </w:tblPr>
       <w:tblGrid>
         <w:gridCol w:w="2640"/>
@@ -4331,14 +4085,13 @@
       </w:tblGrid>
       <w:tr>
         <w:trPr>
-          <w:tblHeader w:val="true"/>
+          <w:tblHeader w:val="on"/>
         </w:trPr>
         <w:tc>
           <w:tcPr/>
           <w:p>
             <w:pPr>
               <w:pStyle w:val="Compact"/>
-              <w:jc w:val="left"/>
             </w:pPr>
             <w:r>
               <w:t xml:space="preserve">관문</w:t>
@@ -4350,7 +4103,6 @@
           <w:p>
             <w:pPr>
               <w:pStyle w:val="Compact"/>
-              <w:jc w:val="left"/>
             </w:pPr>
             <w:r>
               <w:t xml:space="preserve">통과율</w:t>
@@ -4362,7 +4114,6 @@
           <w:p>
             <w:pPr>
               <w:pStyle w:val="Compact"/>
-              <w:jc w:val="left"/>
             </w:pPr>
             <w:r>
               <w:t xml:space="preserve">장악 가능성</w:t>
@@ -4376,12 +4127,11 @@
           <w:p>
             <w:pPr>
               <w:pStyle w:val="Compact"/>
-              <w:jc w:val="left"/>
-            </w:pPr>
-            <w:r>
-              <w:rPr>
-                <w:bCs/>
-                <w:b/>
+            </w:pPr>
+            <w:r>
+              <w:rPr>
+                <w:b/>
+                <w:bCs/>
               </w:rPr>
               <w:t xml:space="preserve">검색 (네이버·구글)</w:t>
             </w:r>
@@ -4392,12 +4142,11 @@
           <w:p>
             <w:pPr>
               <w:pStyle w:val="Compact"/>
-              <w:jc w:val="left"/>
-            </w:pPr>
-            <w:r>
-              <w:rPr>
-                <w:bCs/>
-                <w:b/>
+            </w:pPr>
+            <w:r>
+              <w:rPr>
+                <w:b/>
+                <w:bCs/>
               </w:rPr>
               <w:t xml:space="preserve">~100%</w:t>
             </w:r>
@@ -4408,12 +4157,11 @@
           <w:p>
             <w:pPr>
               <w:pStyle w:val="Compact"/>
-              <w:jc w:val="left"/>
-            </w:pPr>
-            <w:r>
-              <w:rPr>
-                <w:bCs/>
-                <w:b/>
+            </w:pPr>
+            <w:r>
+              <w:rPr>
+                <w:b/>
+                <w:bCs/>
               </w:rPr>
               <w:t xml:space="preserve">높음</w:t>
             </w:r>
@@ -4426,7 +4174,6 @@
           <w:p>
             <w:pPr>
               <w:pStyle w:val="Compact"/>
-              <w:jc w:val="left"/>
             </w:pPr>
             <w:r>
               <w:t xml:space="preserve">장비 구매</w:t>
@@ -4438,7 +4185,6 @@
           <w:p>
             <w:pPr>
               <w:pStyle w:val="Compact"/>
-              <w:jc w:val="left"/>
             </w:pPr>
             <w:r>
               <w:t xml:space="preserve">~95%</w:t>
@@ -4450,7 +4196,6 @@
           <w:p>
             <w:pPr>
               <w:pStyle w:val="Compact"/>
-              <w:jc w:val="left"/>
             </w:pPr>
             <w:r>
               <w:t xml:space="preserve">중간</w:t>
@@ -4464,7 +4209,6 @@
           <w:p>
             <w:pPr>
               <w:pStyle w:val="Compact"/>
-              <w:jc w:val="left"/>
             </w:pPr>
             <w:r>
               <w:t xml:space="preserve">네이버 카페</w:t>
@@ -4476,7 +4220,6 @@
           <w:p>
             <w:pPr>
               <w:pStyle w:val="Compact"/>
-              <w:jc w:val="left"/>
             </w:pPr>
             <w:r>
               <w:t xml:space="preserve">70~80%</w:t>
@@ -4488,7 +4231,6 @@
           <w:p>
             <w:pPr>
               <w:pStyle w:val="Compact"/>
-              <w:jc w:val="left"/>
             </w:pPr>
             <w:r>
               <w:t xml:space="preserve">중간</w:t>
@@ -4502,7 +4244,6 @@
           <w:p>
             <w:pPr>
               <w:pStyle w:val="Compact"/>
-              <w:jc w:val="left"/>
             </w:pPr>
             <w:r>
               <w:t xml:space="preserve">여행사</w:t>
@@ -4514,7 +4255,6 @@
           <w:p>
             <w:pPr>
               <w:pStyle w:val="Compact"/>
-              <w:jc w:val="left"/>
             </w:pPr>
             <w:r>
               <w:t xml:space="preserve">20~30%</w:t>
@@ -4526,7 +4266,6 @@
           <w:p>
             <w:pPr>
               <w:pStyle w:val="Compact"/>
-              <w:jc w:val="left"/>
             </w:pPr>
             <w:r>
               <w:t xml:space="preserve">중간</w:t>
@@ -4541,14 +4280,14 @@
       </w:pPr>
       <w:r>
         <w:rPr>
+          <w:b/>
           <w:bCs/>
-          <w:b/>
         </w:rPr>
         <w:t xml:space="preserve">SEO는 마케팅 채널이 아니라 전략 그 자체다.</w:t>
       </w:r>
     </w:p>
-    <w:bookmarkEnd w:id="42"/>
-    <w:bookmarkStart w:id="43" w:name="콘텐츠"/>
+    <w:bookmarkEnd w:id="31"/>
+    <w:bookmarkStart w:id="32" w:name="콘텐츠"/>
     <w:p>
       <w:pPr>
         <w:pStyle w:val="Heading3"/>
@@ -4562,7 +4301,6 @@
         <w:tblStyle w:val="Table"/>
         <w:tblW w:type="auto" w:w="0"/>
         <w:tblLook w:firstRow="1" w:lastRow="0" w:firstColumn="0" w:lastColumn="0" w:noHBand="0" w:noVBand="0" w:val="0020"/>
-        <w:jc w:val="start"/>
       </w:tblPr>
       <w:tblGrid>
         <w:gridCol w:w="2640"/>
@@ -4571,14 +4309,13 @@
       </w:tblGrid>
       <w:tr>
         <w:trPr>
-          <w:tblHeader w:val="true"/>
+          <w:tblHeader w:val="on"/>
         </w:trPr>
         <w:tc>
           <w:tcPr/>
           <w:p>
             <w:pPr>
               <w:pStyle w:val="Compact"/>
-              <w:jc w:val="left"/>
             </w:pPr>
             <w:r>
               <w:t xml:space="preserve">유형</w:t>
@@ -4590,7 +4327,6 @@
           <w:p>
             <w:pPr>
               <w:pStyle w:val="Compact"/>
-              <w:jc w:val="left"/>
             </w:pPr>
             <w:r>
               <w:t xml:space="preserve">수</w:t>
@@ -4602,7 +4338,6 @@
           <w:p>
             <w:pPr>
               <w:pStyle w:val="Compact"/>
-              <w:jc w:val="left"/>
             </w:pPr>
             <w:r>
               <w:t xml:space="preserve">생성</w:t>
@@ -4616,7 +4351,6 @@
           <w:p>
             <w:pPr>
               <w:pStyle w:val="Compact"/>
-              <w:jc w:val="left"/>
             </w:pPr>
             <w:r>
               <w:t xml:space="preserve">마을</w:t>
@@ -4628,7 +4362,6 @@
           <w:p>
             <w:pPr>
               <w:pStyle w:val="Compact"/>
-              <w:jc w:val="left"/>
             </w:pPr>
             <w:r>
               <w:t xml:space="preserve">82</w:t>
@@ -4640,7 +4373,6 @@
           <w:p>
             <w:pPr>
               <w:pStyle w:val="Compact"/>
-              <w:jc w:val="left"/>
             </w:pPr>
             <w:r>
               <w:t xml:space="preserve">데이터 자동</w:t>
@@ -4654,7 +4386,6 @@
           <w:p>
             <w:pPr>
               <w:pStyle w:val="Compact"/>
-              <w:jc w:val="left"/>
             </w:pPr>
             <w:r>
               <w:t xml:space="preserve">구간</w:t>
@@ -4666,7 +4397,6 @@
           <w:p>
             <w:pPr>
               <w:pStyle w:val="Compact"/>
-              <w:jc w:val="left"/>
             </w:pPr>
             <w:r>
               <w:t xml:space="preserve">81</w:t>
@@ -4678,7 +4408,6 @@
           <w:p>
             <w:pPr>
               <w:pStyle w:val="Compact"/>
-              <w:jc w:val="left"/>
             </w:pPr>
             <w:r>
               <w:t xml:space="preserve">데이터 자동</w:t>
@@ -4692,12 +4421,11 @@
           <w:p>
             <w:pPr>
               <w:pStyle w:val="Compact"/>
-              <w:jc w:val="left"/>
-            </w:pPr>
-            <w:r>
-              <w:rPr>
-                <w:bCs/>
-                <w:b/>
+            </w:pPr>
+            <w:r>
+              <w:rPr>
+                <w:b/>
+                <w:bCs/>
               </w:rPr>
               <w:t xml:space="preserve">부상 가이드</w:t>
             </w:r>
@@ -4708,12 +4436,11 @@
           <w:p>
             <w:pPr>
               <w:pStyle w:val="Compact"/>
-              <w:jc w:val="left"/>
-            </w:pPr>
-            <w:r>
-              <w:rPr>
-                <w:bCs/>
-                <w:b/>
+            </w:pPr>
+            <w:r>
+              <w:rPr>
+                <w:b/>
+                <w:bCs/>
               </w:rPr>
               <w:t xml:space="preserve">45</w:t>
             </w:r>
@@ -4724,7 +4451,6 @@
           <w:p>
             <w:pPr>
               <w:pStyle w:val="Compact"/>
-              <w:jc w:val="left"/>
             </w:pPr>
             <w:r>
               <w:t xml:space="preserve">의료 검수 후 게시</w:t>
@@ -4738,7 +4464,6 @@
           <w:p>
             <w:pPr>
               <w:pStyle w:val="Compact"/>
-              <w:jc w:val="left"/>
             </w:pPr>
             <w:r>
               <w:t xml:space="preserve">숙소 가이드</w:t>
@@ -4750,7 +4475,6 @@
           <w:p>
             <w:pPr>
               <w:pStyle w:val="Compact"/>
-              <w:jc w:val="left"/>
             </w:pPr>
             <w:r>
               <w:t xml:space="preserve">35</w:t>
@@ -4762,7 +4486,6 @@
           <w:p>
             <w:pPr>
               <w:pStyle w:val="Compact"/>
-              <w:jc w:val="left"/>
             </w:pPr>
             <w:r>
               <w:t xml:space="preserve">수기</w:t>
@@ -4776,7 +4499,6 @@
           <w:p>
             <w:pPr>
               <w:pStyle w:val="Compact"/>
-              <w:jc w:val="left"/>
             </w:pPr>
             <w:r>
               <w:t xml:space="preserve">준비 가이드</w:t>
@@ -4788,7 +4510,6 @@
           <w:p>
             <w:pPr>
               <w:pStyle w:val="Compact"/>
-              <w:jc w:val="left"/>
             </w:pPr>
             <w:r>
               <w:t xml:space="preserve">40</w:t>
@@ -4800,7 +4521,6 @@
           <w:p>
             <w:pPr>
               <w:pStyle w:val="Compact"/>
-              <w:jc w:val="left"/>
             </w:pPr>
             <w:r>
               <w:t xml:space="preserve">수기</w:t>
@@ -4814,7 +4534,6 @@
           <w:p>
             <w:pPr>
               <w:pStyle w:val="Compact"/>
-              <w:jc w:val="left"/>
             </w:pPr>
             <w:r>
               <w:t xml:space="preserve">랜드마크</w:t>
@@ -4826,7 +4545,6 @@
           <w:p>
             <w:pPr>
               <w:pStyle w:val="Compact"/>
-              <w:jc w:val="left"/>
             </w:pPr>
             <w:r>
               <w:t xml:space="preserve">19</w:t>
@@ -4838,7 +4556,6 @@
           <w:p>
             <w:pPr>
               <w:pStyle w:val="Compact"/>
-              <w:jc w:val="left"/>
             </w:pPr>
             <w:r>
               <w:t xml:space="preserve">실측 도보 후</w:t>
@@ -4852,7 +4569,6 @@
           <w:p>
             <w:pPr>
               <w:pStyle w:val="Compact"/>
-              <w:jc w:val="left"/>
             </w:pPr>
             <w:r>
               <w:t xml:space="preserve">갈림길</w:t>
@@ -4864,7 +4580,6 @@
           <w:p>
             <w:pPr>
               <w:pStyle w:val="Compact"/>
-              <w:jc w:val="left"/>
             </w:pPr>
             <w:r>
               <w:t xml:space="preserve">11</w:t>
@@ -4876,7 +4591,6 @@
           <w:p>
             <w:pPr>
               <w:pStyle w:val="Compact"/>
-              <w:jc w:val="left"/>
             </w:pPr>
             <w:r>
               <w:t xml:space="preserve">실측 도보 후</w:t>
@@ -4890,7 +4604,6 @@
           <w:p>
             <w:pPr>
               <w:pStyle w:val="Compact"/>
-              <w:jc w:val="left"/>
             </w:pPr>
             <w:r>
               <w:t xml:space="preserve">접근·귀환 교통</w:t>
@@ -4902,7 +4615,6 @@
           <w:p>
             <w:pPr>
               <w:pStyle w:val="Compact"/>
-              <w:jc w:val="left"/>
             </w:pPr>
             <w:r>
               <w:t xml:space="preserve">8</w:t>
@@ -4914,7 +4626,6 @@
           <w:p>
             <w:pPr>
               <w:pStyle w:val="Compact"/>
-              <w:jc w:val="left"/>
             </w:pPr>
             <w:r>
               <w:t xml:space="preserve">수기</w:t>
@@ -4928,7 +4639,6 @@
           <w:p>
             <w:pPr>
               <w:pStyle w:val="Compact"/>
-              <w:jc w:val="left"/>
             </w:pPr>
             <w:r>
               <w:t xml:space="preserve">이동수단·접근성</w:t>
@@ -4940,7 +4650,6 @@
           <w:p>
             <w:pPr>
               <w:pStyle w:val="Compact"/>
-              <w:jc w:val="left"/>
             </w:pPr>
             <w:r>
               <w:t xml:space="preserve">6</w:t>
@@ -4952,7 +4661,6 @@
           <w:p>
             <w:pPr>
               <w:pStyle w:val="Compact"/>
-              <w:jc w:val="left"/>
             </w:pPr>
             <w:r>
               <w:t xml:space="preserve">수기 —</w:t>
@@ -4962,8 +4670,8 @@
             </w:r>
             <w:r>
               <w:rPr>
-                <w:bCs/>
-                <w:b/>
+                <w:b/>
+                <w:bCs/>
               </w:rPr>
               <w:t xml:space="preserve">메세타 건너뛰기, 휠체어 순례 등</w:t>
             </w:r>
@@ -4976,7 +4684,6 @@
           <w:p>
             <w:pPr>
               <w:pStyle w:val="Compact"/>
-              <w:jc w:val="left"/>
             </w:pPr>
             <w:r>
               <w:t xml:space="preserve">기타</w:t>
@@ -4988,7 +4695,6 @@
           <w:p>
             <w:pPr>
               <w:pStyle w:val="Compact"/>
-              <w:jc w:val="left"/>
             </w:pPr>
             <w:r>
               <w:t xml:space="preserve">40+</w:t>
@@ -5010,12 +4716,11 @@
           <w:p>
             <w:pPr>
               <w:pStyle w:val="Compact"/>
-              <w:jc w:val="left"/>
-            </w:pPr>
-            <w:r>
-              <w:rPr>
-                <w:bCs/>
-                <w:b/>
+            </w:pPr>
+            <w:r>
+              <w:rPr>
+                <w:b/>
+                <w:bCs/>
               </w:rPr>
               <w:t xml:space="preserve">합계</w:t>
             </w:r>
@@ -5026,12 +4731,11 @@
           <w:p>
             <w:pPr>
               <w:pStyle w:val="Compact"/>
-              <w:jc w:val="left"/>
-            </w:pPr>
-            <w:r>
-              <w:rPr>
-                <w:bCs/>
-                <w:b/>
+            </w:pPr>
+            <w:r>
+              <w:rPr>
+                <w:b/>
+                <w:bCs/>
               </w:rPr>
               <w:t xml:space="preserve">약 364</w:t>
             </w:r>
@@ -5053,8 +4757,8 @@
       </w:pPr>
       <w:r>
         <w:rPr>
+          <w:b/>
           <w:bCs/>
-          <w:b/>
         </w:rPr>
         <w:t xml:space="preserve">검색어 공백이 큰 곳</w:t>
       </w:r>
@@ -5067,8 +4771,8 @@
       <w:r>
         <w:rPr>
           <w:rStyle w:val="VerbatimChar"/>
+          <w:b/>
           <w:bCs/>
-          <w:b/>
         </w:rPr>
         <w:t xml:space="preserve">생장피드포르 가는 법</w:t>
       </w:r>
@@ -5148,8 +4852,8 @@
         <w:t xml:space="preserve">나폴레옹 발카를로스</w:t>
       </w:r>
     </w:p>
-    <w:bookmarkEnd w:id="43"/>
-    <w:bookmarkStart w:id="44" w:name="신뢰-확보"/>
+    <w:bookmarkEnd w:id="32"/>
+    <w:bookmarkStart w:id="33" w:name="신뢰-확보"/>
     <w:p>
       <w:pPr>
         <w:pStyle w:val="Heading3"/>
@@ -5164,8 +4868,8 @@
       </w:pPr>
       <w:r>
         <w:rPr>
+          <w:b/>
           <w:bCs/>
-          <w:b/>
         </w:rPr>
         <w:t xml:space="preserve">2026년 10월, 창업자가 프랑스 길 800km를 직접 걷고 전 구간 데이터를 실측한다.</w:t>
       </w:r>
@@ -5182,8 +4886,8 @@
       </w:r>
       <w:r>
         <w:rPr>
+          <w:b/>
           <w:bCs/>
-          <w:b/>
         </w:rPr>
         <w:t xml:space="preserve">갈림길 11곳, 랜드마크 19곳</w:t>
       </w:r>
@@ -5203,8 +4907,8 @@
       </w:r>
       <w:r>
         <w:rPr>
+          <w:b/>
           <w:bCs/>
-          <w:b/>
         </w:rPr>
         <w:t xml:space="preserve">10월 초에 출발해야 한다.</w:t>
       </w:r>
@@ -5221,8 +4925,8 @@
       </w:pPr>
       <w:r>
         <w:rPr>
+          <w:b/>
           <w:bCs/>
-          <w:b/>
         </w:rPr>
         <w:t xml:space="preserve">걸어보지 않은 팀이 만든 서비스는 순례자 커뮤니티에서 즉시 판별된다.</w:t>
       </w:r>
@@ -5234,9 +4938,9 @@
         </w:pict>
       </w:r>
     </w:p>
-    <w:bookmarkEnd w:id="44"/>
-    <w:bookmarkEnd w:id="45"/>
-    <w:bookmarkStart w:id="50" w:name="재무"/>
+    <w:bookmarkEnd w:id="33"/>
+    <w:bookmarkEnd w:id="34"/>
+    <w:bookmarkStart w:id="39" w:name="재무"/>
     <w:p>
       <w:pPr>
         <w:pStyle w:val="Heading2"/>
@@ -5245,7 +4949,7 @@
         <w:t xml:space="preserve">6. 재무</w:t>
       </w:r>
     </w:p>
-    <w:bookmarkStart w:id="46" w:name="년-추정"/>
+    <w:bookmarkStart w:id="35" w:name="년-추정"/>
     <w:p>
       <w:pPr>
         <w:pStyle w:val="Heading3"/>
@@ -5260,8 +4964,8 @@
       </w:pPr>
       <w:r>
         <w:rPr>
+          <w:b/>
           <w:bCs/>
-          <w:b/>
         </w:rPr>
         <w:t xml:space="preserve">전제</w:t>
       </w:r>
@@ -5274,7 +4978,6 @@
         <w:tblStyle w:val="Table"/>
         <w:tblW w:type="auto" w:w="0"/>
         <w:tblLook w:firstRow="1" w:lastRow="0" w:firstColumn="0" w:lastColumn="0" w:noHBand="0" w:noVBand="0" w:val="0020"/>
-        <w:jc w:val="start"/>
       </w:tblPr>
       <w:tblGrid>
         <w:gridCol w:w="1980"/>
@@ -5284,14 +4987,13 @@
       </w:tblGrid>
       <w:tr>
         <w:trPr>
-          <w:tblHeader w:val="true"/>
+          <w:tblHeader w:val="on"/>
         </w:trPr>
         <w:tc>
           <w:tcPr/>
           <w:p>
             <w:pPr>
               <w:pStyle w:val="Compact"/>
-              <w:jc w:val="left"/>
             </w:pPr>
             <w:r>
               <w:t xml:space="preserve">구분</w:t>
@@ -5303,7 +5005,6 @@
           <w:p>
             <w:pPr>
               <w:pStyle w:val="Compact"/>
-              <w:jc w:val="left"/>
             </w:pPr>
             <w:r>
               <w:t xml:space="preserve">2027 (성년)</w:t>
@@ -5315,7 +5016,6 @@
           <w:p>
             <w:pPr>
               <w:pStyle w:val="Compact"/>
-              <w:jc w:val="left"/>
             </w:pPr>
             <w:r>
               <w:t xml:space="preserve">2028</w:t>
@@ -5327,7 +5027,6 @@
           <w:p>
             <w:pPr>
               <w:pStyle w:val="Compact"/>
-              <w:jc w:val="left"/>
             </w:pPr>
             <w:r>
               <w:t xml:space="preserve">2029</w:t>
@@ -5341,7 +5040,6 @@
           <w:p>
             <w:pPr>
               <w:pStyle w:val="Compact"/>
-              <w:jc w:val="left"/>
             </w:pPr>
             <w:r>
               <w:t xml:space="preserve">도달률</w:t>
@@ -5353,7 +5051,6 @@
           <w:p>
             <w:pPr>
               <w:pStyle w:val="Compact"/>
-              <w:jc w:val="left"/>
             </w:pPr>
             <w:r>
               <w:t xml:space="preserve">30%</w:t>
@@ -5365,7 +5062,6 @@
           <w:p>
             <w:pPr>
               <w:pStyle w:val="Compact"/>
-              <w:jc w:val="left"/>
             </w:pPr>
             <w:r>
               <w:t xml:space="preserve">60%</w:t>
@@ -5377,7 +5073,6 @@
           <w:p>
             <w:pPr>
               <w:pStyle w:val="Compact"/>
-              <w:jc w:val="left"/>
             </w:pPr>
             <w:r>
               <w:t xml:space="preserve">85%</w:t>
@@ -5391,7 +5086,6 @@
           <w:p>
             <w:pPr>
               <w:pStyle w:val="Compact"/>
-              <w:jc w:val="left"/>
             </w:pPr>
             <w:r>
               <w:t xml:space="preserve">도달 사용자</w:t>
@@ -5403,7 +5097,6 @@
           <w:p>
             <w:pPr>
               <w:pStyle w:val="Compact"/>
-              <w:jc w:val="left"/>
             </w:pPr>
             <w:r>
               <w:t xml:space="preserve">4,000</w:t>
@@ -5415,7 +5108,6 @@
           <w:p>
             <w:pPr>
               <w:pStyle w:val="Compact"/>
-              <w:jc w:val="left"/>
             </w:pPr>
             <w:r>
               <w:t xml:space="preserve">6,600</w:t>
@@ -5427,7 +5119,6 @@
           <w:p>
             <w:pPr>
               <w:pStyle w:val="Compact"/>
-              <w:jc w:val="left"/>
             </w:pPr>
             <w:r>
               <w:t xml:space="preserve">8,900</w:t>
@@ -5441,7 +5132,6 @@
           <w:p>
             <w:pPr>
               <w:pStyle w:val="Compact"/>
-              <w:jc w:val="left"/>
             </w:pPr>
             <w:r>
               <w:t xml:space="preserve">R1 보험</w:t>
@@ -5453,7 +5143,6 @@
           <w:p>
             <w:pPr>
               <w:pStyle w:val="Compact"/>
-              <w:jc w:val="left"/>
             </w:pPr>
             <w:r>
               <w:t xml:space="preserve">1,800만</w:t>
@@ -5465,7 +5154,6 @@
           <w:p>
             <w:pPr>
               <w:pStyle w:val="Compact"/>
-              <w:jc w:val="left"/>
             </w:pPr>
             <w:r>
               <w:t xml:space="preserve">5,775만</w:t>
@@ -5477,7 +5165,6 @@
           <w:p>
             <w:pPr>
               <w:pStyle w:val="Compact"/>
-              <w:jc w:val="left"/>
             </w:pPr>
             <w:r>
               <w:t xml:space="preserve">1억 2,400만</w:t>
@@ -5491,7 +5178,6 @@
           <w:p>
             <w:pPr>
               <w:pStyle w:val="Compact"/>
-              <w:jc w:val="left"/>
             </w:pPr>
             <w:r>
               <w:t xml:space="preserve">R2 장비</w:t>
@@ -5503,7 +5189,6 @@
           <w:p>
             <w:pPr>
               <w:pStyle w:val="Compact"/>
-              <w:jc w:val="left"/>
             </w:pPr>
             <w:r>
               <w:t xml:space="preserve">2,400만</w:t>
@@ -5515,7 +5200,6 @@
           <w:p>
             <w:pPr>
               <w:pStyle w:val="Compact"/>
-              <w:jc w:val="left"/>
             </w:pPr>
             <w:r>
               <w:t xml:space="preserve">7,260만</w:t>
@@ -5527,7 +5211,6 @@
           <w:p>
             <w:pPr>
               <w:pStyle w:val="Compact"/>
-              <w:jc w:val="left"/>
             </w:pPr>
             <w:r>
               <w:t xml:space="preserve">1억 4,940만</w:t>
@@ -5541,7 +5224,6 @@
           <w:p>
             <w:pPr>
               <w:pStyle w:val="Compact"/>
-              <w:jc w:val="left"/>
             </w:pPr>
             <w:r>
               <w:t xml:space="preserve">R3 숙소</w:t>
@@ -5553,7 +5235,6 @@
           <w:p>
             <w:pPr>
               <w:pStyle w:val="Compact"/>
-              <w:jc w:val="left"/>
             </w:pPr>
             <w:r>
               <w:t xml:space="preserve">600만</w:t>
@@ -5565,7 +5246,6 @@
           <w:p>
             <w:pPr>
               <w:pStyle w:val="Compact"/>
-              <w:jc w:val="left"/>
             </w:pPr>
             <w:r>
               <w:t xml:space="preserve">2,380만</w:t>
@@ -5577,7 +5257,6 @@
           <w:p>
             <w:pPr>
               <w:pStyle w:val="Compact"/>
-              <w:jc w:val="left"/>
             </w:pPr>
             <w:r>
               <w:t xml:space="preserve">5,563만</w:t>
@@ -5591,7 +5270,6 @@
           <w:p>
             <w:pPr>
               <w:pStyle w:val="Compact"/>
-              <w:jc w:val="left"/>
             </w:pPr>
             <w:r>
               <w:t xml:space="preserve">R4 짐배송</w:t>
@@ -5603,7 +5281,6 @@
           <w:p>
             <w:pPr>
               <w:pStyle w:val="Compact"/>
-              <w:jc w:val="left"/>
             </w:pPr>
             <w:r>
               <w:t xml:space="preserve">480만</w:t>
@@ -5615,7 +5292,6 @@
           <w:p>
             <w:pPr>
               <w:pStyle w:val="Compact"/>
-              <w:jc w:val="left"/>
             </w:pPr>
             <w:r>
               <w:t xml:space="preserve">1,485만</w:t>
@@ -5627,7 +5303,6 @@
           <w:p>
             <w:pPr>
               <w:pStyle w:val="Compact"/>
-              <w:jc w:val="left"/>
             </w:pPr>
             <w:r>
               <w:t xml:space="preserve">2,937만</w:t>
@@ -5641,7 +5316,6 @@
           <w:p>
             <w:pPr>
               <w:pStyle w:val="Compact"/>
-              <w:jc w:val="left"/>
             </w:pPr>
             <w:r>
               <w:t xml:space="preserve">R5 반패키지</w:t>
@@ -5653,7 +5327,6 @@
           <w:p>
             <w:pPr>
               <w:pStyle w:val="Compact"/>
-              <w:jc w:val="left"/>
             </w:pPr>
             <w:r>
               <w:t xml:space="preserve">1,200만</w:t>
@@ -5665,7 +5338,6 @@
           <w:p>
             <w:pPr>
               <w:pStyle w:val="Compact"/>
-              <w:jc w:val="left"/>
             </w:pPr>
             <w:r>
               <w:t xml:space="preserve">4,950만</w:t>
@@ -5677,7 +5349,6 @@
           <w:p>
             <w:pPr>
               <w:pStyle w:val="Compact"/>
-              <w:jc w:val="left"/>
             </w:pPr>
             <w:r>
               <w:t xml:space="preserve">1억 680만</w:t>
@@ -5691,7 +5362,6 @@
           <w:p>
             <w:pPr>
               <w:pStyle w:val="Compact"/>
-              <w:jc w:val="left"/>
             </w:pPr>
             <w:r>
               <w:t xml:space="preserve">R6 송객</w:t>
@@ -5703,7 +5373,6 @@
           <w:p>
             <w:pPr>
               <w:pStyle w:val="Compact"/>
-              <w:jc w:val="left"/>
             </w:pPr>
             <w:r>
               <w:t xml:space="preserve">1,000만</w:t>
@@ -5715,7 +5384,6 @@
           <w:p>
             <w:pPr>
               <w:pStyle w:val="Compact"/>
-              <w:jc w:val="left"/>
             </w:pPr>
             <w:r>
               <w:t xml:space="preserve">2,800만</w:t>
@@ -5727,7 +5395,6 @@
           <w:p>
             <w:pPr>
               <w:pStyle w:val="Compact"/>
-              <w:jc w:val="left"/>
             </w:pPr>
             <w:r>
               <w:t xml:space="preserve">5,400만</w:t>
@@ -5741,7 +5408,6 @@
           <w:p>
             <w:pPr>
               <w:pStyle w:val="Compact"/>
-              <w:jc w:val="left"/>
             </w:pPr>
             <w:r>
               <w:t xml:space="preserve">R7 완주 실물</w:t>
@@ -5753,7 +5419,6 @@
           <w:p>
             <w:pPr>
               <w:pStyle w:val="Compact"/>
-              <w:jc w:val="left"/>
             </w:pPr>
             <w:r>
               <w:t xml:space="preserve">600만</w:t>
@@ -5765,7 +5430,6 @@
           <w:p>
             <w:pPr>
               <w:pStyle w:val="Compact"/>
-              <w:jc w:val="left"/>
             </w:pPr>
             <w:r>
               <w:t xml:space="preserve">1,900만</w:t>
@@ -5777,7 +5441,6 @@
           <w:p>
             <w:pPr>
               <w:pStyle w:val="Compact"/>
-              <w:jc w:val="left"/>
             </w:pPr>
             <w:r>
               <w:t xml:space="preserve">3,900만</w:t>
@@ -5791,7 +5454,6 @@
           <w:p>
             <w:pPr>
               <w:pStyle w:val="Compact"/>
-              <w:jc w:val="left"/>
             </w:pPr>
             <w:r>
               <w:t xml:space="preserve">R8 B2B</w:t>
@@ -5803,7 +5465,6 @@
           <w:p>
             <w:pPr>
               <w:pStyle w:val="Compact"/>
-              <w:jc w:val="left"/>
             </w:pPr>
             <w:r>
               <w:t xml:space="preserve">500만</w:t>
@@ -5815,7 +5476,6 @@
           <w:p>
             <w:pPr>
               <w:pStyle w:val="Compact"/>
-              <w:jc w:val="left"/>
             </w:pPr>
             <w:r>
               <w:t xml:space="preserve">1,500만</w:t>
@@ -5827,7 +5487,6 @@
           <w:p>
             <w:pPr>
               <w:pStyle w:val="Compact"/>
-              <w:jc w:val="left"/>
             </w:pPr>
             <w:r>
               <w:t xml:space="preserve">3,000만</w:t>
@@ -5841,12 +5500,11 @@
           <w:p>
             <w:pPr>
               <w:pStyle w:val="Compact"/>
-              <w:jc w:val="left"/>
-            </w:pPr>
-            <w:r>
-              <w:rPr>
-                <w:bCs/>
-                <w:b/>
+            </w:pPr>
+            <w:r>
+              <w:rPr>
+                <w:b/>
+                <w:bCs/>
               </w:rPr>
               <w:t xml:space="preserve">매출</w:t>
             </w:r>
@@ -5857,12 +5515,11 @@
           <w:p>
             <w:pPr>
               <w:pStyle w:val="Compact"/>
-              <w:jc w:val="left"/>
-            </w:pPr>
-            <w:r>
-              <w:rPr>
-                <w:bCs/>
-                <w:b/>
+            </w:pPr>
+            <w:r>
+              <w:rPr>
+                <w:b/>
+                <w:bCs/>
               </w:rPr>
               <w:t xml:space="preserve">약 8,580만</w:t>
             </w:r>
@@ -5873,12 +5530,11 @@
           <w:p>
             <w:pPr>
               <w:pStyle w:val="Compact"/>
-              <w:jc w:val="left"/>
-            </w:pPr>
-            <w:r>
-              <w:rPr>
-                <w:bCs/>
-                <w:b/>
+            </w:pPr>
+            <w:r>
+              <w:rPr>
+                <w:b/>
+                <w:bCs/>
               </w:rPr>
               <w:t xml:space="preserve">약 2억 8,050만</w:t>
             </w:r>
@@ -5889,12 +5545,11 @@
           <w:p>
             <w:pPr>
               <w:pStyle w:val="Compact"/>
-              <w:jc w:val="left"/>
-            </w:pPr>
-            <w:r>
-              <w:rPr>
-                <w:bCs/>
-                <w:b/>
+            </w:pPr>
+            <w:r>
+              <w:rPr>
+                <w:b/>
+                <w:bCs/>
               </w:rPr>
               <w:t xml:space="preserve">약 5억 8,820만</w:t>
             </w:r>
@@ -5907,12 +5562,11 @@
           <w:p>
             <w:pPr>
               <w:pStyle w:val="Compact"/>
-              <w:jc w:val="left"/>
-            </w:pPr>
-            <w:r>
-              <w:rPr>
-                <w:bCs/>
-                <w:b/>
+            </w:pPr>
+            <w:r>
+              <w:rPr>
+                <w:b/>
+                <w:bCs/>
               </w:rPr>
               <w:t xml:space="preserve">비용</w:t>
             </w:r>
@@ -5923,7 +5577,6 @@
           <w:p>
             <w:pPr>
               <w:pStyle w:val="Compact"/>
-              <w:jc w:val="left"/>
             </w:pPr>
             <w:r>
               <w:t xml:space="preserve">1억 4,500만</w:t>
@@ -5935,7 +5588,6 @@
           <w:p>
             <w:pPr>
               <w:pStyle w:val="Compact"/>
-              <w:jc w:val="left"/>
             </w:pPr>
             <w:r>
               <w:t xml:space="preserve">1억 9,000만</w:t>
@@ -5947,7 +5599,6 @@
           <w:p>
             <w:pPr>
               <w:pStyle w:val="Compact"/>
-              <w:jc w:val="left"/>
             </w:pPr>
             <w:r>
               <w:t xml:space="preserve">2억 5,000만</w:t>
@@ -5961,12 +5612,11 @@
           <w:p>
             <w:pPr>
               <w:pStyle w:val="Compact"/>
-              <w:jc w:val="left"/>
-            </w:pPr>
-            <w:r>
-              <w:rPr>
-                <w:bCs/>
-                <w:b/>
+            </w:pPr>
+            <w:r>
+              <w:rPr>
+                <w:b/>
+                <w:bCs/>
               </w:rPr>
               <w:t xml:space="preserve">손익</w:t>
             </w:r>
@@ -5977,12 +5627,11 @@
           <w:p>
             <w:pPr>
               <w:pStyle w:val="Compact"/>
-              <w:jc w:val="left"/>
-            </w:pPr>
-            <w:r>
-              <w:rPr>
-                <w:bCs/>
-                <w:b/>
+            </w:pPr>
+            <w:r>
+              <w:rPr>
+                <w:b/>
+                <w:bCs/>
               </w:rPr>
               <w:t xml:space="preserve">-5,920만</w:t>
             </w:r>
@@ -5993,12 +5642,11 @@
           <w:p>
             <w:pPr>
               <w:pStyle w:val="Compact"/>
-              <w:jc w:val="left"/>
-            </w:pPr>
-            <w:r>
-              <w:rPr>
-                <w:bCs/>
-                <w:b/>
+            </w:pPr>
+            <w:r>
+              <w:rPr>
+                <w:b/>
+                <w:bCs/>
               </w:rPr>
               <w:t xml:space="preserve">+9,050만</w:t>
             </w:r>
@@ -6009,12 +5657,11 @@
           <w:p>
             <w:pPr>
               <w:pStyle w:val="Compact"/>
-              <w:jc w:val="left"/>
-            </w:pPr>
-            <w:r>
-              <w:rPr>
-                <w:bCs/>
-                <w:b/>
+            </w:pPr>
+            <w:r>
+              <w:rPr>
+                <w:b/>
+                <w:bCs/>
               </w:rPr>
               <w:t xml:space="preserve">+3억 3,820만</w:t>
             </w:r>
@@ -6022,8 +5669,8 @@
         </w:tc>
       </w:tr>
     </w:tbl>
-    <w:bookmarkEnd w:id="46"/>
-    <w:bookmarkStart w:id="47" w:name="주요-가정"/>
+    <w:bookmarkEnd w:id="35"/>
+    <w:bookmarkStart w:id="36" w:name="주요-가정"/>
     <w:p>
       <w:pPr>
         <w:pStyle w:val="Heading3"/>
@@ -6038,8 +5685,8 @@
       </w:pPr>
       <w:r>
         <w:rPr>
+          <w:b/>
           <w:bCs/>
-          <w:b/>
         </w:rPr>
         <w:t xml:space="preserve">전환율은 검증 전 가정치다.</w:t>
       </w:r>
@@ -6055,7 +5702,6 @@
         <w:tblStyle w:val="Table"/>
         <w:tblW w:type="auto" w:w="0"/>
         <w:tblLook w:firstRow="1" w:lastRow="0" w:firstColumn="0" w:lastColumn="0" w:noHBand="0" w:noVBand="0" w:val="0020"/>
-        <w:jc w:val="start"/>
       </w:tblPr>
       <w:tblGrid>
         <w:gridCol w:w="2640"/>
@@ -6064,14 +5710,13 @@
       </w:tblGrid>
       <w:tr>
         <w:trPr>
-          <w:tblHeader w:val="true"/>
+          <w:tblHeader w:val="on"/>
         </w:trPr>
         <w:tc>
           <w:tcPr/>
           <w:p>
             <w:pPr>
               <w:pStyle w:val="Compact"/>
-              <w:jc w:val="left"/>
             </w:pPr>
             <w:r>
               <w:t xml:space="preserve">가정</w:t>
@@ -6083,7 +5728,6 @@
           <w:p>
             <w:pPr>
               <w:pStyle w:val="Compact"/>
-              <w:jc w:val="left"/>
             </w:pPr>
             <w:r>
               <w:t xml:space="preserve">값</w:t>
@@ -6095,7 +5739,6 @@
           <w:p>
             <w:pPr>
               <w:pStyle w:val="Compact"/>
-              <w:jc w:val="left"/>
             </w:pPr>
             <w:r>
               <w:t xml:space="preserve">확인 방법</w:t>
@@ -6109,7 +5752,6 @@
           <w:p>
             <w:pPr>
               <w:pStyle w:val="Compact"/>
-              <w:jc w:val="left"/>
             </w:pPr>
             <w:r>
               <w:t xml:space="preserve">도달률</w:t>
@@ -6121,7 +5763,6 @@
           <w:p>
             <w:pPr>
               <w:pStyle w:val="Compact"/>
-              <w:jc w:val="left"/>
             </w:pPr>
             <w:r>
               <w:t xml:space="preserve">30 / 60 / 85%</w:t>
@@ -6133,7 +5774,6 @@
           <w:p>
             <w:pPr>
               <w:pStyle w:val="Compact"/>
-              <w:jc w:val="left"/>
             </w:pPr>
             <w:r>
               <w:t xml:space="preserve">순례자 사무소 통계 대비 연 1회 실측</w:t>
@@ -6147,7 +5787,6 @@
           <w:p>
             <w:pPr>
               <w:pStyle w:val="Compact"/>
-              <w:jc w:val="left"/>
             </w:pPr>
             <w:r>
               <w:t xml:space="preserve">보험 전환율</w:t>
@@ -6159,7 +5798,6 @@
           <w:p>
             <w:pPr>
               <w:pStyle w:val="Compact"/>
-              <w:jc w:val="left"/>
             </w:pPr>
             <w:r>
               <w:t xml:space="preserve">15 / 25 / 35%</w:t>
@@ -6171,7 +5809,6 @@
           <w:p>
             <w:pPr>
               <w:pStyle w:val="Compact"/>
-              <w:jc w:val="left"/>
             </w:pPr>
             <w:r>
               <w:t xml:space="preserve">제휴 조사 + 실측</w:t>
@@ -6185,7 +5822,6 @@
           <w:p>
             <w:pPr>
               <w:pStyle w:val="Compact"/>
-              <w:jc w:val="left"/>
             </w:pPr>
             <w:r>
               <w:t xml:space="preserve">보험 수수료</w:t>
@@ -6197,7 +5833,6 @@
           <w:p>
             <w:pPr>
               <w:pStyle w:val="Compact"/>
-              <w:jc w:val="left"/>
             </w:pPr>
             <w:r>
               <w:t xml:space="preserve">15%</w:t>
@@ -6209,7 +5844,6 @@
           <w:p>
             <w:pPr>
               <w:pStyle w:val="Compact"/>
-              <w:jc w:val="left"/>
             </w:pPr>
             <w:r>
               <w:t xml:space="preserve">보험사·GA 3곳 접촉</w:t>
@@ -6223,7 +5857,6 @@
           <w:p>
             <w:pPr>
               <w:pStyle w:val="Compact"/>
-              <w:jc w:val="left"/>
             </w:pPr>
             <w:r>
               <w:t xml:space="preserve">장비 전환율</w:t>
@@ -6235,7 +5868,6 @@
           <w:p>
             <w:pPr>
               <w:pStyle w:val="Compact"/>
-              <w:jc w:val="left"/>
             </w:pPr>
             <w:r>
               <w:t xml:space="preserve">12 / 20 / 28%</w:t>
@@ -6247,7 +5879,6 @@
           <w:p>
             <w:pPr>
               <w:pStyle w:val="Compact"/>
-              <w:jc w:val="left"/>
             </w:pPr>
             <w:r>
               <w:t xml:space="preserve">인터뷰 + 실측</w:t>
@@ -6261,7 +5892,6 @@
           <w:p>
             <w:pPr>
               <w:pStyle w:val="Compact"/>
-              <w:jc w:val="left"/>
             </w:pPr>
             <w:r>
               <w:t xml:space="preserve">반패키지 전환율</w:t>
@@ -6273,7 +5903,6 @@
           <w:p>
             <w:pPr>
               <w:pStyle w:val="Compact"/>
-              <w:jc w:val="left"/>
             </w:pPr>
             <w:r>
               <w:t xml:space="preserve">8 / 15 / 22% (검토층 대비)</w:t>
@@ -6285,7 +5914,6 @@
           <w:p>
             <w:pPr>
               <w:pStyle w:val="Compact"/>
-              <w:jc w:val="left"/>
             </w:pPr>
             <w:r>
               <w:t xml:space="preserve">인터뷰</w:t>
@@ -6294,8 +5922,8 @@
         </w:tc>
       </w:tr>
     </w:tbl>
-    <w:bookmarkEnd w:id="47"/>
-    <w:bookmarkStart w:id="48" w:name="민감도"/>
+    <w:bookmarkEnd w:id="36"/>
+    <w:bookmarkStart w:id="37" w:name="민감도"/>
     <w:p>
       <w:pPr>
         <w:pStyle w:val="Heading3"/>
@@ -6317,7 +5945,6 @@
         <w:tblStyle w:val="Table"/>
         <w:tblW w:type="auto" w:w="0"/>
         <w:tblLook w:firstRow="1" w:lastRow="0" w:firstColumn="0" w:lastColumn="0" w:noHBand="0" w:noVBand="0" w:val="0020"/>
-        <w:jc w:val="start"/>
       </w:tblPr>
       <w:tblGrid>
         <w:gridCol w:w="3960"/>
@@ -6325,14 +5952,13 @@
       </w:tblGrid>
       <w:tr>
         <w:trPr>
-          <w:tblHeader w:val="true"/>
+          <w:tblHeader w:val="on"/>
         </w:trPr>
         <w:tc>
           <w:tcPr/>
           <w:p>
             <w:pPr>
               <w:pStyle w:val="Compact"/>
-              <w:jc w:val="left"/>
             </w:pPr>
             <w:r>
               <w:t xml:space="preserve">가정</w:t>
@@ -6344,7 +5970,6 @@
           <w:p>
             <w:pPr>
               <w:pStyle w:val="Compact"/>
-              <w:jc w:val="left"/>
             </w:pPr>
             <w:r>
               <w:t xml:space="preserve">영향</w:t>
@@ -6358,12 +5983,11 @@
           <w:p>
             <w:pPr>
               <w:pStyle w:val="Compact"/>
-              <w:jc w:val="left"/>
-            </w:pPr>
-            <w:r>
-              <w:rPr>
-                <w:bCs/>
-                <w:b/>
+            </w:pPr>
+            <w:r>
+              <w:rPr>
+                <w:b/>
+                <w:bCs/>
               </w:rPr>
               <w:t xml:space="preserve">도달률</w:t>
             </w:r>
@@ -6374,12 +5998,11 @@
           <w:p>
             <w:pPr>
               <w:pStyle w:val="Compact"/>
-              <w:jc w:val="left"/>
-            </w:pPr>
-            <w:r>
-              <w:rPr>
-                <w:bCs/>
-                <w:b/>
+            </w:pPr>
+            <w:r>
+              <w:rPr>
+                <w:b/>
+                <w:bCs/>
               </w:rPr>
               <w:t xml:space="preserve">-50%</w:t>
             </w:r>
@@ -6392,7 +6015,6 @@
           <w:p>
             <w:pPr>
               <w:pStyle w:val="Compact"/>
-              <w:jc w:val="left"/>
             </w:pPr>
             <w:r>
               <w:t xml:space="preserve">장비 전환율</w:t>
@@ -6404,7 +6026,6 @@
           <w:p>
             <w:pPr>
               <w:pStyle w:val="Compact"/>
-              <w:jc w:val="left"/>
             </w:pPr>
             <w:r>
               <w:t xml:space="preserve">-13%</w:t>
@@ -6418,7 +6039,6 @@
           <w:p>
             <w:pPr>
               <w:pStyle w:val="Compact"/>
-              <w:jc w:val="left"/>
             </w:pPr>
             <w:r>
               <w:t xml:space="preserve">보험 전환율</w:t>
@@ -6430,7 +6050,6 @@
           <w:p>
             <w:pPr>
               <w:pStyle w:val="Compact"/>
-              <w:jc w:val="left"/>
             </w:pPr>
             <w:r>
               <w:t xml:space="preserve">-11%</w:t>
@@ -6444,7 +6063,6 @@
           <w:p>
             <w:pPr>
               <w:pStyle w:val="Compact"/>
-              <w:jc w:val="left"/>
             </w:pPr>
             <w:r>
               <w:t xml:space="preserve">반패키지 전환율</w:t>
@@ -6456,7 +6074,6 @@
           <w:p>
             <w:pPr>
               <w:pStyle w:val="Compact"/>
-              <w:jc w:val="left"/>
             </w:pPr>
             <w:r>
               <w:t xml:space="preserve">-9%</w:t>
@@ -6471,8 +6088,8 @@
       </w:pPr>
       <w:r>
         <w:rPr>
+          <w:b/>
           <w:bCs/>
-          <w:b/>
         </w:rPr>
         <w:t xml:space="preserve">도달률이 모든 것을 지배한다.</w:t>
       </w:r>
@@ -6489,8 +6106,8 @@
         <w:t xml:space="preserve">자원의 최우선 배분 대상은 검색과 콘텐츠다.</w:t>
       </w:r>
     </w:p>
-    <w:bookmarkEnd w:id="48"/>
-    <w:bookmarkStart w:id="49" w:name="손익분기-조건"/>
+    <w:bookmarkEnd w:id="37"/>
+    <w:bookmarkStart w:id="38" w:name="손익분기-조건"/>
     <w:p>
       <w:pPr>
         <w:pStyle w:val="Heading3"/>
@@ -6504,7 +6121,6 @@
         <w:tblStyle w:val="Table"/>
         <w:tblW w:type="auto" w:w="0"/>
         <w:tblLook w:firstRow="1" w:lastRow="0" w:firstColumn="0" w:lastColumn="0" w:noHBand="0" w:noVBand="0" w:val="0020"/>
-        <w:jc w:val="start"/>
       </w:tblPr>
       <w:tblGrid>
         <w:gridCol w:w="2640"/>
@@ -6513,14 +6129,13 @@
       </w:tblGrid>
       <w:tr>
         <w:trPr>
-          <w:tblHeader w:val="true"/>
+          <w:tblHeader w:val="on"/>
         </w:trPr>
         <w:tc>
           <w:tcPr/>
           <w:p>
             <w:pPr>
               <w:pStyle w:val="Compact"/>
-              <w:jc w:val="left"/>
             </w:pPr>
             <w:r>
               <w:t xml:space="preserve">체제</w:t>
@@ -6532,7 +6147,6 @@
           <w:p>
             <w:pPr>
               <w:pStyle w:val="Compact"/>
-              <w:jc w:val="left"/>
             </w:pPr>
             <w:r>
               <w:t xml:space="preserve">연 비용</w:t>
@@ -6544,7 +6158,6 @@
           <w:p>
             <w:pPr>
               <w:pStyle w:val="Compact"/>
-              <w:jc w:val="left"/>
             </w:pPr>
             <w:r>
               <w:t xml:space="preserve">필요 도달률</w:t>
@@ -6558,12 +6171,11 @@
           <w:p>
             <w:pPr>
               <w:pStyle w:val="Compact"/>
-              <w:jc w:val="left"/>
-            </w:pPr>
-            <w:r>
-              <w:rPr>
-                <w:bCs/>
-                <w:b/>
+            </w:pPr>
+            <w:r>
+              <w:rPr>
+                <w:b/>
+                <w:bCs/>
               </w:rPr>
               <w:t xml:space="preserve">사이드 프로젝트</w:t>
             </w:r>
@@ -6574,7 +6186,6 @@
           <w:p>
             <w:pPr>
               <w:pStyle w:val="Compact"/>
-              <w:jc w:val="left"/>
             </w:pPr>
             <w:r>
               <w:t xml:space="preserve">760만</w:t>
@@ -6586,12 +6197,11 @@
           <w:p>
             <w:pPr>
               <w:pStyle w:val="Compact"/>
-              <w:jc w:val="left"/>
-            </w:pPr>
-            <w:r>
-              <w:rPr>
-                <w:bCs/>
-                <w:b/>
+            </w:pPr>
+            <w:r>
+              <w:rPr>
+                <w:b/>
+                <w:bCs/>
               </w:rPr>
               <w:t xml:space="preserve">4%</w:t>
             </w:r>
@@ -6604,12 +6214,11 @@
           <w:p>
             <w:pPr>
               <w:pStyle w:val="Compact"/>
-              <w:jc w:val="left"/>
-            </w:pPr>
-            <w:r>
-              <w:rPr>
-                <w:bCs/>
-                <w:b/>
+            </w:pPr>
+            <w:r>
+              <w:rPr>
+                <w:b/>
+                <w:bCs/>
               </w:rPr>
               <w:t xml:space="preserve">1인 전업</w:t>
             </w:r>
@@ -6620,7 +6229,6 @@
           <w:p>
             <w:pPr>
               <w:pStyle w:val="Compact"/>
-              <w:jc w:val="left"/>
             </w:pPr>
             <w:r>
               <w:t xml:space="preserve">6,760만</w:t>
@@ -6632,12 +6240,11 @@
           <w:p>
             <w:pPr>
               <w:pStyle w:val="Compact"/>
-              <w:jc w:val="left"/>
-            </w:pPr>
-            <w:r>
-              <w:rPr>
-                <w:bCs/>
-                <w:b/>
+            </w:pPr>
+            <w:r>
+              <w:rPr>
+                <w:b/>
+                <w:bCs/>
               </w:rPr>
               <w:t xml:space="preserve">22%</w:t>
             </w:r>
@@ -6650,7 +6257,6 @@
           <w:p>
             <w:pPr>
               <w:pStyle w:val="Compact"/>
-              <w:jc w:val="left"/>
             </w:pPr>
             <w:r>
               <w:t xml:space="preserve">2인 전업</w:t>
@@ -6662,7 +6268,6 @@
           <w:p>
             <w:pPr>
               <w:pStyle w:val="Compact"/>
-              <w:jc w:val="left"/>
             </w:pPr>
             <w:r>
               <w:t xml:space="preserve">1억 2,800만</w:t>
@@ -6674,7 +6279,6 @@
           <w:p>
             <w:pPr>
               <w:pStyle w:val="Compact"/>
-              <w:jc w:val="left"/>
             </w:pPr>
             <w:r>
               <w:t xml:space="preserve">42%</w:t>
@@ -6689,8 +6293,8 @@
       </w:pPr>
       <w:r>
         <w:rPr>
+          <w:b/>
           <w:bCs/>
-          <w:b/>
         </w:rPr>
         <w:t xml:space="preserve">2인 전업은 2028년 이후로 둔다.</w:t>
       </w:r>
@@ -6702,9 +6306,9 @@
         </w:pict>
       </w:r>
     </w:p>
-    <w:bookmarkEnd w:id="49"/>
-    <w:bookmarkEnd w:id="50"/>
-    <w:bookmarkStart w:id="54" w:name="단계와-자금"/>
+    <w:bookmarkEnd w:id="38"/>
+    <w:bookmarkEnd w:id="39"/>
+    <w:bookmarkStart w:id="43" w:name="단계와-자금"/>
     <w:p>
       <w:pPr>
         <w:pStyle w:val="Heading2"/>
@@ -6713,7 +6317,7 @@
         <w:t xml:space="preserve">7. 단계와 자금</w:t>
       </w:r>
     </w:p>
-    <w:bookmarkStart w:id="51" w:name="phase-0-검증-2026-하반기"/>
+    <w:bookmarkStart w:id="40" w:name="phase-0-검증-2026-하반기"/>
     <w:p>
       <w:pPr>
         <w:pStyle w:val="Heading3"/>
@@ -6735,7 +6339,6 @@
         <w:tblStyle w:val="Table"/>
         <w:tblW w:type="auto" w:w="0"/>
         <w:tblLook w:firstRow="1" w:lastRow="0" w:firstColumn="0" w:lastColumn="0" w:noHBand="0" w:noVBand="0" w:val="0020"/>
-        <w:jc w:val="start"/>
       </w:tblPr>
       <w:tblGrid>
         <w:gridCol w:w="3960"/>
@@ -6743,14 +6346,13 @@
       </w:tblGrid>
       <w:tr>
         <w:trPr>
-          <w:tblHeader w:val="true"/>
+          <w:tblHeader w:val="on"/>
         </w:trPr>
         <w:tc>
           <w:tcPr/>
           <w:p>
             <w:pPr>
               <w:pStyle w:val="Compact"/>
-              <w:jc w:val="left"/>
             </w:pPr>
             <w:r>
               <w:t xml:space="preserve">항목</w:t>
@@ -6762,7 +6364,6 @@
           <w:p>
             <w:pPr>
               <w:pStyle w:val="Compact"/>
-              <w:jc w:val="left"/>
             </w:pPr>
             <w:r>
               <w:t xml:space="preserve">금액</w:t>
@@ -6776,7 +6377,6 @@
           <w:p>
             <w:pPr>
               <w:pStyle w:val="Compact"/>
-              <w:jc w:val="left"/>
             </w:pPr>
             <w:r>
               <w:t xml:space="preserve">인터뷰 사례 25명</w:t>
@@ -6788,7 +6388,6 @@
           <w:p>
             <w:pPr>
               <w:pStyle w:val="Compact"/>
-              <w:jc w:val="left"/>
             </w:pPr>
             <w:r>
               <w:t xml:space="preserve">75만</w:t>
@@ -6802,7 +6401,6 @@
           <w:p>
             <w:pPr>
               <w:pStyle w:val="Compact"/>
-              <w:jc w:val="left"/>
             </w:pPr>
             <w:r>
               <w:t xml:space="preserve">도메인·서버 6개월</w:t>
@@ -6814,7 +6412,6 @@
           <w:p>
             <w:pPr>
               <w:pStyle w:val="Compact"/>
-              <w:jc w:val="left"/>
             </w:pPr>
             <w:r>
               <w:t xml:space="preserve">30만</w:t>
@@ -6828,7 +6425,6 @@
           <w:p>
             <w:pPr>
               <w:pStyle w:val="Compact"/>
-              <w:jc w:val="left"/>
             </w:pPr>
             <w:r>
               <w:t xml:space="preserve">항공 왕복</w:t>
@@ -6840,7 +6436,6 @@
           <w:p>
             <w:pPr>
               <w:pStyle w:val="Compact"/>
-              <w:jc w:val="left"/>
             </w:pPr>
             <w:r>
               <w:t xml:space="preserve">150만</w:t>
@@ -6854,7 +6449,6 @@
           <w:p>
             <w:pPr>
               <w:pStyle w:val="Compact"/>
-              <w:jc w:val="left"/>
             </w:pPr>
             <w:r>
               <w:t xml:space="preserve">현지 체류 40일</w:t>
@@ -6866,7 +6460,6 @@
           <w:p>
             <w:pPr>
               <w:pStyle w:val="Compact"/>
-              <w:jc w:val="left"/>
             </w:pPr>
             <w:r>
               <w:t xml:space="preserve">480만</w:t>
@@ -6880,7 +6473,6 @@
           <w:p>
             <w:pPr>
               <w:pStyle w:val="Compact"/>
-              <w:jc w:val="left"/>
             </w:pPr>
             <w:r>
               <w:t xml:space="preserve">장비</w:t>
@@ -6892,7 +6484,6 @@
           <w:p>
             <w:pPr>
               <w:pStyle w:val="Compact"/>
-              <w:jc w:val="left"/>
             </w:pPr>
             <w:r>
               <w:t xml:space="preserve">100만</w:t>
@@ -6906,7 +6497,6 @@
           <w:p>
             <w:pPr>
               <w:pStyle w:val="Compact"/>
-              <w:jc w:val="left"/>
             </w:pPr>
             <w:r>
               <w:t xml:space="preserve">보험·예비</w:t>
@@ -6918,7 +6508,6 @@
           <w:p>
             <w:pPr>
               <w:pStyle w:val="Compact"/>
-              <w:jc w:val="left"/>
             </w:pPr>
             <w:r>
               <w:t xml:space="preserve">80만</w:t>
@@ -6932,12 +6521,11 @@
           <w:p>
             <w:pPr>
               <w:pStyle w:val="Compact"/>
-              <w:jc w:val="left"/>
-            </w:pPr>
-            <w:r>
-              <w:rPr>
-                <w:bCs/>
-                <w:b/>
+            </w:pPr>
+            <w:r>
+              <w:rPr>
+                <w:b/>
+                <w:bCs/>
               </w:rPr>
               <w:t xml:space="preserve">합계</w:t>
             </w:r>
@@ -6948,12 +6536,11 @@
           <w:p>
             <w:pPr>
               <w:pStyle w:val="Compact"/>
-              <w:jc w:val="left"/>
-            </w:pPr>
-            <w:r>
-              <w:rPr>
-                <w:bCs/>
-                <w:b/>
+            </w:pPr>
+            <w:r>
+              <w:rPr>
+                <w:b/>
+                <w:bCs/>
               </w:rPr>
               <w:t xml:space="preserve">약 915만</w:t>
             </w:r>
@@ -6967,14 +6554,14 @@
       </w:pPr>
       <w:r>
         <w:rPr>
+          <w:b/>
           <w:bCs/>
-          <w:b/>
         </w:rPr>
         <w:t xml:space="preserve">최악의 경우에도 카미노를 한 번 걷고 데이터와 콘텐츠가 남는다.</w:t>
       </w:r>
     </w:p>
-    <w:bookmarkEnd w:id="51"/>
-    <w:bookmarkStart w:id="52" w:name="phase-1-성년-시즌-2027-상반기"/>
+    <w:bookmarkEnd w:id="40"/>
+    <w:bookmarkStart w:id="41" w:name="phase-1-성년-시즌-2027-상반기"/>
     <w:p>
       <w:pPr>
         <w:pStyle w:val="Heading3"/>
@@ -6995,14 +6582,14 @@
       </w:r>
       <w:r>
         <w:rPr>
+          <w:b/>
           <w:bCs/>
-          <w:b/>
         </w:rPr>
         <w:t xml:space="preserve">2027년 6월에 전업 전환 여부를 판단한다.</w:t>
       </w:r>
     </w:p>
-    <w:bookmarkEnd w:id="52"/>
-    <w:bookmarkStart w:id="53" w:name="자금-조달"/>
+    <w:bookmarkEnd w:id="41"/>
+    <w:bookmarkStart w:id="42" w:name="자금-조달"/>
     <w:p>
       <w:pPr>
         <w:pStyle w:val="Heading3"/>
@@ -7016,7 +6603,6 @@
         <w:tblStyle w:val="Table"/>
         <w:tblW w:type="auto" w:w="0"/>
         <w:tblLook w:firstRow="1" w:lastRow="0" w:firstColumn="0" w:lastColumn="0" w:noHBand="0" w:noVBand="0" w:val="0020"/>
-        <w:jc w:val="start"/>
       </w:tblPr>
       <w:tblGrid>
         <w:gridCol w:w="2640"/>
@@ -7025,14 +6611,13 @@
       </w:tblGrid>
       <w:tr>
         <w:trPr>
-          <w:tblHeader w:val="true"/>
+          <w:tblHeader w:val="on"/>
         </w:trPr>
         <w:tc>
           <w:tcPr/>
           <w:p>
             <w:pPr>
               <w:pStyle w:val="Compact"/>
-              <w:jc w:val="left"/>
             </w:pPr>
             <w:r>
               <w:t xml:space="preserve">출처</w:t>
@@ -7044,7 +6629,6 @@
           <w:p>
             <w:pPr>
               <w:pStyle w:val="Compact"/>
-              <w:jc w:val="left"/>
             </w:pPr>
             <w:r>
               <w:t xml:space="preserve">금액</w:t>
@@ -7056,7 +6640,6 @@
           <w:p>
             <w:pPr>
               <w:pStyle w:val="Compact"/>
-              <w:jc w:val="left"/>
             </w:pPr>
             <w:r>
               <w:t xml:space="preserve">시점</w:t>
@@ -7070,7 +6653,6 @@
           <w:p>
             <w:pPr>
               <w:pStyle w:val="Compact"/>
-              <w:jc w:val="left"/>
             </w:pPr>
             <w:r>
               <w:t xml:space="preserve">자기자본</w:t>
@@ -7082,7 +6664,6 @@
           <w:p>
             <w:pPr>
               <w:pStyle w:val="Compact"/>
-              <w:jc w:val="left"/>
             </w:pPr>
             <w:r>
               <w:t xml:space="preserve">915만</w:t>
@@ -7094,7 +6675,6 @@
           <w:p>
             <w:pPr>
               <w:pStyle w:val="Compact"/>
-              <w:jc w:val="left"/>
             </w:pPr>
             <w:r>
               <w:t xml:space="preserve">2026 Q3~Q4</w:t>
@@ -7108,12 +6688,11 @@
           <w:p>
             <w:pPr>
               <w:pStyle w:val="Compact"/>
-              <w:jc w:val="left"/>
-            </w:pPr>
-            <w:r>
-              <w:rPr>
-                <w:bCs/>
-                <w:b/>
+            </w:pPr>
+            <w:r>
+              <w:rPr>
+                <w:b/>
+                <w:bCs/>
               </w:rPr>
               <w:t xml:space="preserve">한국관광공사 관광벤처사업</w:t>
             </w:r>
@@ -7124,7 +6703,6 @@
           <w:p>
             <w:pPr>
               <w:pStyle w:val="Compact"/>
-              <w:jc w:val="left"/>
             </w:pPr>
             <w:r>
               <w:t xml:space="preserve">최대 5,000만</w:t>
@@ -7136,7 +6714,6 @@
           <w:p>
             <w:pPr>
               <w:pStyle w:val="Compact"/>
-              <w:jc w:val="left"/>
             </w:pPr>
             <w:r>
               <w:t xml:space="preserve">2026 Q4~2027 Q1</w:t>
@@ -7150,7 +6727,6 @@
           <w:p>
             <w:pPr>
               <w:pStyle w:val="Compact"/>
-              <w:jc w:val="left"/>
             </w:pPr>
             <w:r>
               <w:t xml:space="preserve">예비창업·초기창업패키지</w:t>
@@ -7162,7 +6738,6 @@
           <w:p>
             <w:pPr>
               <w:pStyle w:val="Compact"/>
-              <w:jc w:val="left"/>
             </w:pPr>
             <w:r>
               <w:t xml:space="preserve">최대 1억</w:t>
@@ -7174,7 +6749,6 @@
           <w:p>
             <w:pPr>
               <w:pStyle w:val="Compact"/>
-              <w:jc w:val="left"/>
             </w:pPr>
             <w:r>
               <w:t xml:space="preserve">2027 상반기</w:t>
@@ -7188,7 +6762,6 @@
           <w:p>
             <w:pPr>
               <w:pStyle w:val="Compact"/>
-              <w:jc w:val="left"/>
             </w:pPr>
             <w:r>
               <w:t xml:space="preserve">매출</w:t>
@@ -7200,7 +6773,6 @@
           <w:p>
             <w:pPr>
               <w:pStyle w:val="Compact"/>
-              <w:jc w:val="left"/>
             </w:pPr>
             <w:r>
               <w:t xml:space="preserve">—</w:t>
@@ -7212,7 +6784,6 @@
           <w:p>
             <w:pPr>
               <w:pStyle w:val="Compact"/>
-              <w:jc w:val="left"/>
             </w:pPr>
             <w:r>
               <w:t xml:space="preserve">2027 Q2~</w:t>
@@ -7233,29 +6804,15 @@
       </w:r>
       <w:r>
         <w:rPr>
+          <w:b/>
           <w:bCs/>
+        </w:rPr>
+        <w:t xml:space="preserve">“순례자 부상 예방”</w:t>
+      </w:r>
+      <w:r>
+        <w:rPr>
           <w:b/>
-        </w:rPr>
-        <w:t xml:space="preserve">“</w:t>
-      </w:r>
-      <w:r>
-        <w:rPr>
           <w:bCs/>
-          <w:b/>
-        </w:rPr>
-        <w:t xml:space="preserve">순례자 부상 예방</w:t>
-      </w:r>
-      <w:r>
-        <w:rPr>
-          <w:bCs/>
-          <w:b/>
-        </w:rPr>
-        <w:t xml:space="preserve">”</w:t>
-      </w:r>
-      <w:r>
-        <w:rPr>
-          <w:bCs/>
-          <w:b/>
         </w:rPr>
         <w:t xml:space="preserve">이라는 사회적 명분이 있다.</w:t>
       </w:r>
@@ -7267,9 +6824,9 @@
         </w:pict>
       </w:r>
     </w:p>
-    <w:bookmarkEnd w:id="53"/>
-    <w:bookmarkEnd w:id="54"/>
-    <w:bookmarkStart w:id="55" w:name="실행-일정"/>
+    <w:bookmarkEnd w:id="42"/>
+    <w:bookmarkEnd w:id="43"/>
+    <w:bookmarkStart w:id="44" w:name="실행-일정"/>
     <w:p>
       <w:pPr>
         <w:pStyle w:val="Heading2"/>
@@ -7282,8 +6839,8 @@
       <w:tblPr>
         <w:tblStyle w:val="Table"/>
         <w:tblW w:type="pct" w:w="5000"/>
+        <w:tblLayout w:type="fixed"/>
         <w:tblLook w:firstRow="1" w:lastRow="0" w:firstColumn="0" w:lastColumn="0" w:noHBand="0" w:noVBand="0" w:val="0020"/>
-        <w:jc w:val="start"/>
       </w:tblPr>
       <w:tblGrid>
         <w:gridCol w:w="3960"/>
@@ -7291,14 +6848,13 @@
       </w:tblGrid>
       <w:tr>
         <w:trPr>
-          <w:tblHeader w:val="true"/>
+          <w:tblHeader w:val="on"/>
         </w:trPr>
         <w:tc>
           <w:tcPr/>
           <w:p>
             <w:pPr>
               <w:pStyle w:val="Compact"/>
-              <w:jc w:val="left"/>
             </w:pPr>
             <w:r>
               <w:t xml:space="preserve">시기</w:t>
@@ -7310,7 +6866,6 @@
           <w:p>
             <w:pPr>
               <w:pStyle w:val="Compact"/>
-              <w:jc w:val="left"/>
             </w:pPr>
             <w:r>
               <w:t xml:space="preserve">내용</w:t>
@@ -7324,7 +6879,6 @@
           <w:p>
             <w:pPr>
               <w:pStyle w:val="Compact"/>
-              <w:jc w:val="left"/>
             </w:pPr>
             <w:r>
               <w:t xml:space="preserve">2026.08</w:t>
@@ -7336,7 +6890,6 @@
           <w:p>
             <w:pPr>
               <w:pStyle w:val="Compact"/>
-              <w:jc w:val="left"/>
             </w:pPr>
             <w:r>
               <w:t xml:space="preserve">순례자 25명 인터뷰</w:t>
@@ -7350,7 +6903,6 @@
           <w:p>
             <w:pPr>
               <w:pStyle w:val="Compact"/>
-              <w:jc w:val="left"/>
             </w:pPr>
             <w:r>
               <w:t xml:space="preserve">2026.09</w:t>
@@ -7362,7 +6914,6 @@
           <w:p>
             <w:pPr>
               <w:pStyle w:val="Compact"/>
-              <w:jc w:val="left"/>
             </w:pPr>
             <w:r>
               <w:t xml:space="preserve">웹 계산기 공개 ·</w:t>
@@ -7372,8 +6923,8 @@
             </w:r>
             <w:r>
               <w:rPr>
-                <w:bCs/>
-                <w:b/>
+                <w:b/>
+                <w:bCs/>
               </w:rPr>
               <w:t xml:space="preserve">보험사 3곳 접촉</w:t>
             </w:r>
@@ -7392,7 +6943,6 @@
           <w:p>
             <w:pPr>
               <w:pStyle w:val="Compact"/>
-              <w:jc w:val="left"/>
             </w:pPr>
             <w:r>
               <w:t xml:space="preserve">2026.09~10</w:t>
@@ -7404,7 +6954,6 @@
           <w:p>
             <w:pPr>
               <w:pStyle w:val="Compact"/>
-              <w:jc w:val="left"/>
             </w:pPr>
             <w:r>
               <w:t xml:space="preserve">4주 트래픽 실측</w:t>
@@ -7418,12 +6967,11 @@
           <w:p>
             <w:pPr>
               <w:pStyle w:val="Compact"/>
-              <w:jc w:val="left"/>
-            </w:pPr>
-            <w:r>
-              <w:rPr>
-                <w:bCs/>
-                <w:b/>
+            </w:pPr>
+            <w:r>
+              <w:rPr>
+                <w:b/>
+                <w:bCs/>
               </w:rPr>
               <w:t xml:space="preserve">2026.10 초~11 초</w:t>
             </w:r>
@@ -7434,12 +6982,11 @@
           <w:p>
             <w:pPr>
               <w:pStyle w:val="Compact"/>
-              <w:jc w:val="left"/>
-            </w:pPr>
-            <w:r>
-              <w:rPr>
-                <w:bCs/>
-                <w:b/>
+            </w:pPr>
+            <w:r>
+              <w:rPr>
+                <w:b/>
+                <w:bCs/>
               </w:rPr>
               <w:t xml:space="preserve">현지 실측 도보 40일</w:t>
             </w:r>
@@ -7458,7 +7005,6 @@
           <w:p>
             <w:pPr>
               <w:pStyle w:val="Compact"/>
-              <w:jc w:val="left"/>
             </w:pPr>
             <w:r>
               <w:t xml:space="preserve">2026.12</w:t>
@@ -7470,7 +7016,6 @@
           <w:p>
             <w:pPr>
               <w:pStyle w:val="Compact"/>
-              <w:jc w:val="left"/>
             </w:pPr>
             <w:r>
               <w:t xml:space="preserve">데이터 반영 · 부상 콘텐츠 45개 (의료 검수)</w:t>
@@ -7484,12 +7029,11 @@
           <w:p>
             <w:pPr>
               <w:pStyle w:val="Compact"/>
-              <w:jc w:val="left"/>
-            </w:pPr>
-            <w:r>
-              <w:rPr>
-                <w:bCs/>
-                <w:b/>
+            </w:pPr>
+            <w:r>
+              <w:rPr>
+                <w:b/>
+                <w:bCs/>
               </w:rPr>
               <w:t xml:space="preserve">2027.01</w:t>
             </w:r>
@@ -7500,12 +7044,11 @@
           <w:p>
             <w:pPr>
               <w:pStyle w:val="Compact"/>
-              <w:jc w:val="left"/>
-            </w:pPr>
-            <w:r>
-              <w:rPr>
-                <w:bCs/>
-                <w:b/>
+            </w:pPr>
+            <w:r>
+              <w:rPr>
+                <w:b/>
+                <w:bCs/>
               </w:rPr>
               <w:t xml:space="preserve">검색 피크 진입. 콘텐츠 완비</w:t>
             </w:r>
@@ -7518,7 +7061,6 @@
           <w:p>
             <w:pPr>
               <w:pStyle w:val="Compact"/>
-              <w:jc w:val="left"/>
             </w:pPr>
             <w:r>
               <w:t xml:space="preserve">2027.02</w:t>
@@ -7530,7 +7072,6 @@
           <w:p>
             <w:pPr>
               <w:pStyle w:val="Compact"/>
-              <w:jc w:val="left"/>
             </w:pPr>
             <w:r>
               <w:t xml:space="preserve">제휴 연결 · 반패키지 셀프형 출시</w:t>
@@ -7544,7 +7085,6 @@
           <w:p>
             <w:pPr>
               <w:pStyle w:val="Compact"/>
-              <w:jc w:val="left"/>
             </w:pPr>
             <w:r>
               <w:t xml:space="preserve">2027.03</w:t>
@@ -7556,7 +7096,6 @@
           <w:p>
             <w:pPr>
               <w:pStyle w:val="Compact"/>
-              <w:jc w:val="left"/>
             </w:pPr>
             <w:r>
               <w:t xml:space="preserve">앱 베타</w:t>
@@ -7570,12 +7109,11 @@
           <w:p>
             <w:pPr>
               <w:pStyle w:val="Compact"/>
-              <w:jc w:val="left"/>
-            </w:pPr>
-            <w:r>
-              <w:rPr>
-                <w:bCs/>
-                <w:b/>
+            </w:pPr>
+            <w:r>
+              <w:rPr>
+                <w:b/>
+                <w:bCs/>
               </w:rPr>
               <w:t xml:space="preserve">2027.04</w:t>
             </w:r>
@@ -7586,12 +7124,11 @@
           <w:p>
             <w:pPr>
               <w:pStyle w:val="Compact"/>
-              <w:jc w:val="left"/>
-            </w:pPr>
-            <w:r>
-              <w:rPr>
-                <w:bCs/>
-                <w:b/>
+            </w:pPr>
+            <w:r>
+              <w:rPr>
+                <w:b/>
+                <w:bCs/>
               </w:rPr>
               <w:t xml:space="preserve">앱 정식 출시</w:t>
             </w:r>
@@ -7604,7 +7141,6 @@
           <w:p>
             <w:pPr>
               <w:pStyle w:val="Compact"/>
-              <w:jc w:val="left"/>
             </w:pPr>
             <w:r>
               <w:t xml:space="preserve">2027.05~06</w:t>
@@ -7616,7 +7152,6 @@
           <w:p>
             <w:pPr>
               <w:pStyle w:val="Compact"/>
-              <w:jc w:val="left"/>
             </w:pPr>
             <w:r>
               <w:t xml:space="preserve">성수기 대응</w:t>
@@ -7630,7 +7165,6 @@
           <w:p>
             <w:pPr>
               <w:pStyle w:val="Compact"/>
-              <w:jc w:val="left"/>
             </w:pPr>
             <w:r>
               <w:t xml:space="preserve">2027.06</w:t>
@@ -7642,12 +7176,11 @@
           <w:p>
             <w:pPr>
               <w:pStyle w:val="Compact"/>
-              <w:jc w:val="left"/>
-            </w:pPr>
-            <w:r>
-              <w:rPr>
-                <w:bCs/>
-                <w:b/>
+            </w:pPr>
+            <w:r>
+              <w:rPr>
+                <w:b/>
+                <w:bCs/>
               </w:rPr>
               <w:t xml:space="preserve">전업 전환 판단</w:t>
             </w:r>
@@ -7662,8 +7195,8 @@
         </w:pict>
       </w:r>
     </w:p>
-    <w:bookmarkEnd w:id="55"/>
-    <w:bookmarkStart w:id="56" w:name="확장"/>
+    <w:bookmarkEnd w:id="44"/>
+    <w:bookmarkStart w:id="45" w:name="확장"/>
     <w:p>
       <w:pPr>
         <w:pStyle w:val="Heading2"/>
@@ -7678,8 +7211,8 @@
       </w:pPr>
       <w:r>
         <w:rPr>
+          <w:b/>
           <w:bCs/>
-          <w:b/>
         </w:rPr>
         <w:t xml:space="preserve">부상과 숙소는 카미노만의 문제가 아니다. 모든 장거리 도보의 문제다.</w:t>
       </w:r>
@@ -7688,8 +7221,8 @@
       <w:tblPr>
         <w:tblStyle w:val="Table"/>
         <w:tblW w:type="pct" w:w="5000"/>
+        <w:tblLayout w:type="fixed"/>
         <w:tblLook w:firstRow="1" w:lastRow="0" w:firstColumn="0" w:lastColumn="0" w:noHBand="0" w:noVBand="0" w:val="0020"/>
-        <w:jc w:val="start"/>
       </w:tblPr>
       <w:tblGrid>
         <w:gridCol w:w="2640"/>
@@ -7698,14 +7231,13 @@
       </w:tblGrid>
       <w:tr>
         <w:trPr>
-          <w:tblHeader w:val="true"/>
+          <w:tblHeader w:val="on"/>
         </w:trPr>
         <w:tc>
           <w:tcPr/>
           <w:p>
             <w:pPr>
               <w:pStyle w:val="Compact"/>
-              <w:jc w:val="left"/>
             </w:pPr>
             <w:r>
               <w:t xml:space="preserve">시장</w:t>
@@ -7717,7 +7249,6 @@
           <w:p>
             <w:pPr>
               <w:pStyle w:val="Compact"/>
-              <w:jc w:val="left"/>
             </w:pPr>
             <w:r>
               <w:t xml:space="preserve">규모</w:t>
@@ -7729,7 +7260,6 @@
           <w:p>
             <w:pPr>
               <w:pStyle w:val="Compact"/>
-              <w:jc w:val="left"/>
             </w:pPr>
             <w:r>
               <w:t xml:space="preserve">연결</w:t>
@@ -7743,12 +7273,11 @@
           <w:p>
             <w:pPr>
               <w:pStyle w:val="Compact"/>
-              <w:jc w:val="left"/>
-            </w:pPr>
-            <w:r>
-              <w:rPr>
-                <w:bCs/>
-                <w:b/>
+            </w:pPr>
+            <w:r>
+              <w:rPr>
+                <w:b/>
+                <w:bCs/>
               </w:rPr>
               <w:t xml:space="preserve">구마노고도</w:t>
             </w:r>
@@ -7759,7 +7288,6 @@
           <w:p>
             <w:pPr>
               <w:pStyle w:val="Compact"/>
-              <w:jc w:val="left"/>
             </w:pPr>
             <w:r>
               <w:t xml:space="preserve">—</w:t>
@@ -7771,12 +7299,11 @@
           <w:p>
             <w:pPr>
               <w:pStyle w:val="Compact"/>
-              <w:jc w:val="left"/>
-            </w:pPr>
-            <w:r>
-              <w:rPr>
-                <w:bCs/>
-                <w:b/>
+            </w:pPr>
+            <w:r>
+              <w:rPr>
+                <w:b/>
+                <w:bCs/>
               </w:rPr>
               <w:t xml:space="preserve">이중 순례자 제도.</w:t>
             </w:r>
@@ -7795,7 +7322,6 @@
           <w:p>
             <w:pPr>
               <w:pStyle w:val="Compact"/>
-              <w:jc w:val="left"/>
             </w:pPr>
             <w:r>
               <w:t xml:space="preserve">제주올레 (437km)</w:t>
@@ -7807,7 +7333,6 @@
           <w:p>
             <w:pPr>
               <w:pStyle w:val="Compact"/>
-              <w:jc w:val="left"/>
             </w:pPr>
             <w:r>
               <w:t xml:space="preserve">연 90만+</w:t>
@@ -7819,7 +7344,6 @@
           <w:p>
             <w:pPr>
               <w:pStyle w:val="Compact"/>
-              <w:jc w:val="left"/>
             </w:pPr>
             <w:r>
               <w:t xml:space="preserve">구간 설계 엔진 그대로</w:t>
@@ -7833,7 +7357,6 @@
           <w:p>
             <w:pPr>
               <w:pStyle w:val="Compact"/>
-              <w:jc w:val="left"/>
             </w:pPr>
             <w:r>
               <w:t xml:space="preserve">해파랑길 (750km)</w:t>
@@ -7845,7 +7368,6 @@
           <w:p>
             <w:pPr>
               <w:pStyle w:val="Compact"/>
-              <w:jc w:val="left"/>
             </w:pPr>
             <w:r>
               <w:t xml:space="preserve">수십만</w:t>
@@ -7857,7 +7379,6 @@
           <w:p>
             <w:pPr>
               <w:pStyle w:val="Compact"/>
-              <w:jc w:val="left"/>
             </w:pPr>
             <w:r>
               <w:t xml:space="preserve">숙소 문제가 더 크다</w:t>
@@ -7871,7 +7392,6 @@
           <w:p>
             <w:pPr>
               <w:pStyle w:val="Compact"/>
-              <w:jc w:val="left"/>
             </w:pPr>
             <w:r>
               <w:t xml:space="preserve">시코쿠 88 순례길</w:t>
@@ -7883,7 +7403,6 @@
           <w:p>
             <w:pPr>
               <w:pStyle w:val="Compact"/>
-              <w:jc w:val="left"/>
             </w:pPr>
             <w:r>
               <w:t xml:space="preserve">성장세</w:t>
@@ -7895,7 +7414,6 @@
           <w:p>
             <w:pPr>
               <w:pStyle w:val="Compact"/>
-              <w:jc w:val="left"/>
             </w:pPr>
             <w:r>
               <w:t xml:space="preserve">순례 + 도장 문화 동일</w:t>
@@ -7916,8 +7434,8 @@
       </w:r>
       <w:r>
         <w:rPr>
+          <w:b/>
           <w:bCs/>
-          <w:b/>
         </w:rPr>
         <w:t xml:space="preserve">한국 도보여행 카테고리로 나가는 교두보다.</w:t>
       </w:r>
@@ -7929,8 +7447,8 @@
         </w:pict>
       </w:r>
     </w:p>
-    <w:bookmarkEnd w:id="56"/>
-    <w:bookmarkStart w:id="57" w:name="리스크"/>
+    <w:bookmarkEnd w:id="45"/>
+    <w:bookmarkStart w:id="46" w:name="리스크"/>
     <w:p>
       <w:pPr>
         <w:pStyle w:val="Heading2"/>
@@ -7943,8 +7461,8 @@
       <w:tblPr>
         <w:tblStyle w:val="Table"/>
         <w:tblW w:type="pct" w:w="5000"/>
+        <w:tblLayout w:type="fixed"/>
         <w:tblLook w:firstRow="1" w:lastRow="0" w:firstColumn="0" w:lastColumn="0" w:noHBand="0" w:noVBand="0" w:val="0020"/>
-        <w:jc w:val="start"/>
       </w:tblPr>
       <w:tblGrid>
         <w:gridCol w:w="3960"/>
@@ -7952,14 +7470,13 @@
       </w:tblGrid>
       <w:tr>
         <w:trPr>
-          <w:tblHeader w:val="true"/>
+          <w:tblHeader w:val="on"/>
         </w:trPr>
         <w:tc>
           <w:tcPr/>
           <w:p>
             <w:pPr>
               <w:pStyle w:val="Compact"/>
-              <w:jc w:val="left"/>
             </w:pPr>
             <w:r>
               <w:t xml:space="preserve">리스크</w:t>
@@ -7971,7 +7488,6 @@
           <w:p>
             <w:pPr>
               <w:pStyle w:val="Compact"/>
-              <w:jc w:val="left"/>
             </w:pPr>
             <w:r>
               <w:t xml:space="preserve">대응</w:t>
@@ -7985,12 +7501,11 @@
           <w:p>
             <w:pPr>
               <w:pStyle w:val="Compact"/>
-              <w:jc w:val="left"/>
-            </w:pPr>
-            <w:r>
-              <w:rPr>
-                <w:bCs/>
-                <w:b/>
+            </w:pPr>
+            <w:r>
+              <w:rPr>
+                <w:b/>
+                <w:bCs/>
               </w:rPr>
               <w:t xml:space="preserve">보험 제휴 불발</w:t>
             </w:r>
@@ -8001,7 +7516,6 @@
           <w:p>
             <w:pPr>
               <w:pStyle w:val="Compact"/>
-              <w:jc w:val="left"/>
             </w:pPr>
             <w:r>
               <w:t xml:space="preserve">최우선 검증. 불발 시 장비 비중 확대</w:t>
@@ -8015,12 +7529,11 @@
           <w:p>
             <w:pPr>
               <w:pStyle w:val="Compact"/>
-              <w:jc w:val="left"/>
-            </w:pPr>
-            <w:r>
-              <w:rPr>
-                <w:bCs/>
-                <w:b/>
+            </w:pPr>
+            <w:r>
+              <w:rPr>
+                <w:b/>
+                <w:bCs/>
               </w:rPr>
               <w:t xml:space="preserve">의료 정보 책임</w:t>
             </w:r>
@@ -8031,7 +7544,6 @@
           <w:p>
             <w:pPr>
               <w:pStyle w:val="Compact"/>
-              <w:jc w:val="left"/>
             </w:pPr>
             <w:r>
               <w:t xml:space="preserve">정형외과·스포츠의학 자문 검수 후에만 게시</w:t>
@@ -8045,12 +7557,11 @@
           <w:p>
             <w:pPr>
               <w:pStyle w:val="Compact"/>
-              <w:jc w:val="left"/>
-            </w:pPr>
-            <w:r>
-              <w:rPr>
-                <w:bCs/>
-                <w:b/>
+            </w:pPr>
+            <w:r>
+              <w:rPr>
+                <w:b/>
+                <w:bCs/>
               </w:rPr>
               <w:t xml:space="preserve">여행업 규제</w:t>
             </w:r>
@@ -8061,7 +7572,6 @@
           <w:p>
             <w:pPr>
               <w:pStyle w:val="Compact"/>
-              <w:jc w:val="left"/>
             </w:pPr>
             <w:r>
               <w:t xml:space="preserve">반패키지는 등록 여행사와 화이트라벨 구조</w:t>
@@ -8075,12 +7585,11 @@
           <w:p>
             <w:pPr>
               <w:pStyle w:val="Compact"/>
-              <w:jc w:val="left"/>
-            </w:pPr>
-            <w:r>
-              <w:rPr>
-                <w:bCs/>
-                <w:b/>
+            </w:pPr>
+            <w:r>
+              <w:rPr>
+                <w:b/>
+                <w:bCs/>
               </w:rPr>
               <w:t xml:space="preserve">보험 모집 규제</w:t>
             </w:r>
@@ -8091,7 +7600,6 @@
           <w:p>
             <w:pPr>
               <w:pStyle w:val="Compact"/>
-              <w:jc w:val="left"/>
             </w:pPr>
             <w:r>
               <w:t xml:space="preserve">제휴 범위를 법률 자문으로 사전 확인</w:t>
@@ -8105,7 +7613,6 @@
           <w:p>
             <w:pPr>
               <w:pStyle w:val="Compact"/>
-              <w:jc w:val="left"/>
             </w:pPr>
             <w:r>
               <w:t xml:space="preserve">시장 규모</w:t>
@@ -8117,7 +7624,6 @@
           <w:p>
             <w:pPr>
               <w:pStyle w:val="Compact"/>
-              <w:jc w:val="left"/>
             </w:pPr>
             <w:r>
               <w:t xml:space="preserve">카테고리 확장을 전제로 설계</w:t>
@@ -8131,7 +7637,6 @@
           <w:p>
             <w:pPr>
               <w:pStyle w:val="Compact"/>
-              <w:jc w:val="left"/>
             </w:pPr>
             <w:r>
               <w:t xml:space="preserve">성년 이후 반동</w:t>
@@ -8143,7 +7648,6 @@
           <w:p>
             <w:pPr>
               <w:pStyle w:val="Compact"/>
-              <w:jc w:val="left"/>
             </w:pPr>
             <w:r>
               <w:t xml:space="preserve">2028년 감소를 재무에 반영</w:t>
@@ -8157,7 +7661,6 @@
           <w:p>
             <w:pPr>
               <w:pStyle w:val="Compact"/>
-              <w:jc w:val="left"/>
             </w:pPr>
             <w:r>
               <w:t xml:space="preserve">데이터 노후화</w:t>
@@ -8169,7 +7672,6 @@
           <w:p>
             <w:pPr>
               <w:pStyle w:val="Compact"/>
-              <w:jc w:val="left"/>
             </w:pPr>
             <w:r>
               <w:t xml:space="preserve">확인 시점 표시 + 사용자 제보 + 정기 실측</w:t>
@@ -8183,12 +7685,11 @@
           <w:p>
             <w:pPr>
               <w:pStyle w:val="Compact"/>
-              <w:jc w:val="left"/>
-            </w:pPr>
-            <w:r>
-              <w:rPr>
-                <w:bCs/>
-                <w:b/>
+            </w:pPr>
+            <w:r>
+              <w:rPr>
+                <w:b/>
+                <w:bCs/>
               </w:rPr>
               <w:t xml:space="preserve">상업성 반감</w:t>
             </w:r>
@@ -8199,12 +7700,11 @@
           <w:p>
             <w:pPr>
               <w:pStyle w:val="Compact"/>
-              <w:jc w:val="left"/>
-            </w:pPr>
-            <w:r>
-              <w:rPr>
-                <w:bCs/>
-                <w:b/>
+            </w:pPr>
+            <w:r>
+              <w:rPr>
+                <w:b/>
+                <w:bCs/>
               </w:rPr>
               <w:t xml:space="preserve">부상으로 물건을 팔지 않는다.</w:t>
             </w:r>
@@ -8225,8 +7725,8 @@
         </w:pict>
       </w:r>
     </w:p>
-    <w:bookmarkEnd w:id="57"/>
-    <w:bookmarkStart w:id="58" w:name="팀"/>
+    <w:bookmarkEnd w:id="46"/>
+    <w:bookmarkStart w:id="47" w:name="팀"/>
     <w:p>
       <w:pPr>
         <w:pStyle w:val="Heading2"/>
@@ -8240,7 +7740,6 @@
         <w:tblStyle w:val="Table"/>
         <w:tblW w:type="auto" w:w="0"/>
         <w:tblLook w:firstRow="1" w:lastRow="0" w:firstColumn="0" w:lastColumn="0" w:noHBand="0" w:noVBand="0" w:val="0020"/>
-        <w:jc w:val="start"/>
       </w:tblPr>
       <w:tblGrid>
         <w:gridCol w:w="3960"/>
@@ -8248,14 +7747,13 @@
       </w:tblGrid>
       <w:tr>
         <w:trPr>
-          <w:tblHeader w:val="true"/>
+          <w:tblHeader w:val="on"/>
         </w:trPr>
         <w:tc>
           <w:tcPr/>
           <w:p>
             <w:pPr>
               <w:pStyle w:val="Compact"/>
-              <w:jc w:val="left"/>
             </w:pPr>
             <w:r>
               <w:t xml:space="preserve">역할</w:t>
@@ -8267,7 +7765,6 @@
           <w:p>
             <w:pPr>
               <w:pStyle w:val="Compact"/>
-              <w:jc w:val="left"/>
             </w:pPr>
             <w:r>
               <w:t xml:space="preserve">요건</w:t>
@@ -8281,7 +7778,6 @@
           <w:p>
             <w:pPr>
               <w:pStyle w:val="Compact"/>
-              <w:jc w:val="left"/>
             </w:pPr>
             <w:r>
               <w:t xml:space="preserve">대표</w:t>
@@ -8293,7 +7789,6 @@
           <w:p>
             <w:pPr>
               <w:pStyle w:val="Compact"/>
-              <w:jc w:val="left"/>
             </w:pPr>
             <w:r>
               <w:t xml:space="preserve">기획, 현지 실측, 제휴</w:t>
@@ -8307,7 +7802,6 @@
           <w:p>
             <w:pPr>
               <w:pStyle w:val="Compact"/>
-              <w:jc w:val="left"/>
             </w:pPr>
             <w:r>
               <w:t xml:space="preserve">개발</w:t>
@@ -8319,7 +7813,6 @@
           <w:p>
             <w:pPr>
               <w:pStyle w:val="Compact"/>
-              <w:jc w:val="left"/>
             </w:pPr>
             <w:r>
               <w:t xml:space="preserve">Next.js + React Native</w:t>
@@ -8333,12 +7826,11 @@
           <w:p>
             <w:pPr>
               <w:pStyle w:val="Compact"/>
-              <w:jc w:val="left"/>
-            </w:pPr>
-            <w:r>
-              <w:rPr>
-                <w:bCs/>
-                <w:b/>
+            </w:pPr>
+            <w:r>
+              <w:rPr>
+                <w:b/>
+                <w:bCs/>
               </w:rPr>
               <w:t xml:space="preserve">의료 자문</w:t>
             </w:r>
@@ -8349,12 +7841,11 @@
           <w:p>
             <w:pPr>
               <w:pStyle w:val="Compact"/>
-              <w:jc w:val="left"/>
-            </w:pPr>
-            <w:r>
-              <w:rPr>
-                <w:bCs/>
-                <w:b/>
+            </w:pPr>
+            <w:r>
+              <w:rPr>
+                <w:b/>
+                <w:bCs/>
               </w:rPr>
               <w:t xml:space="preserve">정형외과 또는 스포츠의학. 부상 콘텐츠의 전제</w:t>
             </w:r>
@@ -8367,7 +7858,6 @@
           <w:p>
             <w:pPr>
               <w:pStyle w:val="Compact"/>
-              <w:jc w:val="left"/>
             </w:pPr>
             <w:r>
               <w:t xml:space="preserve">법률 자문</w:t>
@@ -8379,7 +7869,6 @@
           <w:p>
             <w:pPr>
               <w:pStyle w:val="Compact"/>
-              <w:jc w:val="left"/>
             </w:pPr>
             <w:r>
               <w:t xml:space="preserve">여행업·보험모집·개인정보</w:t>
@@ -8393,7 +7882,6 @@
           <w:p>
             <w:pPr>
               <w:pStyle w:val="Compact"/>
-              <w:jc w:val="left"/>
             </w:pPr>
             <w:r>
               <w:t xml:space="preserve">순례 자문</w:t>
@@ -8405,7 +7893,6 @@
           <w:p>
             <w:pPr>
               <w:pStyle w:val="Compact"/>
-              <w:jc w:val="left"/>
             </w:pPr>
             <w:r>
               <w:t xml:space="preserve">완주 경험자 2~3인</w:t>
@@ -8420,8 +7907,8 @@
       </w:pPr>
       <w:r>
         <w:rPr>
+          <w:b/>
           <w:bCs/>
-          <w:b/>
         </w:rPr>
         <w:t xml:space="preserve">창업자 중 최소 1인은 카미노를 완주한다.</w:t>
       </w:r>
@@ -8439,8 +7926,8 @@
         </w:pict>
       </w:r>
     </w:p>
-    <w:bookmarkEnd w:id="58"/>
-    <w:bookmarkStart w:id="59" w:name="검증-계획"/>
+    <w:bookmarkEnd w:id="47"/>
+    <w:bookmarkStart w:id="48" w:name="검증-계획"/>
     <w:p>
       <w:pPr>
         <w:pStyle w:val="Heading2"/>
@@ -8461,8 +7948,8 @@
       <w:tblPr>
         <w:tblStyle w:val="Table"/>
         <w:tblW w:type="pct" w:w="5000"/>
+        <w:tblLayout w:type="fixed"/>
         <w:tblLook w:firstRow="1" w:lastRow="0" w:firstColumn="0" w:lastColumn="0" w:noHBand="0" w:noVBand="0" w:val="0020"/>
-        <w:jc w:val="start"/>
       </w:tblPr>
       <w:tblGrid>
         <w:gridCol w:w="2640"/>
@@ -8471,14 +7958,13 @@
       </w:tblGrid>
       <w:tr>
         <w:trPr>
-          <w:tblHeader w:val="true"/>
+          <w:tblHeader w:val="on"/>
         </w:trPr>
         <w:tc>
           <w:tcPr/>
           <w:p>
             <w:pPr>
               <w:pStyle w:val="Compact"/>
-              <w:jc w:val="left"/>
             </w:pPr>
             <w:r>
               <w:t xml:space="preserve">시기</w:t>
@@ -8490,7 +7976,6 @@
           <w:p>
             <w:pPr>
               <w:pStyle w:val="Compact"/>
-              <w:jc w:val="left"/>
             </w:pPr>
             <w:r>
               <w:t xml:space="preserve">활동</w:t>
@@ -8502,7 +7987,6 @@
           <w:p>
             <w:pPr>
               <w:pStyle w:val="Compact"/>
-              <w:jc w:val="left"/>
             </w:pPr>
             <w:r>
               <w:t xml:space="preserve">확인 대상</w:t>
@@ -8516,7 +8000,6 @@
           <w:p>
             <w:pPr>
               <w:pStyle w:val="Compact"/>
-              <w:jc w:val="left"/>
             </w:pPr>
             <w:r>
               <w:t xml:space="preserve">2026.08</w:t>
@@ -8528,7 +8011,6 @@
           <w:p>
             <w:pPr>
               <w:pStyle w:val="Compact"/>
-              <w:jc w:val="left"/>
             </w:pPr>
             <w:r>
               <w:t xml:space="preserve">순례자 25명 인터뷰</w:t>
@@ -8540,7 +8022,6 @@
           <w:p>
             <w:pPr>
               <w:pStyle w:val="Compact"/>
-              <w:jc w:val="left"/>
             </w:pPr>
             <w:r>
               <w:t xml:space="preserve">문제 정의, 지불 의사, 패키지 전환 가능성</w:t>
@@ -8554,7 +8035,6 @@
           <w:p>
             <w:pPr>
               <w:pStyle w:val="Compact"/>
-              <w:jc w:val="left"/>
             </w:pPr>
             <w:r>
               <w:t xml:space="preserve">2026.09</w:t>
@@ -8566,7 +8046,6 @@
           <w:p>
             <w:pPr>
               <w:pStyle w:val="Compact"/>
-              <w:jc w:val="left"/>
             </w:pPr>
             <w:r>
               <w:t xml:space="preserve">보험·여행사·장비 제휴 조사</w:t>
@@ -8578,7 +8057,6 @@
           <w:p>
             <w:pPr>
               <w:pStyle w:val="Compact"/>
-              <w:jc w:val="left"/>
             </w:pPr>
             <w:r>
               <w:t xml:space="preserve">수익 모델</w:t>
@@ -8592,7 +8070,6 @@
           <w:p>
             <w:pPr>
               <w:pStyle w:val="Compact"/>
-              <w:jc w:val="left"/>
             </w:pPr>
             <w:r>
               <w:t xml:space="preserve">2026.09~10</w:t>
@@ -8604,7 +8081,6 @@
           <w:p>
             <w:pPr>
               <w:pStyle w:val="Compact"/>
-              <w:jc w:val="left"/>
             </w:pPr>
             <w:r>
               <w:t xml:space="preserve">웹 4주 트래픽 실측</w:t>
@@ -8616,7 +8092,6 @@
           <w:p>
             <w:pPr>
               <w:pStyle w:val="Compact"/>
-              <w:jc w:val="left"/>
             </w:pPr>
             <w:r>
               <w:t xml:space="preserve">검색 수요</w:t>
@@ -8630,7 +8105,6 @@
           <w:p>
             <w:pPr>
               <w:pStyle w:val="Compact"/>
-              <w:jc w:val="left"/>
             </w:pPr>
             <w:r>
               <w:t xml:space="preserve">2026.10 초~11 초</w:t>
@@ -8642,7 +8116,6 @@
           <w:p>
             <w:pPr>
               <w:pStyle w:val="Compact"/>
-              <w:jc w:val="left"/>
             </w:pPr>
             <w:r>
               <w:t xml:space="preserve">실측 도보 40일</w:t>
@@ -8654,7 +8127,6 @@
           <w:p>
             <w:pPr>
               <w:pStyle w:val="Compact"/>
-              <w:jc w:val="left"/>
             </w:pPr>
             <w:r>
               <w:t xml:space="preserve">데이터, 콘텐츠, 제품 가설</w:t>
@@ -8669,8 +8141,8 @@
       </w:pPr>
       <w:r>
         <w:rPr>
+          <w:b/>
           <w:bCs/>
-          <w:b/>
         </w:rPr>
         <w:t xml:space="preserve">판단 시점</w:t>
       </w:r>
@@ -8679,8 +8151,8 @@
       <w:tblPr>
         <w:tblStyle w:val="Table"/>
         <w:tblW w:type="pct" w:w="5000"/>
+        <w:tblLayout w:type="fixed"/>
         <w:tblLook w:firstRow="1" w:lastRow="0" w:firstColumn="0" w:lastColumn="0" w:noHBand="0" w:noVBand="0" w:val="0020"/>
-        <w:jc w:val="start"/>
       </w:tblPr>
       <w:tblGrid>
         <w:gridCol w:w="2640"/>
@@ -8689,14 +8161,13 @@
       </w:tblGrid>
       <w:tr>
         <w:trPr>
-          <w:tblHeader w:val="true"/>
+          <w:tblHeader w:val="on"/>
         </w:trPr>
         <w:tc>
           <w:tcPr/>
           <w:p>
             <w:pPr>
               <w:pStyle w:val="Compact"/>
-              <w:jc w:val="left"/>
             </w:pPr>
             <w:r>
               <w:t xml:space="preserve">게이트</w:t>
@@ -8708,7 +8179,6 @@
           <w:p>
             <w:pPr>
               <w:pStyle w:val="Compact"/>
-              <w:jc w:val="left"/>
             </w:pPr>
             <w:r>
               <w:t xml:space="preserve">시기</w:t>
@@ -8720,7 +8190,6 @@
           <w:p>
             <w:pPr>
               <w:pStyle w:val="Compact"/>
-              <w:jc w:val="left"/>
             </w:pPr>
             <w:r>
               <w:t xml:space="preserve">결정</w:t>
@@ -8734,7 +8203,6 @@
           <w:p>
             <w:pPr>
               <w:pStyle w:val="Compact"/>
-              <w:jc w:val="left"/>
             </w:pPr>
             <w:r>
               <w:t xml:space="preserve">1</w:t>
@@ -8746,7 +8214,6 @@
           <w:p>
             <w:pPr>
               <w:pStyle w:val="Compact"/>
-              <w:jc w:val="left"/>
             </w:pPr>
             <w:r>
               <w:t xml:space="preserve">2026.09</w:t>
@@ -8758,7 +8225,6 @@
           <w:p>
             <w:pPr>
               <w:pStyle w:val="Compact"/>
-              <w:jc w:val="left"/>
             </w:pPr>
             <w:r>
               <w:t xml:space="preserve">제품 방향</w:t>
@@ -8772,7 +8238,6 @@
           <w:p>
             <w:pPr>
               <w:pStyle w:val="Compact"/>
-              <w:jc w:val="left"/>
             </w:pPr>
             <w:r>
               <w:t xml:space="preserve">2</w:t>
@@ -8784,7 +8249,6 @@
           <w:p>
             <w:pPr>
               <w:pStyle w:val="Compact"/>
-              <w:jc w:val="left"/>
             </w:pPr>
             <w:r>
               <w:t xml:space="preserve">2026.10</w:t>
@@ -8796,7 +8260,6 @@
           <w:p>
             <w:pPr>
               <w:pStyle w:val="Compact"/>
-              <w:jc w:val="left"/>
             </w:pPr>
             <w:r>
               <w:t xml:space="preserve">수익 모델 확정</w:t>
@@ -8810,7 +8273,6 @@
           <w:p>
             <w:pPr>
               <w:pStyle w:val="Compact"/>
-              <w:jc w:val="left"/>
             </w:pPr>
             <w:r>
               <w:t xml:space="preserve">3</w:t>
@@ -8822,7 +8284,6 @@
           <w:p>
             <w:pPr>
               <w:pStyle w:val="Compact"/>
-              <w:jc w:val="left"/>
             </w:pPr>
             <w:r>
               <w:t xml:space="preserve">2026.12</w:t>
@@ -8834,7 +8295,6 @@
           <w:p>
             <w:pPr>
               <w:pStyle w:val="Compact"/>
-              <w:jc w:val="left"/>
             </w:pPr>
             <w:r>
               <w:t xml:space="preserve">데이터 확보</w:t>
@@ -8848,12 +8308,11 @@
           <w:p>
             <w:pPr>
               <w:pStyle w:val="Compact"/>
-              <w:jc w:val="left"/>
-            </w:pPr>
-            <w:r>
-              <w:rPr>
-                <w:bCs/>
-                <w:b/>
+            </w:pPr>
+            <w:r>
+              <w:rPr>
+                <w:b/>
+                <w:bCs/>
               </w:rPr>
               <w:t xml:space="preserve">4</w:t>
             </w:r>
@@ -8864,12 +8323,11 @@
           <w:p>
             <w:pPr>
               <w:pStyle w:val="Compact"/>
-              <w:jc w:val="left"/>
-            </w:pPr>
-            <w:r>
-              <w:rPr>
-                <w:bCs/>
-                <w:b/>
+            </w:pPr>
+            <w:r>
+              <w:rPr>
+                <w:b/>
+                <w:bCs/>
               </w:rPr>
               <w:t xml:space="preserve">2027.06</w:t>
             </w:r>
@@ -8880,12 +8338,11 @@
           <w:p>
             <w:pPr>
               <w:pStyle w:val="Compact"/>
-              <w:jc w:val="left"/>
-            </w:pPr>
-            <w:r>
-              <w:rPr>
-                <w:bCs/>
-                <w:b/>
+            </w:pPr>
+            <w:r>
+              <w:rPr>
+                <w:b/>
+                <w:bCs/>
               </w:rPr>
               <w:t xml:space="preserve">전업 전환</w:t>
             </w:r>
@@ -8899,9 +8356,13 @@
         </w:tc>
       </w:tr>
     </w:tbl>
-    <w:bookmarkEnd w:id="59"/>
-    <w:bookmarkEnd w:id="60"/>
-    <w:sectPr/>
+    <w:bookmarkEnd w:id="48"/>
+    <w:bookmarkEnd w:id="49"/>
+    <w:sectPr>
+      <w:footnotePr>
+        <w:numRestart w:val="eachSect"/>
+      </w:footnotePr>
+    </w:sectPr>
   </w:body>
 </w:document>
 </file>
@@ -8932,14 +8393,14 @@
 <file path=word/numbering.xml><?xml version="1.0" encoding="utf-8"?>
 <w:numbering xmlns:w="http://schemas.openxmlformats.org/wordprocessingml/2006/main">
   <w:abstractNum w:abstractNumId="990">
-    <w:nsid w:val="A990"/>
+    <w:nsid w:val="0000A990"/>
     <w:multiLevelType w:val="multilevel"/>
     <w:lvl w:ilvl="0">
       <w:numFmt w:val="bullet"/>
       <w:lvlText w:val=" "/>
       <w:lvlJc w:val="left"/>
       <w:pPr>
-        <w:ind w:left="720" w:hanging="480"/>
+        <w:ind w:left="720" w:hanging="360"/>
       </w:pPr>
     </w:lvl>
     <w:lvl w:ilvl="1">
@@ -8947,7 +8408,7 @@
       <w:lvlText w:val=" "/>
       <w:lvlJc w:val="left"/>
       <w:pPr>
-        <w:ind w:left="1440" w:hanging="480"/>
+        <w:ind w:left="1440" w:hanging="360"/>
       </w:pPr>
     </w:lvl>
     <w:lvl w:ilvl="2">
@@ -8955,7 +8416,7 @@
       <w:lvlText w:val=" "/>
       <w:lvlJc w:val="left"/>
       <w:pPr>
-        <w:ind w:left="2160" w:hanging="480"/>
+        <w:ind w:left="2160" w:hanging="360"/>
       </w:pPr>
     </w:lvl>
     <w:lvl w:ilvl="3">
@@ -8963,7 +8424,7 @@
       <w:lvlText w:val=" "/>
       <w:lvlJc w:val="left"/>
       <w:pPr>
-        <w:ind w:left="2880" w:hanging="480"/>
+        <w:ind w:left="2880" w:hanging="360"/>
       </w:pPr>
     </w:lvl>
     <w:lvl w:ilvl="4">
@@ -8971,7 +8432,7 @@
       <w:lvlText w:val=" "/>
       <w:lvlJc w:val="left"/>
       <w:pPr>
-        <w:ind w:left="3600" w:hanging="480"/>
+        <w:ind w:left="3600" w:hanging="360"/>
       </w:pPr>
     </w:lvl>
     <w:lvl w:ilvl="5">
@@ -8979,7 +8440,7 @@
       <w:lvlText w:val=" "/>
       <w:lvlJc w:val="left"/>
       <w:pPr>
-        <w:ind w:left="4320" w:hanging="480"/>
+        <w:ind w:left="4320" w:hanging="360"/>
       </w:pPr>
     </w:lvl>
     <w:lvl w:ilvl="6">
@@ -8987,7 +8448,7 @@
       <w:lvlText w:val=" "/>
       <w:lvlJc w:val="left"/>
       <w:pPr>
-        <w:ind w:left="5040" w:hanging="480"/>
+        <w:ind w:left="5040" w:hanging="360"/>
       </w:pPr>
     </w:lvl>
     <w:lvl w:ilvl="7">
@@ -8995,7 +8456,7 @@
       <w:lvlText w:val=" "/>
       <w:lvlJc w:val="left"/>
       <w:pPr>
-        <w:ind w:left="5760" w:hanging="480"/>
+        <w:ind w:left="5760" w:hanging="360"/>
       </w:pPr>
     </w:lvl>
     <w:lvl w:ilvl="8">
@@ -9003,84 +8464,111 @@
       <w:lvlText w:val=" "/>
       <w:lvlJc w:val="left"/>
       <w:pPr>
-        <w:ind w:left="6480" w:hanging="480"/>
+        <w:ind w:left="6480" w:hanging="360"/>
       </w:pPr>
     </w:lvl>
   </w:abstractNum>
   <w:abstractNum w:abstractNumId="991">
-    <w:nsid w:val="A991"/>
+    <w:nsid w:val="0000A991"/>
     <w:multiLevelType w:val="multilevel"/>
     <w:lvl w:ilvl="0">
       <w:numFmt w:val="bullet"/>
-      <w:lvlText w:val="•"/>
+      <w:lvlText w:val=""/>
       <w:lvlJc w:val="left"/>
       <w:pPr>
-        <w:ind w:left="720" w:hanging="480"/>
-      </w:pPr>
+        <w:ind w:left="720" w:hanging="360"/>
+      </w:pPr>
+      <w:rPr>
+        <w:rFonts w:ascii="Symbol" w:hAnsi="Symbol" w:cs="Symbol" w:hint="default"/>
+      </w:rPr>
     </w:lvl>
     <w:lvl w:ilvl="1">
       <w:numFmt w:val="bullet"/>
-      <w:lvlText w:val="–"/>
+      <w:lvlText w:val="o"/>
       <w:lvlJc w:val="left"/>
       <w:pPr>
-        <w:ind w:left="1440" w:hanging="480"/>
-      </w:pPr>
+        <w:ind w:left="1440" w:hanging="360"/>
+      </w:pPr>
+      <w:rPr>
+        <w:rFonts w:ascii="Courier New" w:hAnsi="Courier New" w:cs="Courier New" w:hint="default"/>
+      </w:rPr>
     </w:lvl>
     <w:lvl w:ilvl="2">
       <w:numFmt w:val="bullet"/>
-      <w:lvlText w:val="•"/>
+      <w:lvlText w:val=""/>
       <w:lvlJc w:val="left"/>
       <w:pPr>
-        <w:ind w:left="2160" w:hanging="480"/>
-      </w:pPr>
+        <w:ind w:left="2160" w:hanging="360"/>
+      </w:pPr>
+      <w:rPr>
+        <w:rFonts w:ascii="Wingdings" w:hAnsi="Wingdings" w:cs="Wingdings" w:hint="default"/>
+      </w:rPr>
     </w:lvl>
     <w:lvl w:ilvl="3">
       <w:numFmt w:val="bullet"/>
-      <w:lvlText w:val="–"/>
+      <w:lvlText w:val=""/>
       <w:lvlJc w:val="left"/>
       <w:pPr>
-        <w:ind w:left="2880" w:hanging="480"/>
-      </w:pPr>
+        <w:ind w:left="2880" w:hanging="360"/>
+      </w:pPr>
+      <w:rPr>
+        <w:rFonts w:ascii="Symbol" w:hAnsi="Symbol" w:cs="Symbol" w:hint="default"/>
+      </w:rPr>
     </w:lvl>
     <w:lvl w:ilvl="4">
       <w:numFmt w:val="bullet"/>
-      <w:lvlText w:val="•"/>
+      <w:lvlText w:val="o"/>
       <w:lvlJc w:val="left"/>
       <w:pPr>
-        <w:ind w:left="3600" w:hanging="480"/>
-      </w:pPr>
+        <w:ind w:left="3600" w:hanging="360"/>
+      </w:pPr>
+      <w:rPr>
+        <w:rFonts w:ascii="Courier New" w:hAnsi="Courier New" w:cs="Courier New" w:hint="default"/>
+      </w:rPr>
     </w:lvl>
     <w:lvl w:ilvl="5">
       <w:numFmt w:val="bullet"/>
-      <w:lvlText w:val="–"/>
+      <w:lvlText w:val=""/>
       <w:lvlJc w:val="left"/>
       <w:pPr>
-        <w:ind w:left="4320" w:hanging="480"/>
-      </w:pPr>
+        <w:ind w:left="4320" w:hanging="360"/>
+      </w:pPr>
+      <w:rPr>
+        <w:rFonts w:ascii="Wingdings" w:hAnsi="Wingdings" w:cs="Wingdings" w:hint="default"/>
+      </w:rPr>
     </w:lvl>
     <w:lvl w:ilvl="6">
       <w:numFmt w:val="bullet"/>
-      <w:lvlText w:val="•"/>
+      <w:lvlText w:val=""/>
       <w:lvlJc w:val="left"/>
       <w:pPr>
-        <w:ind w:left="5040" w:hanging="480"/>
-      </w:pPr>
+        <w:ind w:left="5040" w:hanging="360"/>
+      </w:pPr>
+      <w:rPr>
+        <w:rFonts w:ascii="Symbol" w:hAnsi="Symbol" w:cs="Symbol" w:hint="default"/>
+      </w:rPr>
     </w:lvl>
     <w:lvl w:ilvl="7">
       <w:numFmt w:val="bullet"/>
-      <w:lvlText w:val="–"/>
+      <w:lvlText w:val="o"/>
       <w:lvlJc w:val="left"/>
       <w:pPr>
-        <w:ind w:left="5760" w:hanging="480"/>
-      </w:pPr>
+        <w:ind w:left="5760" w:hanging="360"/>
+      </w:pPr>
+      <w:rPr>
+        <w:rFonts w:ascii="Courier New" w:hAnsi="Courier New" w:cs="Courier New" w:hint="default"/>
+      </w:rPr>
     </w:lvl>
     <w:lvl w:ilvl="8">
       <w:numFmt w:val="bullet"/>
-      <w:lvlText w:val="•"/>
+      <w:lvlText w:val=""/>
       <w:lvlJc w:val="left"/>
       <w:pPr>
-        <w:ind w:left="6480" w:hanging="480"/>
-      </w:pPr>
+        <w:ind w:left="6480" w:hanging="360"/>
+      </w:pPr>
+      <w:rPr>
+        <w:rFonts w:ascii="Wingdings" w:hAnsi="Wingdings" w:cs="Wingdings" w:hint="default"/>
+      </w:rPr>
     </w:lvl>
   </w:abstractNum>
   <w:num w:numId="1000">
@@ -9097,10 +8585,10 @@
   <w:docDefaults>
     <w:rPrDefault>
       <w:rPr>
-        <w:rFonts w:asciiTheme="minorHAnsi" w:cstheme="minorBidi" w:eastAsiaTheme="minorHAnsi" w:hAnsiTheme="minorHAnsi"/>
+        <w:rFonts w:asciiTheme="minorHAnsi" w:cstheme="minorBidi" w:eastAsiaTheme="minorEastAsia" w:hAnsiTheme="minorHAnsi"/>
         <w:sz w:val="24"/>
         <w:szCs w:val="24"/>
-        <w:lang w:bidi="ar-SA" w:eastAsia="en-US" w:val="en-US"/>
+        <w:lang w:bidi="ar-SA" w:eastAsia="zh-CN" w:val="en-US"/>
       </w:rPr>
     </w:rPrDefault>
     <w:pPrDefault>
@@ -9118,10 +8606,10 @@
     <w:name w:val="Body Text"/>
     <w:basedOn w:val="Normal"/>
     <w:link w:val="BodyTextChar"/>
+    <w:qFormat/>
     <w:pPr>
       <w:spacing w:after="180" w:before="180"/>
     </w:pPr>
-    <w:qFormat/>
   </w:style>
   <w:style w:customStyle="1" w:styleId="FirstParagraph" w:type="paragraph">
     <w:name w:val="First Paragraph"/>
@@ -9141,17 +8629,29 @@
     <w:name w:val="Title"/>
     <w:basedOn w:val="Normal"/>
     <w:next w:val="BodyText"/>
+    <w:link w:val="TitleChar"/>
+    <w:uiPriority w:val="10"/>
     <w:qFormat/>
+    <w:rsid w:val="00A10FD9"/>
     <w:pPr>
-      <w:keepNext/>
-      <w:spacing w:after="240" w:before="0"/>
-      <w:pBdr>
-        <w:bottom w:color="12253F" w:space="4" w:sz="12" w:val="single"/>
-      </w:pBdr>
+      <w:spacing w:after="80" w:line="240" w:lineRule="auto"/>
+      <w:contextualSpacing/>
+      <w:jc w:val="center"/>
     </w:pPr>
     <w:rPr>
-      <w:b/>
-      <w:color w:val="12253F"/>
+      <w:rFonts w:asciiTheme="majorHAnsi" w:cstheme="majorBidi" w:eastAsiaTheme="majorEastAsia" w:hAnsiTheme="majorHAnsi"/>
+      <w:sz w:val="56"/>
+      <w:szCs w:val="56"/>
+    </w:rPr>
+  </w:style>
+  <w:style w:customStyle="1" w:styleId="TitleChar" w:type="character">
+    <w:name w:val="Title Char"/>
+    <w:basedOn w:val="DefaultParagraphFont"/>
+    <w:link w:val="Title"/>
+    <w:uiPriority w:val="10"/>
+    <w:rsid w:val="00A10FD9"/>
+    <w:rPr>
+      <w:rFonts w:asciiTheme="majorHAnsi" w:cstheme="majorBidi" w:eastAsiaTheme="majorEastAsia" w:hAnsiTheme="majorHAnsi"/>
       <w:sz w:val="56"/>
       <w:szCs w:val="56"/>
     </w:rPr>
@@ -9160,37 +8660,63 @@
     <w:name w:val="Subtitle"/>
     <w:basedOn w:val="Title"/>
     <w:next w:val="BodyText"/>
+    <w:link w:val="SubtitleChar"/>
+    <w:uiPriority w:val="11"/>
     <w:qFormat/>
+    <w:rsid w:val="00A10FD9"/>
     <w:pPr>
-      <w:keepNext/>
-      <w:keepLines/>
-      <w:spacing w:after="240" w:before="240"/>
-      <w:jc w:val="center"/>
+      <w:numPr>
+        <w:ilvl w:val="1"/>
+      </w:numPr>
     </w:pPr>
     <w:rPr>
-      <w:sz w:val="30"/>
-      <w:szCs w:val="30"/>
+      <w:rFonts w:cstheme="majorBidi" w:eastAsiaTheme="majorEastAsia"/>
+      <w:spacing w:val="15"/>
+      <w:sz w:val="28"/>
+      <w:szCs w:val="28"/>
+    </w:rPr>
+  </w:style>
+  <w:style w:customStyle="1" w:styleId="SubtitleChar" w:type="character">
+    <w:name w:val="Subtitle Char"/>
+    <w:basedOn w:val="DefaultParagraphFont"/>
+    <w:link w:val="Subtitle"/>
+    <w:uiPriority w:val="11"/>
+    <w:rsid w:val="00A10FD9"/>
+    <w:rPr>
+      <w:rFonts w:cstheme="majorBidi" w:eastAsiaTheme="majorEastAsia"/>
+      <w:color w:themeColor="text1" w:themeTint="A6" w:val="595959"/>
+      <w:spacing w:val="15"/>
+      <w:sz w:val="28"/>
+      <w:szCs w:val="28"/>
     </w:rPr>
   </w:style>
   <w:style w:customStyle="1" w:styleId="Author" w:type="paragraph">
     <w:name w:val="Author"/>
+    <w:basedOn w:val="Title"/>
     <w:next w:val="BodyText"/>
     <w:qFormat/>
     <w:pPr>
       <w:keepNext/>
       <w:keepLines/>
-      <w:jc w:val="center"/>
     </w:pPr>
+    <w:rPr>
+      <w:sz w:val="24"/>
+      <w:szCs w:val="24"/>
+    </w:rPr>
   </w:style>
   <w:style w:styleId="Date" w:type="paragraph">
     <w:name w:val="Date"/>
+    <w:basedOn w:val="Title"/>
     <w:next w:val="BodyText"/>
     <w:qFormat/>
     <w:pPr>
       <w:keepNext/>
       <w:keepLines/>
-      <w:jc w:val="center"/>
     </w:pPr>
+    <w:rPr>
+      <w:sz w:val="24"/>
+      <w:szCs w:val="24"/>
+    </w:rPr>
   </w:style>
   <w:style w:customStyle="1" w:styleId="AbstractTitle" w:type="paragraph">
     <w:name w:val="Abstract Title"/>
@@ -9200,15 +8726,13 @@
     <w:pPr>
       <w:keepNext/>
       <w:keepLines/>
+      <w:spacing w:after="0" w:before="300"/>
       <w:jc w:val="center"/>
-      <w:spacing w:after="0" w:before="300"/>
     </w:pPr>
     <w:rPr>
+      <w:b/>
       <w:sz w:val="20"/>
       <w:szCs w:val="20"/>
-      <w:b/>
-      <w:color w:val="345A8A"/>
-      &gt;
     </w:rPr>
   </w:style>
   <w:style w:customStyle="1" w:styleId="Abstract" w:type="paragraph">
@@ -9235,194 +8759,334 @@
     <w:rPr/>
   </w:style>
   <w:style w:styleId="Heading1" w:type="paragraph">
-    <w:name w:val="Heading 1"/>
+    <w:name w:val="heading 1"/>
     <w:basedOn w:val="Normal"/>
     <w:next w:val="BodyText"/>
+    <w:link w:val="Heading1Char"/>
     <w:uiPriority w:val="9"/>
     <w:qFormat/>
+    <w:rsid w:val="00A10FD9"/>
     <w:pPr>
       <w:keepNext/>
-      <w:spacing w:after="200" w:before="480"/>
-      <w:pBdr>
-        <w:bottom w:color="12253F" w:space="4" w:sz="12" w:val="single"/>
-      </w:pBdr>
+      <w:keepLines/>
+      <w:spacing w:after="80" w:before="360"/>
+      <w:outlineLvl w:val="0"/>
     </w:pPr>
     <w:rPr>
-      <w:b/>
-      <w:color w:val="12253F"/>
-      <w:sz w:val="34"/>
-      <w:szCs w:val="34"/>
+      <w:rFonts w:asciiTheme="majorHAnsi" w:cstheme="majorBidi" w:eastAsiaTheme="majorEastAsia" w:hAnsiTheme="majorHAnsi"/>
+      <w:color w:themeColor="accent1" w:themeShade="BF" w:val="0F4761"/>
+      <w:sz w:val="40"/>
+      <w:szCs w:val="40"/>
     </w:rPr>
   </w:style>
   <w:style w:styleId="Heading2" w:type="paragraph">
-    <w:name w:val="Heading 2"/>
+    <w:name w:val="heading 2"/>
     <w:basedOn w:val="Normal"/>
+    <w:next w:val="BodyText"/>
+    <w:link w:val="Heading2Char"/>
+    <w:uiPriority w:val="9"/>
+    <w:semiHidden/>
+    <w:unhideWhenUsed/>
+    <w:qFormat/>
+    <w:rsid w:val="00A10FD9"/>
+    <w:pPr>
+      <w:keepNext/>
+      <w:keepLines/>
+      <w:spacing w:after="80" w:before="160"/>
+      <w:outlineLvl w:val="1"/>
+    </w:pPr>
+    <w:rPr>
+      <w:rFonts w:asciiTheme="majorHAnsi" w:cstheme="majorBidi" w:eastAsiaTheme="majorEastAsia" w:hAnsiTheme="majorHAnsi"/>
+      <w:color w:themeColor="accent1" w:themeShade="BF" w:val="0F4761"/>
+      <w:sz w:val="32"/>
+      <w:szCs w:val="32"/>
+    </w:rPr>
+  </w:style>
+  <w:style w:styleId="Heading3" w:type="paragraph">
+    <w:name w:val="heading 3"/>
+    <w:basedOn w:val="Normal"/>
+    <w:next w:val="BodyText"/>
+    <w:link w:val="Heading3Char"/>
+    <w:uiPriority w:val="9"/>
+    <w:semiHidden/>
+    <w:unhideWhenUsed/>
+    <w:qFormat/>
+    <w:rsid w:val="00A10FD9"/>
+    <w:pPr>
+      <w:keepNext/>
+      <w:keepLines/>
+      <w:spacing w:after="80" w:before="160"/>
+      <w:outlineLvl w:val="2"/>
+    </w:pPr>
+    <w:rPr>
+      <w:rFonts w:cstheme="majorBidi" w:eastAsiaTheme="majorEastAsia"/>
+      <w:color w:themeColor="accent1" w:themeShade="BF" w:val="0F4761"/>
+      <w:sz w:val="28"/>
+      <w:szCs w:val="28"/>
+    </w:rPr>
+  </w:style>
+  <w:style w:styleId="Heading4" w:type="paragraph">
+    <w:name w:val="heading 4"/>
+    <w:basedOn w:val="Normal"/>
+    <w:next w:val="BodyText"/>
+    <w:link w:val="Heading4Char"/>
+    <w:uiPriority w:val="9"/>
+    <w:semiHidden/>
+    <w:unhideWhenUsed/>
+    <w:qFormat/>
+    <w:rsid w:val="00A10FD9"/>
+    <w:pPr>
+      <w:keepNext/>
+      <w:keepLines/>
+      <w:spacing w:after="40" w:before="80"/>
+      <w:outlineLvl w:val="3"/>
+    </w:pPr>
+    <w:rPr>
+      <w:rFonts w:cstheme="majorBidi" w:eastAsiaTheme="majorEastAsia"/>
+      <w:i/>
+      <w:iCs/>
+      <w:color w:themeColor="accent1" w:themeShade="BF" w:val="0F4761"/>
+    </w:rPr>
+  </w:style>
+  <w:style w:styleId="Heading5" w:type="paragraph">
+    <w:name w:val="heading 5"/>
+    <w:basedOn w:val="Normal"/>
+    <w:next w:val="BodyText"/>
+    <w:link w:val="Heading5Char"/>
+    <w:uiPriority w:val="9"/>
+    <w:semiHidden/>
+    <w:unhideWhenUsed/>
+    <w:qFormat/>
+    <w:rsid w:val="00A10FD9"/>
+    <w:pPr>
+      <w:keepNext/>
+      <w:keepLines/>
+      <w:spacing w:after="40" w:before="80"/>
+      <w:outlineLvl w:val="4"/>
+    </w:pPr>
+    <w:rPr>
+      <w:rFonts w:cstheme="majorBidi" w:eastAsiaTheme="majorEastAsia"/>
+      <w:color w:themeColor="accent1" w:themeShade="BF" w:val="0F4761"/>
+    </w:rPr>
+  </w:style>
+  <w:style w:styleId="Heading6" w:type="paragraph">
+    <w:name w:val="heading 6"/>
+    <w:basedOn w:val="Normal"/>
+    <w:next w:val="BodyText"/>
+    <w:link w:val="Heading6Char"/>
+    <w:uiPriority w:val="9"/>
+    <w:semiHidden/>
+    <w:unhideWhenUsed/>
+    <w:qFormat/>
+    <w:rsid w:val="00A10FD9"/>
+    <w:pPr>
+      <w:keepNext/>
+      <w:keepLines/>
+      <w:spacing w:after="0" w:before="40"/>
+      <w:outlineLvl w:val="5"/>
+    </w:pPr>
+    <w:rPr>
+      <w:rFonts w:cstheme="majorBidi" w:eastAsiaTheme="majorEastAsia"/>
+      <w:i/>
+      <w:iCs/>
+      <w:color w:themeColor="text1" w:themeTint="A6" w:val="595959"/>
+    </w:rPr>
+  </w:style>
+  <w:style w:styleId="Heading7" w:type="paragraph">
+    <w:name w:val="heading 7"/>
+    <w:basedOn w:val="Normal"/>
+    <w:next w:val="BodyText"/>
+    <w:link w:val="Heading7Char"/>
+    <w:uiPriority w:val="9"/>
+    <w:semiHidden/>
+    <w:unhideWhenUsed/>
+    <w:qFormat/>
+    <w:rsid w:val="00A10FD9"/>
+    <w:pPr>
+      <w:keepNext/>
+      <w:keepLines/>
+      <w:spacing w:after="0" w:before="40"/>
+      <w:outlineLvl w:val="6"/>
+    </w:pPr>
+    <w:rPr>
+      <w:rFonts w:cstheme="majorBidi" w:eastAsiaTheme="majorEastAsia"/>
+      <w:color w:themeColor="text1" w:themeTint="A6" w:val="595959"/>
+    </w:rPr>
+  </w:style>
+  <w:style w:styleId="Heading8" w:type="paragraph">
+    <w:name w:val="heading 8"/>
+    <w:basedOn w:val="Normal"/>
+    <w:next w:val="BodyText"/>
+    <w:link w:val="Heading8Char"/>
+    <w:uiPriority w:val="9"/>
+    <w:semiHidden/>
+    <w:unhideWhenUsed/>
+    <w:qFormat/>
+    <w:rsid w:val="00A10FD9"/>
+    <w:pPr>
+      <w:keepNext/>
+      <w:keepLines/>
+      <w:spacing w:after="0"/>
+      <w:outlineLvl w:val="7"/>
+    </w:pPr>
+    <w:rPr>
+      <w:rFonts w:cstheme="majorBidi" w:eastAsiaTheme="majorEastAsia"/>
+      <w:i/>
+      <w:iCs/>
+      <w:color w:themeColor="text1" w:themeTint="D8" w:val="272727"/>
+    </w:rPr>
+  </w:style>
+  <w:style w:styleId="Heading9" w:type="paragraph">
+    <w:name w:val="heading 9"/>
+    <w:basedOn w:val="Normal"/>
+    <w:next w:val="BodyText"/>
+    <w:link w:val="Heading9Char"/>
+    <w:uiPriority w:val="9"/>
+    <w:semiHidden/>
+    <w:unhideWhenUsed/>
+    <w:qFormat/>
+    <w:rsid w:val="00A10FD9"/>
+    <w:pPr>
+      <w:keepNext/>
+      <w:keepLines/>
+      <w:spacing w:after="0"/>
+      <w:outlineLvl w:val="8"/>
+    </w:pPr>
+    <w:rPr>
+      <w:rFonts w:cstheme="majorBidi" w:eastAsiaTheme="majorEastAsia"/>
+      <w:color w:themeColor="text1" w:themeTint="D8" w:val="272727"/>
+    </w:rPr>
+  </w:style>
+  <w:style w:customStyle="1" w:styleId="Heading1Char" w:type="character">
+    <w:name w:val="Heading 1 Char"/>
+    <w:basedOn w:val="DefaultParagraphFont"/>
+    <w:link w:val="Heading1"/>
+    <w:uiPriority w:val="9"/>
+    <w:rsid w:val="00A10FD9"/>
+    <w:rPr>
+      <w:rFonts w:asciiTheme="majorHAnsi" w:cstheme="majorBidi" w:eastAsiaTheme="majorEastAsia" w:hAnsiTheme="majorHAnsi"/>
+      <w:color w:themeColor="accent1" w:themeShade="BF" w:val="0F4761"/>
+      <w:sz w:val="40"/>
+      <w:szCs w:val="40"/>
+    </w:rPr>
+  </w:style>
+  <w:style w:customStyle="1" w:styleId="Heading2Char" w:type="character">
+    <w:name w:val="Heading 2 Char"/>
+    <w:basedOn w:val="DefaultParagraphFont"/>
+    <w:link w:val="Heading2"/>
+    <w:uiPriority w:val="9"/>
+    <w:semiHidden/>
+    <w:rsid w:val="00A10FD9"/>
+    <w:rPr>
+      <w:rFonts w:asciiTheme="majorHAnsi" w:cstheme="majorBidi" w:eastAsiaTheme="majorEastAsia" w:hAnsiTheme="majorHAnsi"/>
+      <w:color w:themeColor="accent1" w:themeShade="BF" w:val="0F4761"/>
+      <w:sz w:val="32"/>
+      <w:szCs w:val="32"/>
+    </w:rPr>
+  </w:style>
+  <w:style w:customStyle="1" w:styleId="Heading3Char" w:type="character">
+    <w:name w:val="Heading 3 Char"/>
+    <w:basedOn w:val="DefaultParagraphFont"/>
+    <w:link w:val="Heading3"/>
+    <w:uiPriority w:val="9"/>
+    <w:semiHidden/>
+    <w:rsid w:val="00A10FD9"/>
+    <w:rPr>
+      <w:rFonts w:cstheme="majorBidi" w:eastAsiaTheme="majorEastAsia"/>
+      <w:color w:themeColor="accent1" w:themeShade="BF" w:val="0F4761"/>
+      <w:sz w:val="28"/>
+      <w:szCs w:val="28"/>
+    </w:rPr>
+  </w:style>
+  <w:style w:customStyle="1" w:styleId="Heading4Char" w:type="character">
+    <w:name w:val="Heading 4 Char"/>
+    <w:basedOn w:val="DefaultParagraphFont"/>
+    <w:link w:val="Heading4"/>
+    <w:uiPriority w:val="9"/>
+    <w:semiHidden/>
+    <w:rsid w:val="00A10FD9"/>
+    <w:rPr>
+      <w:rFonts w:cstheme="majorBidi" w:eastAsiaTheme="majorEastAsia"/>
+      <w:i/>
+      <w:iCs/>
+      <w:color w:themeColor="accent1" w:themeShade="BF" w:val="0F4761"/>
+    </w:rPr>
+  </w:style>
+  <w:style w:customStyle="1" w:styleId="Heading5Char" w:type="character">
+    <w:name w:val="Heading 5 Char"/>
+    <w:basedOn w:val="DefaultParagraphFont"/>
+    <w:link w:val="Heading5"/>
+    <w:uiPriority w:val="9"/>
+    <w:semiHidden/>
+    <w:rsid w:val="00A10FD9"/>
+    <w:rPr>
+      <w:rFonts w:cstheme="majorBidi" w:eastAsiaTheme="majorEastAsia"/>
+      <w:color w:themeColor="accent1" w:themeShade="BF" w:val="0F4761"/>
+    </w:rPr>
+  </w:style>
+  <w:style w:customStyle="1" w:styleId="Heading6Char" w:type="character">
+    <w:name w:val="Heading 6 Char"/>
+    <w:basedOn w:val="DefaultParagraphFont"/>
+    <w:link w:val="Heading6"/>
+    <w:uiPriority w:val="9"/>
+    <w:semiHidden/>
+    <w:rsid w:val="00A10FD9"/>
+    <w:rPr>
+      <w:rFonts w:cstheme="majorBidi" w:eastAsiaTheme="majorEastAsia"/>
+      <w:i/>
+      <w:iCs/>
+      <w:color w:themeColor="text1" w:themeTint="A6" w:val="595959"/>
+    </w:rPr>
+  </w:style>
+  <w:style w:customStyle="1" w:styleId="Heading7Char" w:type="character">
+    <w:name w:val="Heading 7 Char"/>
+    <w:basedOn w:val="DefaultParagraphFont"/>
+    <w:link w:val="Heading7"/>
+    <w:uiPriority w:val="9"/>
+    <w:semiHidden/>
+    <w:rsid w:val="00A10FD9"/>
+    <w:rPr>
+      <w:rFonts w:cstheme="majorBidi" w:eastAsiaTheme="majorEastAsia"/>
+      <w:color w:themeColor="text1" w:themeTint="A6" w:val="595959"/>
+    </w:rPr>
+  </w:style>
+  <w:style w:customStyle="1" w:styleId="Heading8Char" w:type="character">
+    <w:name w:val="Heading 8 Char"/>
+    <w:basedOn w:val="DefaultParagraphFont"/>
+    <w:link w:val="Heading8"/>
+    <w:uiPriority w:val="9"/>
+    <w:semiHidden/>
+    <w:rsid w:val="00A10FD9"/>
+    <w:rPr>
+      <w:rFonts w:cstheme="majorBidi" w:eastAsiaTheme="majorEastAsia"/>
+      <w:i/>
+      <w:iCs/>
+      <w:color w:themeColor="text1" w:themeTint="D8" w:val="272727"/>
+    </w:rPr>
+  </w:style>
+  <w:style w:customStyle="1" w:styleId="Heading9Char" w:type="character">
+    <w:name w:val="Heading 9 Char"/>
+    <w:basedOn w:val="DefaultParagraphFont"/>
+    <w:link w:val="Heading9"/>
+    <w:uiPriority w:val="9"/>
+    <w:semiHidden/>
+    <w:rsid w:val="00A10FD9"/>
+    <w:rPr>
+      <w:rFonts w:cstheme="majorBidi" w:eastAsiaTheme="majorEastAsia"/>
+      <w:color w:themeColor="text1" w:themeTint="D8" w:val="272727"/>
+    </w:rPr>
+  </w:style>
+  <w:style w:styleId="BlockText" w:type="paragraph">
+    <w:name w:val="Block Text"/>
+    <w:basedOn w:val="BodyText"/>
     <w:next w:val="BodyText"/>
     <w:uiPriority w:val="9"/>
     <w:unhideWhenUsed/>
     <w:qFormat/>
     <w:pPr>
-      <w:keepNext/>
-      <w:spacing w:after="160" w:before="400"/>
-      <w:pBdr>
-        <w:bottom w:color="12253F" w:space="4" w:sz="12" w:val="single"/>
-      </w:pBdr>
+      <w:spacing w:after="100" w:before="100"/>
+      <w:ind w:firstLine="0" w:left="480" w:right="480"/>
     </w:pPr>
-    <w:rPr>
-      <w:b/>
-      <w:color w:val="12253F"/>
-      <w:sz w:val="27"/>
-      <w:szCs w:val="27"/>
-    </w:rPr>
-  </w:style>
-  <w:style w:styleId="Heading3" w:type="paragraph">
-    <w:name w:val="Heading 3"/>
-    <w:basedOn w:val="Normal"/>
-    <w:next w:val="BodyText"/>
-    <w:uiPriority w:val="9"/>
-    <w:unhideWhenUsed/>
-    <w:qFormat/>
-    <w:pPr>
-      <w:keepNext/>
-      <w:spacing w:after="120" w:before="320"/>
-    </w:pPr>
-    <w:rPr>
-      <w:b/>
-      <w:color w:val="1D3B5E"/>
-      <w:sz w:val="22"/>
-      <w:szCs w:val="22"/>
-    </w:rPr>
-  </w:style>
-  <w:style w:styleId="Heading4" w:type="paragraph">
-    <w:name w:val="Heading 4"/>
-    <w:basedOn w:val="Normal"/>
-    <w:next w:val="BodyText"/>
-    <w:uiPriority w:val="9"/>
-    <w:unhideWhenUsed/>
-    <w:qFormat/>
-    <w:pPr>
-      <w:keepNext/>
-      <w:spacing w:after="100" w:before="240"/>
-    </w:pPr>
-    <w:rPr>
-      <w:b/>
-      <w:color w:val="2C4E75"/>
-      <w:sz w:val="19"/>
-      <w:szCs w:val="19"/>
-    </w:rPr>
-  </w:style>
-  <w:style w:styleId="Heading5" w:type="paragraph">
-    <w:name w:val="Heading 5"/>
-    <w:basedOn w:val="Normal"/>
-    <w:next w:val="BodyText"/>
-    <w:uiPriority w:val="9"/>
-    <w:unhideWhenUsed/>
-    <w:qFormat/>
-    <w:pPr>
-      <w:keepNext/>
-      <w:spacing w:after="80" w:before="200"/>
-    </w:pPr>
-    <w:rPr>
-      <w:b/>
-      <w:color w:val="6B7280"/>
-      <w:sz w:val="19"/>
-      <w:szCs w:val="19"/>
-    </w:rPr>
-  </w:style>
-  <w:style w:styleId="Heading6" w:type="paragraph">
-    <w:name w:val="Heading 6"/>
-    <w:basedOn w:val="Normal"/>
-    <w:next w:val="BodyText"/>
-    <w:uiPriority w:val="9"/>
-    <w:unhideWhenUsed/>
-    <w:qFormat/>
-    <w:pPr>
-      <w:keepNext/>
-      <w:keepLines/>
-      <w:spacing w:after="0" w:before="200"/>
-      <w:outlineLvl w:val="5"/>
-    </w:pPr>
-    <w:rPr>
-      <w:rFonts w:asciiTheme="majorHAnsi" w:cstheme="majorBidi" w:eastAsiaTheme="majorEastAsia" w:hAnsiTheme="majorHAnsi"/>
-      <w:color w:themeColor="accent1" w:val="4F81BD"/>
-      <w:sz w:val="24"/>
-      <w:szCs w:val="24"/>
-    </w:rPr>
-  </w:style>
-  <w:style w:styleId="Heading7" w:type="paragraph">
-    <w:name w:val="Heading 7"/>
-    <w:basedOn w:val="Normal"/>
-    <w:next w:val="BodyText"/>
-    <w:uiPriority w:val="9"/>
-    <w:unhideWhenUsed/>
-    <w:qFormat/>
-    <w:pPr>
-      <w:keepNext/>
-      <w:keepLines/>
-      <w:spacing w:after="0" w:before="200"/>
-      <w:outlineLvl w:val="6"/>
-    </w:pPr>
-    <w:rPr>
-      <w:rFonts w:asciiTheme="majorHAnsi" w:cstheme="majorBidi" w:eastAsiaTheme="majorEastAsia" w:hAnsiTheme="majorHAnsi"/>
-      <w:color w:themeColor="accent1" w:val="4F81BD"/>
-      <w:sz w:val="24"/>
-      <w:szCs w:val="24"/>
-    </w:rPr>
-  </w:style>
-  <w:style w:styleId="Heading8" w:type="paragraph">
-    <w:name w:val="Heading 8"/>
-    <w:basedOn w:val="Normal"/>
-    <w:next w:val="BodyText"/>
-    <w:uiPriority w:val="9"/>
-    <w:unhideWhenUsed/>
-    <w:qFormat/>
-    <w:pPr>
-      <w:keepNext/>
-      <w:keepLines/>
-      <w:spacing w:after="0" w:before="200"/>
-      <w:outlineLvl w:val="7"/>
-    </w:pPr>
-    <w:rPr>
-      <w:rFonts w:asciiTheme="majorHAnsi" w:cstheme="majorBidi" w:eastAsiaTheme="majorEastAsia" w:hAnsiTheme="majorHAnsi"/>
-      <w:color w:themeColor="accent1" w:val="4F81BD"/>
-      <w:sz w:val="24"/>
-      <w:szCs w:val="24"/>
-    </w:rPr>
-  </w:style>
-  <w:style w:styleId="Heading9" w:type="paragraph">
-    <w:name w:val="Heading 9"/>
-    <w:basedOn w:val="Normal"/>
-    <w:next w:val="BodyText"/>
-    <w:uiPriority w:val="9"/>
-    <w:unhideWhenUsed/>
-    <w:qFormat/>
-    <w:pPr>
-      <w:keepNext/>
-      <w:keepLines/>
-      <w:spacing w:after="0" w:before="200"/>
-      <w:outlineLvl w:val="8"/>
-    </w:pPr>
-    <w:rPr>
-      <w:rFonts w:asciiTheme="majorHAnsi" w:cstheme="majorBidi" w:eastAsiaTheme="majorEastAsia" w:hAnsiTheme="majorHAnsi"/>
-      <w:color w:themeColor="accent1" w:val="4F81BD"/>
-      <w:sz w:val="24"/>
-      <w:szCs w:val="24"/>
-    </w:rPr>
-  </w:style>
-  <w:style w:styleId="BlockText" w:type="paragraph">
-    <w:name w:val="Block Text"/>
-    <w:basedOn w:val="BodyText"/>
-    <w:pPr>
-      <w:pBdr>
-        <w:left w:color="F0B429" w:space="8" w:sz="18" w:val="single"/>
-      </w:pBdr>
-      <w:shd w:color="auto" w:fill="FDF9EF" w:val="clear"/>
-      <w:ind w:left="240" w:right="120"/>
-      <w:spacing w:after="160" w:before="160"/>
-    </w:pPr>
-    <w:rPr>
-      <w:color w:val="4A3F26"/>
-    </w:rPr>
   </w:style>
   <w:style w:styleId="FootnoteText" w:type="paragraph">
     <w:name w:val="Footnote Text"/>
@@ -9431,6 +9095,18 @@
     <w:uiPriority w:val="9"/>
     <w:unhideWhenUsed/>
     <w:qFormat/>
+  </w:style>
+  <w:style w:styleId="FootnoteBlockText" w:type="paragraph">
+    <w:name w:val="Footnote Block Text"/>
+    <w:basedOn w:val="FootnoteText"/>
+    <w:next w:val="FootnoteText"/>
+    <w:uiPriority w:val="9"/>
+    <w:unhideWhenUsed/>
+    <w:qFormat/>
+    <w:pPr>
+      <w:spacing w:after="100" w:before="100"/>
+      <w:ind w:firstLine="0" w:left="480" w:right="480"/>
+    </w:pPr>
   </w:style>
   <w:style w:default="1" w:styleId="DefaultParagraphFont" w:type="character">
     <w:name w:val="Default Paragraph Font"/>
@@ -9453,18 +9129,11 @@
       </w:tblCellMar>
     </w:tblPr>
     <w:tblStylePr w:type="firstRow">
-      <w:tblPr>
-        <w:jc w:val="left"/>
-        <w:tblInd w:type="dxa" w:w="0"/>
-      </w:tblPr>
-      <w:trPr>
-        <w:jc w:val="left"/>
-      </w:trPr>
       <w:tcPr>
-        <w:vAlign w:val="bottom"/>
         <w:tcBorders>
           <w:bottom w:val="single"/>
         </w:tcBorders>
+        <w:vAlign w:val="bottom"/>
       </w:tcPr>
     </w:tblStylePr>
   </w:style>
@@ -9527,7 +9196,7 @@
     <w:name w:val="Verbatim Char"/>
     <w:basedOn w:val="BodyTextChar"/>
     <w:rPr>
-      <w:rFonts w:ascii="D2Coding" w:eastAsia="D2Coding" w:hAnsi="Consolas"/>
+      <w:rFonts w:ascii="Consolas" w:hAnsi="Consolas"/>
       <w:sz w:val="22"/>
     </w:rPr>
   </w:style>
@@ -9579,8 +9248,8 @@
     <w:name w:val="KeywordTok"/>
     <w:basedOn w:val="VerbatimChar"/>
     <w:rPr>
+      <w:b/>
       <w:color w:val="007020"/>
-      <w:b/>
     </w:rPr>
   </w:style>
   <w:style w:type="character" w:customStyle="1" w:styleId="DataTypeTok">
@@ -9657,42 +9326,42 @@
     <w:name w:val="ImportTok"/>
     <w:basedOn w:val="VerbatimChar"/>
     <w:rPr>
+      <w:b/>
       <w:color w:val="008000"/>
-      <w:b/>
     </w:rPr>
   </w:style>
   <w:style w:type="character" w:customStyle="1" w:styleId="CommentTok">
     <w:name w:val="CommentTok"/>
     <w:basedOn w:val="VerbatimChar"/>
     <w:rPr>
+      <w:i/>
       <w:color w:val="60a0b0"/>
-      <w:i/>
     </w:rPr>
   </w:style>
   <w:style w:type="character" w:customStyle="1" w:styleId="DocumentationTok">
     <w:name w:val="DocumentationTok"/>
     <w:basedOn w:val="VerbatimChar"/>
     <w:rPr>
+      <w:i/>
       <w:color w:val="ba2121"/>
-      <w:i/>
     </w:rPr>
   </w:style>
   <w:style w:type="character" w:customStyle="1" w:styleId="AnnotationTok">
     <w:name w:val="AnnotationTok"/>
     <w:basedOn w:val="VerbatimChar"/>
     <w:rPr>
-      <w:color w:val="60a0b0"/>
       <w:b/>
       <w:i/>
+      <w:color w:val="60a0b0"/>
     </w:rPr>
   </w:style>
   <w:style w:type="character" w:customStyle="1" w:styleId="CommentVarTok">
     <w:name w:val="CommentVarTok"/>
     <w:basedOn w:val="VerbatimChar"/>
     <w:rPr>
-      <w:color w:val="60a0b0"/>
       <w:b/>
       <w:i/>
+      <w:color w:val="60a0b0"/>
     </w:rPr>
   </w:style>
   <w:style w:type="character" w:customStyle="1" w:styleId="OtherTok">
@@ -9720,8 +9389,8 @@
     <w:name w:val="ControlFlowTok"/>
     <w:basedOn w:val="VerbatimChar"/>
     <w:rPr>
+      <w:b/>
       <w:color w:val="007020"/>
-      <w:b/>
     </w:rPr>
   </w:style>
   <w:style w:type="character" w:customStyle="1" w:styleId="OperatorTok">
@@ -9766,34 +9435,34 @@
     <w:name w:val="InformationTok"/>
     <w:basedOn w:val="VerbatimChar"/>
     <w:rPr>
-      <w:color w:val="60a0b0"/>
       <w:b/>
       <w:i/>
+      <w:color w:val="60a0b0"/>
     </w:rPr>
   </w:style>
   <w:style w:type="character" w:customStyle="1" w:styleId="WarningTok">
     <w:name w:val="WarningTok"/>
     <w:basedOn w:val="VerbatimChar"/>
     <w:rPr>
-      <w:color w:val="60a0b0"/>
       <w:b/>
       <w:i/>
+      <w:color w:val="60a0b0"/>
     </w:rPr>
   </w:style>
   <w:style w:type="character" w:customStyle="1" w:styleId="AlertTok">
     <w:name w:val="AlertTok"/>
     <w:basedOn w:val="VerbatimChar"/>
     <w:rPr>
+      <w:b/>
       <w:color w:val="ff0000"/>
-      <w:b/>
     </w:rPr>
   </w:style>
   <w:style w:type="character" w:customStyle="1" w:styleId="ErrorTok">
     <w:name w:val="ErrorTok"/>
     <w:basedOn w:val="VerbatimChar"/>
     <w:rPr>
+      <w:b/>
       <w:color w:val="ff0000"/>
-      <w:b/>
     </w:rPr>
   </w:style>
   <w:style w:type="character" w:customStyle="1" w:styleId="NormalTok">
@@ -9815,44 +9484,44 @@
         <a:sysClr val="window" lastClr="FFFFFF"/>
       </a:lt1>
       <a:dk2>
-        <a:srgbClr val="1F497D"/>
+        <a:srgbClr val="0E2841"/>
       </a:dk2>
       <a:lt2>
-        <a:srgbClr val="EEECE1"/>
+        <a:srgbClr val="E8E8E8"/>
       </a:lt2>
       <a:accent1>
-        <a:srgbClr val="4F81BD"/>
+        <a:srgbClr val="156082"/>
       </a:accent1>
       <a:accent2>
-        <a:srgbClr val="C0504D"/>
+        <a:srgbClr val="E97132"/>
       </a:accent2>
       <a:accent3>
-        <a:srgbClr val="9BBB59"/>
+        <a:srgbClr val="196B24"/>
       </a:accent3>
       <a:accent4>
-        <a:srgbClr val="8064A2"/>
+        <a:srgbClr val="0F9ED5"/>
       </a:accent4>
       <a:accent5>
-        <a:srgbClr val="4BACC6"/>
+        <a:srgbClr val="A02B93"/>
       </a:accent5>
       <a:accent6>
-        <a:srgbClr val="F79646"/>
+        <a:srgbClr val="4EA72E"/>
       </a:accent6>
       <a:hlink>
-        <a:srgbClr val="0000FF"/>
+        <a:srgbClr val="467886"/>
       </a:hlink>
       <a:folHlink>
-        <a:srgbClr val="800080"/>
+        <a:srgbClr val="96607D"/>
       </a:folHlink>
     </a:clrScheme>
     <a:fontScheme name="Office">
       <a:majorFont>
-        <a:latin typeface="Calibri"/>
+        <a:latin typeface="Aptos Display" panose="02110004020202020204"/>
         <a:ea typeface=""/>
         <a:cs typeface=""/>
-        <a:font script="Jpan" typeface="ＭＳ ゴシック"/>
+        <a:font script="Jpan" typeface="游ゴシック Light"/>
         <a:font script="Hang" typeface="맑은 고딕"/>
-        <a:font script="Hans" typeface="宋体"/>
+        <a:font script="Hans" typeface="等线 Light"/>
         <a:font script="Hant" typeface="新細明體"/>
         <a:font script="Arab" typeface="Times New Roman"/>
         <a:font script="Hebr" typeface="Times New Roman"/>
@@ -9879,14 +9548,32 @@
         <a:font script="Mong" typeface="Mongolian Baiti"/>
         <a:font script="Viet" typeface="Times New Roman"/>
         <a:font script="Uigh" typeface="Microsoft Uighur"/>
+        <a:font script="Geor" typeface="Sylfaen"/>
+        <a:font script="Armn" typeface="Arial"/>
+        <a:font script="Bugi" typeface="Leelawadee UI"/>
+        <a:font script="Bopo" typeface="Microsoft JhengHei"/>
+        <a:font script="Java" typeface="Javanese Text"/>
+        <a:font script="Lisu" typeface="Segoe UI"/>
+        <a:font script="Mymr" typeface="Myanmar Text"/>
+        <a:font script="Nkoo" typeface="Ebrima"/>
+        <a:font script="Olck" typeface="Nirmala UI"/>
+        <a:font script="Osma" typeface="Ebrima"/>
+        <a:font script="Phag" typeface="Phagspa"/>
+        <a:font script="Syrn" typeface="Estrangelo Edessa"/>
+        <a:font script="Syrj" typeface="Estrangelo Edessa"/>
+        <a:font script="Syre" typeface="Estrangelo Edessa"/>
+        <a:font script="Sora" typeface="Nirmala UI"/>
+        <a:font script="Tale" typeface="Microsoft Tai Le"/>
+        <a:font script="Talu" typeface="Microsoft New Tai Lue"/>
+        <a:font script="Tfng" typeface="Ebrima"/>
       </a:majorFont>
       <a:minorFont>
-        <a:latin typeface="Cambria"/>
+        <a:latin typeface="Aptos" panose="02110004020202020204"/>
         <a:ea typeface=""/>
         <a:cs typeface=""/>
-        <a:font script="Jpan" typeface="ＭＳ 明朝"/>
+        <a:font script="Jpan" typeface="游明朝"/>
         <a:font script="Hang" typeface="맑은 고딕"/>
-        <a:font script="Hans" typeface="宋体"/>
+        <a:font script="Hans" typeface="等线"/>
         <a:font script="Hant" typeface="新細明體"/>
         <a:font script="Arab" typeface="Arial"/>
         <a:font script="Hebr" typeface="Arial"/>
@@ -9913,6 +9600,24 @@
         <a:font script="Mong" typeface="Mongolian Baiti"/>
         <a:font script="Viet" typeface="Arial"/>
         <a:font script="Uigh" typeface="Microsoft Uighur"/>
+        <a:font script="Geor" typeface="Sylfaen"/>
+        <a:font script="Armn" typeface="Arial"/>
+        <a:font script="Bugi" typeface="Leelawadee UI"/>
+        <a:font script="Bopo" typeface="Microsoft JhengHei"/>
+        <a:font script="Java" typeface="Javanese Text"/>
+        <a:font script="Lisu" typeface="Segoe UI"/>
+        <a:font script="Mymr" typeface="Myanmar Text"/>
+        <a:font script="Nkoo" typeface="Ebrima"/>
+        <a:font script="Olck" typeface="Nirmala UI"/>
+        <a:font script="Osma" typeface="Ebrima"/>
+        <a:font script="Phag" typeface="Phagspa"/>
+        <a:font script="Syrn" typeface="Estrangelo Edessa"/>
+        <a:font script="Syrj" typeface="Estrangelo Edessa"/>
+        <a:font script="Syre" typeface="Estrangelo Edessa"/>
+        <a:font script="Sora" typeface="Nirmala UI"/>
+        <a:font script="Tale" typeface="Microsoft Tai Le"/>
+        <a:font script="Talu" typeface="Microsoft New Tai Lue"/>
+        <a:font script="Tfng" typeface="Ebrima"/>
       </a:minorFont>
     </a:fontScheme>
     <a:fmtScheme name="Office">
@@ -9924,200 +9629,141 @@
           <a:gsLst>
             <a:gs pos="0">
               <a:schemeClr val="phClr">
-                <a:tint val="50000"/>
-                <a:satMod val="300000"/>
+                <a:lumMod val="110000"/>
+                <a:satMod val="105000"/>
+                <a:tint val="67000"/>
               </a:schemeClr>
             </a:gs>
-            <a:gs pos="35000">
+            <a:gs pos="50000">
               <a:schemeClr val="phClr">
-                <a:tint val="37000"/>
-                <a:satMod val="300000"/>
+                <a:lumMod val="105000"/>
+                <a:satMod val="103000"/>
+                <a:tint val="73000"/>
               </a:schemeClr>
             </a:gs>
             <a:gs pos="100000">
               <a:schemeClr val="phClr">
-                <a:tint val="15000"/>
-                <a:satMod val="350000"/>
+                <a:lumMod val="105000"/>
+                <a:satMod val="109000"/>
+                <a:tint val="81000"/>
               </a:schemeClr>
             </a:gs>
           </a:gsLst>
-          <a:lin ang="16200000" scaled="1"/>
+          <a:lin ang="5400000" scaled="0"/>
         </a:gradFill>
         <a:gradFill rotWithShape="1">
           <a:gsLst>
             <a:gs pos="0">
               <a:schemeClr val="phClr">
-                <a:tint val="100000"/>
+                <a:satMod val="103000"/>
+                <a:lumMod val="102000"/>
+                <a:tint val="94000"/>
+              </a:schemeClr>
+            </a:gs>
+            <a:gs pos="50000">
+              <a:schemeClr val="phClr">
+                <a:satMod val="110000"/>
+                <a:lumMod val="100000"/>
                 <a:shade val="100000"/>
-                <a:satMod val="130000"/>
               </a:schemeClr>
             </a:gs>
             <a:gs pos="100000">
               <a:schemeClr val="phClr">
-                <a:tint val="50000"/>
-                <a:shade val="100000"/>
-                <a:satMod val="350000"/>
+                <a:lumMod val="99000"/>
+                <a:satMod val="120000"/>
+                <a:shade val="78000"/>
               </a:schemeClr>
             </a:gs>
           </a:gsLst>
-          <a:lin ang="16200000" scaled="0"/>
+          <a:lin ang="5400000" scaled="0"/>
         </a:gradFill>
       </a:fillStyleLst>
       <a:lnStyleLst>
-        <a:ln w="9525" cap="flat" cmpd="sng" algn="ctr">
-          <a:solidFill>
-            <a:schemeClr val="phClr">
-              <a:shade val="95000"/>
-              <a:satMod val="105000"/>
-            </a:schemeClr>
-          </a:solidFill>
-          <a:prstDash val="solid"/>
-        </a:ln>
-        <a:ln w="25400" cap="flat" cmpd="sng" algn="ctr">
+        <a:ln w="6350" cap="flat" cmpd="sng" algn="ctr">
           <a:solidFill>
             <a:schemeClr val="phClr"/>
           </a:solidFill>
           <a:prstDash val="solid"/>
+          <a:miter lim="800000"/>
         </a:ln>
-        <a:ln w="38100" cap="flat" cmpd="sng" algn="ctr">
+        <a:ln w="12700" cap="flat" cmpd="sng" algn="ctr">
           <a:solidFill>
             <a:schemeClr val="phClr"/>
           </a:solidFill>
           <a:prstDash val="solid"/>
+          <a:miter lim="800000"/>
+        </a:ln>
+        <a:ln w="19050" cap="flat" cmpd="sng" algn="ctr">
+          <a:solidFill>
+            <a:schemeClr val="phClr"/>
+          </a:solidFill>
+          <a:prstDash val="solid"/>
+          <a:miter lim="800000"/>
         </a:ln>
       </a:lnStyleLst>
       <a:effectStyleLst>
         <a:effectStyle>
+          <a:effectLst/>
+        </a:effectStyle>
+        <a:effectStyle>
+          <a:effectLst/>
+        </a:effectStyle>
+        <a:effectStyle>
           <a:effectLst>
-            <a:outerShdw blurRad="40000" dist="20000" dir="5400000" rotWithShape="0">
+            <a:outerShdw blurRad="57150" dist="19050" dir="5400000" algn="ctr" rotWithShape="0">
               <a:srgbClr val="000000">
-                <a:alpha val="38000"/>
+                <a:alpha val="63000"/>
               </a:srgbClr>
             </a:outerShdw>
           </a:effectLst>
-        </a:effectStyle>
-        <a:effectStyle>
-          <a:effectLst>
-            <a:outerShdw blurRad="40000" dist="23000" dir="5400000" rotWithShape="0">
-              <a:srgbClr val="000000">
-                <a:alpha val="35000"/>
-              </a:srgbClr>
-            </a:outerShdw>
-          </a:effectLst>
-        </a:effectStyle>
-        <a:effectStyle>
-          <a:effectLst>
-            <a:outerShdw blurRad="40000" dist="23000" dir="5400000" rotWithShape="0">
-              <a:srgbClr val="000000">
-                <a:alpha val="35000"/>
-              </a:srgbClr>
-            </a:outerShdw>
-          </a:effectLst>
-          <a:scene3d>
-            <a:camera prst="orthographicFront">
-              <a:rot lat="0" lon="0" rev="0"/>
-            </a:camera>
-            <a:lightRig rig="threePt" dir="t">
-              <a:rot lat="0" lon="0" rev="1200000"/>
-            </a:lightRig>
-          </a:scene3d>
-          <a:sp3d>
-            <a:bevelT w="63500" h="25400"/>
-          </a:sp3d>
         </a:effectStyle>
       </a:effectStyleLst>
       <a:bgFillStyleLst>
         <a:solidFill>
           <a:schemeClr val="phClr"/>
         </a:solidFill>
+        <a:solidFill>
+          <a:schemeClr val="phClr">
+            <a:tint val="95000"/>
+            <a:satMod val="170000"/>
+          </a:schemeClr>
+        </a:solidFill>
         <a:gradFill rotWithShape="1">
           <a:gsLst>
             <a:gs pos="0">
               <a:schemeClr val="phClr">
-                <a:tint val="40000"/>
-                <a:satMod val="350000"/>
+                <a:tint val="93000"/>
+                <a:satMod val="150000"/>
+                <a:shade val="98000"/>
+                <a:lumMod val="102000"/>
               </a:schemeClr>
             </a:gs>
-            <a:gs pos="40000">
+            <a:gs pos="50000">
               <a:schemeClr val="phClr">
-                <a:tint val="45000"/>
-                <a:shade val="99000"/>
-                <a:satMod val="350000"/>
+                <a:tint val="98000"/>
+                <a:satMod val="130000"/>
+                <a:shade val="90000"/>
+                <a:lumMod val="103000"/>
               </a:schemeClr>
             </a:gs>
             <a:gs pos="100000">
               <a:schemeClr val="phClr">
-                <a:shade val="20000"/>
-                <a:satMod val="255000"/>
+                <a:shade val="63000"/>
+                <a:satMod val="120000"/>
               </a:schemeClr>
             </a:gs>
           </a:gsLst>
-          <a:path path="circle">
-            <a:fillToRect l="50000" t="-80000" r="50000" b="180000"/>
-          </a:path>
-        </a:gradFill>
-        <a:gradFill rotWithShape="1">
-          <a:gsLst>
-            <a:gs pos="0">
-              <a:schemeClr val="phClr">
-                <a:tint val="80000"/>
-                <a:satMod val="300000"/>
-              </a:schemeClr>
-            </a:gs>
-            <a:gs pos="100000">
-              <a:schemeClr val="phClr">
-                <a:shade val="30000"/>
-                <a:satMod val="200000"/>
-              </a:schemeClr>
-            </a:gs>
-          </a:gsLst>
-          <a:path path="circle">
-            <a:fillToRect l="50000" t="50000" r="50000" b="50000"/>
-          </a:path>
+          <a:lin ang="5400000" scaled="0"/>
         </a:gradFill>
       </a:bgFillStyleLst>
     </a:fmtScheme>
   </a:themeElements>
-  <a:objectDefaults>
-    <a:spDef>
-      <a:spPr/>
-      <a:bodyPr/>
-      <a:lstStyle/>
-      <a:style>
-        <a:lnRef idx="1">
-          <a:schemeClr val="accent1"/>
-        </a:lnRef>
-        <a:fillRef idx="3">
-          <a:schemeClr val="accent1"/>
-        </a:fillRef>
-        <a:effectRef idx="2">
-          <a:schemeClr val="accent1"/>
-        </a:effectRef>
-        <a:fontRef idx="minor">
-          <a:schemeClr val="lt1"/>
-        </a:fontRef>
-      </a:style>
-    </a:spDef>
-    <a:lnDef>
-      <a:spPr/>
-      <a:bodyPr/>
-      <a:lstStyle/>
-      <a:style>
-        <a:lnRef idx="2">
-          <a:schemeClr val="accent1"/>
-        </a:lnRef>
-        <a:fillRef idx="0">
-          <a:schemeClr val="accent1"/>
-        </a:fillRef>
-        <a:effectRef idx="1">
-          <a:schemeClr val="accent1"/>
-        </a:effectRef>
-        <a:fontRef idx="minor">
-          <a:schemeClr val="tx1"/>
-        </a:fontRef>
-      </a:style>
-    </a:lnDef>
-  </a:objectDefaults>
+  <a:objectDefaults/>
   <a:extraClrSchemeLst/>
+  <a:extLst>
+    <a:ext uri="{05A4C25C-085E-4340-85A3-A5531E510DB2}">
+      <thm15:themeFamily xmlns:thm15="http://schemas.microsoft.com/office/thememl/2012/main" name="Office Theme" id="{2E142A2C-CD16-42D6-873A-C26D2A0506FA}" vid="{1BDDFF52-6CD6-40A5-AB3C-68EB2F1E4D0A}"/>
+    </a:ext>
+  </a:extLst>
 </a:theme>
 </file>
--- a/docs/docx/사업계획서.docx
+++ b/docs/docx/사업계획서.docx
@@ -119,142 +119,138 @@
                 <w:b/>
                 <w:bCs/>
               </w:rPr>
-              <w:t xml:space="preserve">두 축</w:t>
-            </w:r>
-          </w:p>
-        </w:tc>
-        <w:tc>
-          <w:tcPr/>
-          <w:p>
-            <w:pPr>
-              <w:pStyle w:val="Compact"/>
-            </w:pPr>
-            <w:r>
-              <w:rPr>
-                <w:b/>
-                <w:bCs/>
-              </w:rPr>
-              <w:t xml:space="preserve">A. 부상 예방·대응</w:t>
+              <w:t xml:space="preserve">여섯 축</w:t>
+            </w:r>
+          </w:p>
+        </w:tc>
+        <w:tc>
+          <w:tcPr/>
+          <w:p>
+            <w:pPr>
+              <w:pStyle w:val="Compact"/>
+            </w:pPr>
+            <w:r>
+              <w:rPr>
+                <w:b/>
+                <w:bCs/>
+              </w:rPr>
+              <w:t xml:space="preserve">A. 부상 / B. 숙소 / C. 경로 / D. 다음 여정 / E. 가족 / F. 동행.</w:t>
             </w:r>
             <w:r>
               <w:t xml:space="preserve"> </w:t>
             </w:r>
             <w:r>
-              <w:t xml:space="preserve">/</w:t>
+              <w:t xml:space="preserve">무게중심은 여전히 A·B</w:t>
+            </w:r>
+          </w:p>
+        </w:tc>
+      </w:tr>
+      <w:tr>
+        <w:tc>
+          <w:tcPr/>
+          <w:p>
+            <w:pPr>
+              <w:pStyle w:val="Compact"/>
+            </w:pPr>
+            <w:r>
+              <w:rPr>
+                <w:b/>
+                <w:bCs/>
+              </w:rPr>
+              <w:t xml:space="preserve">시장</w:t>
+            </w:r>
+          </w:p>
+        </w:tc>
+        <w:tc>
+          <w:tcPr/>
+          <w:p>
+            <w:pPr>
+              <w:pStyle w:val="Compact"/>
+            </w:pPr>
+            <w:r>
+              <w:t xml:space="preserve">한국인 순례자 연 1만~1만 2천 명. 1인당 지출 370~490만 원</w:t>
+            </w:r>
+          </w:p>
+        </w:tc>
+      </w:tr>
+      <w:tr>
+        <w:tc>
+          <w:tcPr/>
+          <w:p>
+            <w:pPr>
+              <w:pStyle w:val="Compact"/>
+            </w:pPr>
+            <w:r>
+              <w:rPr>
+                <w:b/>
+                <w:bCs/>
+              </w:rPr>
+              <w:t xml:space="preserve">시점</w:t>
+            </w:r>
+          </w:p>
+        </w:tc>
+        <w:tc>
+          <w:tcPr/>
+          <w:p>
+            <w:pPr>
+              <w:pStyle w:val="Compact"/>
+            </w:pPr>
+            <w:r>
+              <w:rPr>
+                <w:b/>
+                <w:bCs/>
+              </w:rPr>
+              <w:t xml:space="preserve">2027년 성년(Año Santo).</w:t>
             </w:r>
             <w:r>
               <w:t xml:space="preserve"> </w:t>
             </w:r>
             <w:r>
-              <w:rPr>
-                <w:b/>
-                <w:bCs/>
-              </w:rPr>
-              <w:t xml:space="preserve">B. 숙소 예약 판단</w:t>
-            </w:r>
-          </w:p>
-        </w:tc>
-      </w:tr>
-      <w:tr>
-        <w:tc>
-          <w:tcPr/>
-          <w:p>
-            <w:pPr>
-              <w:pStyle w:val="Compact"/>
-            </w:pPr>
-            <w:r>
-              <w:rPr>
-                <w:b/>
-                <w:bCs/>
-              </w:rPr>
-              <w:t xml:space="preserve">시장</w:t>
-            </w:r>
-          </w:p>
-        </w:tc>
-        <w:tc>
-          <w:tcPr/>
-          <w:p>
-            <w:pPr>
-              <w:pStyle w:val="Compact"/>
-            </w:pPr>
-            <w:r>
-              <w:t xml:space="preserve">한국인 순례자 연 1만~1만 2천 명. 1인당 지출 370~490만 원</w:t>
-            </w:r>
-          </w:p>
-        </w:tc>
-      </w:tr>
-      <w:tr>
-        <w:tc>
-          <w:tcPr/>
-          <w:p>
-            <w:pPr>
-              <w:pStyle w:val="Compact"/>
-            </w:pPr>
-            <w:r>
-              <w:rPr>
-                <w:b/>
-                <w:bCs/>
-              </w:rPr>
-              <w:t xml:space="preserve">시점</w:t>
-            </w:r>
-          </w:p>
-        </w:tc>
-        <w:tc>
-          <w:tcPr/>
-          <w:p>
-            <w:pPr>
-              <w:pStyle w:val="Compact"/>
-            </w:pPr>
-            <w:r>
-              <w:rPr>
-                <w:b/>
-                <w:bCs/>
-              </w:rPr>
-              <w:t xml:space="preserve">2027년 성년(Año Santo).</w:t>
+              <w:t xml:space="preserve">25년 주기. 다음은 2032년</w:t>
+            </w:r>
+          </w:p>
+        </w:tc>
+      </w:tr>
+      <w:tr>
+        <w:tc>
+          <w:tcPr/>
+          <w:p>
+            <w:pPr>
+              <w:pStyle w:val="Compact"/>
+            </w:pPr>
+            <w:r>
+              <w:rPr>
+                <w:b/>
+                <w:bCs/>
+              </w:rPr>
+              <w:t xml:space="preserve">수익</w:t>
+            </w:r>
+          </w:p>
+        </w:tc>
+        <w:tc>
+          <w:tcPr/>
+          <w:p>
+            <w:pPr>
+              <w:pStyle w:val="Compact"/>
+            </w:pPr>
+            <w:r>
+              <w:t xml:space="preserve">보험·장비 제휴(A축), 숙소·짐배송 제휴(B축), 다음 여정 연계(D축), 가족 안심 세트(E축),</w:t>
             </w:r>
             <w:r>
               <w:t xml:space="preserve"> </w:t>
             </w:r>
             <w:r>
-              <w:t xml:space="preserve">25년 주기. 다음은 2032년</w:t>
-            </w:r>
-          </w:p>
-        </w:tc>
-      </w:tr>
-      <w:tr>
-        <w:tc>
-          <w:tcPr/>
-          <w:p>
-            <w:pPr>
-              <w:pStyle w:val="Compact"/>
-            </w:pPr>
-            <w:r>
-              <w:rPr>
-                <w:b/>
-                <w:bCs/>
-              </w:rPr>
-              <w:t xml:space="preserve">수익</w:t>
-            </w:r>
-          </w:p>
-        </w:tc>
-        <w:tc>
-          <w:tcPr/>
-          <w:p>
-            <w:pPr>
-              <w:pStyle w:val="Compact"/>
-            </w:pPr>
-            <w:r>
-              <w:t xml:space="preserve">보험·장비 제휴(A축), 숙소·짐배송 제휴(B축),</w:t>
+              <w:rPr>
+                <w:b/>
+                <w:bCs/>
+              </w:rPr>
+              <w:t xml:space="preserve">반패키지 상품</w:t>
             </w:r>
             <w:r>
               <w:t xml:space="preserve"> </w:t>
             </w:r>
             <w:r>
-              <w:rPr>
-                <w:b/>
-                <w:bCs/>
-              </w:rPr>
-              <w:t xml:space="preserve">반패키지 상품</w:t>
+              <w:t xml:space="preserve">(C·F축은 직접 매출 없음)</w:t>
             </w:r>
           </w:p>
         </w:tc>
@@ -2129,7 +2125,8 @@
     <w:tbl>
       <w:tblPr>
         <w:tblStyle w:val="Table"/>
-        <w:tblW w:type="auto" w:w="0"/>
+        <w:tblW w:type="pct" w:w="5000"/>
+        <w:tblLayout w:type="fixed"/>
         <w:tblLook w:firstRow="1" w:lastRow="0" w:firstColumn="0" w:lastColumn="0" w:noHBand="0" w:noVBand="0" w:val="0020"/>
       </w:tblPr>
       <w:tblGrid>
@@ -2261,6 +2258,171 @@
           </w:p>
         </w:tc>
       </w:tr>
+      <w:tr>
+        <w:tc>
+          <w:tcPr/>
+          <w:p>
+            <w:pPr>
+              <w:pStyle w:val="Compact"/>
+            </w:pPr>
+            <w:r>
+              <w:rPr>
+                <w:b/>
+                <w:bCs/>
+              </w:rPr>
+              <w:t xml:space="preserve">C. 길</w:t>
+            </w:r>
+          </w:p>
+        </w:tc>
+        <w:tc>
+          <w:tcPr/>
+          <w:p>
+            <w:pPr>
+              <w:pStyle w:val="Compact"/>
+            </w:pPr>
+            <w:r>
+              <w:t xml:space="preserve">차별화를 만든다 (직접 수익 없음)</w:t>
+            </w:r>
+          </w:p>
+        </w:tc>
+        <w:tc>
+          <w:tcPr/>
+          <w:p>
+            <w:pPr>
+              <w:pStyle w:val="Compact"/>
+            </w:pPr>
+            <w:r>
+              <w:t xml:space="preserve">갈림길 판단, 오프라인 내비게이션</w:t>
+            </w:r>
+          </w:p>
+        </w:tc>
+      </w:tr>
+      <w:tr>
+        <w:tc>
+          <w:tcPr/>
+          <w:p>
+            <w:pPr>
+              <w:pStyle w:val="Compact"/>
+            </w:pPr>
+            <w:r>
+              <w:rPr>
+                <w:b/>
+                <w:bCs/>
+              </w:rPr>
+              <w:t xml:space="preserve">D. 다음</w:t>
+            </w:r>
+          </w:p>
+        </w:tc>
+        <w:tc>
+          <w:tcPr/>
+          <w:p>
+            <w:pPr>
+              <w:pStyle w:val="Compact"/>
+            </w:pPr>
+            <w:r>
+              <w:t xml:space="preserve">재방문·확장을 만든다</w:t>
+            </w:r>
+          </w:p>
+        </w:tc>
+        <w:tc>
+          <w:tcPr/>
+          <w:p>
+            <w:pPr>
+              <w:pStyle w:val="Compact"/>
+            </w:pPr>
+            <w:r>
+              <w:t xml:space="preserve">완주 직후 다음 순례길 연결</w:t>
+            </w:r>
+          </w:p>
+        </w:tc>
+      </w:tr>
+      <w:tr>
+        <w:tc>
+          <w:tcPr/>
+          <w:p>
+            <w:pPr>
+              <w:pStyle w:val="Compact"/>
+            </w:pPr>
+            <w:r>
+              <w:rPr>
+                <w:b/>
+                <w:bCs/>
+              </w:rPr>
+              <w:t xml:space="preserve">E. 가족</w:t>
+            </w:r>
+          </w:p>
+        </w:tc>
+        <w:tc>
+          <w:tcPr/>
+          <w:p>
+            <w:pPr>
+              <w:pStyle w:val="Compact"/>
+            </w:pPr>
+            <w:r>
+              <w:t xml:space="preserve">새 고객군에서 수익을 만든다</w:t>
+            </w:r>
+          </w:p>
+        </w:tc>
+        <w:tc>
+          <w:tcPr/>
+          <w:p>
+            <w:pPr>
+              <w:pStyle w:val="Compact"/>
+            </w:pPr>
+            <w:r>
+              <w:t xml:space="preserve">가족 안심 세트 (결제자 = 가족)</w:t>
+            </w:r>
+          </w:p>
+        </w:tc>
+      </w:tr>
+      <w:tr>
+        <w:tc>
+          <w:tcPr/>
+          <w:p>
+            <w:pPr>
+              <w:pStyle w:val="Compact"/>
+            </w:pPr>
+            <w:r>
+              <w:rPr>
+                <w:b/>
+                <w:bCs/>
+              </w:rPr>
+              <w:t xml:space="preserve">F. 동행</w:t>
+            </w:r>
+          </w:p>
+        </w:tc>
+        <w:tc>
+          <w:tcPr/>
+          <w:p>
+            <w:pPr>
+              <w:pStyle w:val="Compact"/>
+            </w:pPr>
+            <w:r>
+              <w:t xml:space="preserve">리텐션·바이럴을 만든다 (직접 수익 없음)</w:t>
+            </w:r>
+          </w:p>
+        </w:tc>
+        <w:tc>
+          <w:tcPr/>
+          <w:p>
+            <w:pPr>
+              <w:pStyle w:val="Compact"/>
+            </w:pPr>
+            <w:r>
+              <w:t xml:space="preserve">동행 매칭. 한때</w:t>
+            </w:r>
+            <w:r>
+              <w:t xml:space="preserve"> </w:t>
+            </w:r>
+            <w:r>
+              <w:t xml:space="preserve">“불가”</w:t>
+            </w:r>
+            <w:r>
+              <w:t xml:space="preserve">였다가 뒤집힘</w:t>
+            </w:r>
+          </w:p>
+        </w:tc>
+      </w:tr>
     </w:tbl>
     <w:p>
       <w:pPr>
@@ -2290,7 +2452,7 @@
         <w:t xml:space="preserve"> </w:t>
       </w:r>
       <w:r>
-        <w:t xml:space="preserve">B가 데려오고 A가 돈이 된다.</w:t>
+        <w:t xml:space="preserve">B가 데려오고 A가 돈이 된다. C·D·E·F는 02 문서 개정(2026-07)으로 추가된 축으로, 상세는 02 문서 1부 5.9~5.12절.</w:t>
       </w:r>
     </w:p>
     <w:p>
@@ -3885,6 +4047,32 @@
         </w:tc>
       </w:tr>
     </w:tbl>
+    <w:p>
+      <w:pPr>
+        <w:pStyle w:val="BodyText"/>
+      </w:pPr>
+      <w:r>
+        <w:t xml:space="preserve">⚠️ 이</w:t>
+      </w:r>
+      <w:r>
+        <w:t xml:space="preserve"> </w:t>
+      </w:r>
+      <w:r>
+        <w:t xml:space="preserve">“동행”</w:t>
+      </w:r>
+      <w:r>
+        <w:t xml:space="preserve">은 예약 대행 서비스명이고, F축(순례자간 매칭)의</w:t>
+      </w:r>
+      <w:r>
+        <w:t xml:space="preserve"> </w:t>
+      </w:r>
+      <w:r>
+        <w:t xml:space="preserve">“동행”</w:t>
+      </w:r>
+      <w:r>
+        <w:t xml:space="preserve">과는 다른 개념이다.</w:t>
+      </w:r>
+    </w:p>
     <w:bookmarkEnd w:id="26"/>
     <w:bookmarkStart w:id="27" w:name="가족-안심-세트"/>
     <w:p>

--- a/docs/docx/사업계획서.docx
+++ b/docs/docx/사업계획서.docx
@@ -102,7 +102,7 @@
               <w:pStyle w:val="Compact"/>
             </w:pPr>
             <w:r>
-              <w:t xml:space="preserve">한국인 순례자가 다치지 않고 숙소 걱정 없이 걷도록 돕는 서비스</w:t>
+              <w:t xml:space="preserve">혼자 걷지만, 판단까지 혼자 하지 않게 돕는 서비스 (실질은 판단 대행, 표현은 동반)</w:t>
             </w:r>
           </w:p>
         </w:tc>

--- a/docs/docx/사업계획서.docx
+++ b/docs/docx/사업계획서.docx
@@ -32,7 +32,7 @@
         </w:pict>
       </w:r>
     </w:p>
-    <w:bookmarkStart w:id="9" w:name="요약"/>
+    <w:bookmarkStart w:id="9" w:name="X8b40fa0f83c9a3d9e140c79102b96997e7cb995"/>
     <w:p>
       <w:pPr>
         <w:pStyle w:val="Heading2"/>
@@ -44,8 +44,7 @@
     <w:tbl>
       <w:tblPr>
         <w:tblStyle w:val="Table"/>
-        <w:tblW w:type="pct" w:w="5000"/>
-        <w:tblLayout w:type="fixed"/>
+        <w:tblW w:type="auto" w:w="0"/>
         <w:tblLook w:firstRow="1" w:lastRow="0" w:firstColumn="0" w:lastColumn="0" w:noHBand="0" w:noVBand="0" w:val="0020"/>
       </w:tblPr>
       <w:tblGrid>
@@ -368,7 +367,7 @@
       </w:r>
     </w:p>
     <w:bookmarkEnd w:id="9"/>
-    <w:bookmarkStart w:id="14" w:name="시장"/>
+    <w:bookmarkStart w:id="14" w:name="Xa07f36c9bbd22988bb822651ba340907703e50d"/>
     <w:p>
       <w:pPr>
         <w:pStyle w:val="Heading2"/>
@@ -377,7 +376,7 @@
         <w:t xml:space="preserve">2. 시장</w:t>
       </w:r>
     </w:p>
-    <w:bookmarkStart w:id="10" w:name="전체"/>
+    <w:bookmarkStart w:id="10" w:name="Xc158ec2473d2dd6987a449f4955aebdfe9643c2"/>
     <w:p>
       <w:pPr>
         <w:pStyle w:val="Heading3"/>
@@ -628,7 +627,7 @@
       </w:r>
     </w:p>
     <w:bookmarkEnd w:id="10"/>
-    <w:bookmarkStart w:id="11" w:name="한국"/>
+    <w:bookmarkStart w:id="11" w:name="X56ac6da6c415dae77ca720afc7e8c49bad19a81"/>
     <w:p>
       <w:pPr>
         <w:pStyle w:val="Heading3"/>
@@ -785,7 +784,7 @@
       </w:r>
     </w:p>
     <w:bookmarkEnd w:id="11"/>
-    <w:bookmarkStart w:id="12" w:name="지출-규모"/>
+    <w:bookmarkStart w:id="12" w:name="X91bcbf572bc6007e16f39eb8fdd66ebfcc3837b"/>
     <w:p>
       <w:pPr>
         <w:pStyle w:val="Heading3"/>
@@ -981,7 +980,7 @@
       </w:r>
     </w:p>
     <w:bookmarkEnd w:id="12"/>
-    <w:bookmarkStart w:id="13" w:name="년-성년"/>
+    <w:bookmarkStart w:id="13" w:name="X6034450c74a2d5637f47c8a1e15b0f969848f0b"/>
     <w:p>
       <w:pPr>
         <w:pStyle w:val="Heading3"/>
@@ -1037,7 +1036,7 @@
     </w:p>
     <w:bookmarkEnd w:id="13"/>
     <w:bookmarkEnd w:id="14"/>
-    <w:bookmarkStart w:id="18" w:name="경쟁"/>
+    <w:bookmarkStart w:id="18" w:name="X50c308cea9a28823c1dc5e59b921725b9c37757"/>
     <w:p>
       <w:pPr>
         <w:pStyle w:val="Heading2"/>
@@ -1046,7 +1045,7 @@
         <w:t xml:space="preserve">3. 경쟁</w:t>
       </w:r>
     </w:p>
-    <w:bookmarkStart w:id="15" w:name="진짜-경쟁자는-앱이-아니다"/>
+    <w:bookmarkStart w:id="15" w:name="Xdfd237a346ff926977eb258f4641195e3bcac7d"/>
     <w:p>
       <w:pPr>
         <w:pStyle w:val="Heading3"/>
@@ -1328,7 +1327,7 @@
       </w:tr>
     </w:tbl>
     <w:bookmarkEnd w:id="15"/>
-    <w:bookmarkStart w:id="16" w:name="기존-도구의-실체"/>
+    <w:bookmarkStart w:id="16" w:name="X2f3acee47e1d9b7af0c168fb525df13bb6de88a"/>
     <w:p>
       <w:pPr>
         <w:pStyle w:val="Heading3"/>
@@ -1348,8 +1347,7 @@
     <w:tbl>
       <w:tblPr>
         <w:tblStyle w:val="Table"/>
-        <w:tblW w:type="pct" w:w="5000"/>
-        <w:tblLayout w:type="fixed"/>
+        <w:tblW w:type="auto" w:w="0"/>
         <w:tblLook w:firstRow="1" w:lastRow="0" w:firstColumn="0" w:lastColumn="0" w:noHBand="0" w:noVBand="0" w:val="0020"/>
       </w:tblPr>
       <w:tblGrid>
@@ -1550,8 +1548,7 @@
     <w:tbl>
       <w:tblPr>
         <w:tblStyle w:val="Table"/>
-        <w:tblW w:type="pct" w:w="5000"/>
-        <w:tblLayout w:type="fixed"/>
+        <w:tblW w:type="auto" w:w="0"/>
         <w:tblLook w:firstRow="1" w:lastRow="0" w:firstColumn="0" w:lastColumn="0" w:noHBand="0" w:noVBand="0" w:val="0020"/>
       </w:tblPr>
       <w:tblGrid>
@@ -1791,24 +1788,11 @@
         <w:pStyle w:val="BodyText"/>
       </w:pPr>
       <w:r>
-        <w:t xml:space="preserve">한국인은 전체 순례자의</w:t>
-      </w:r>
-      <w:r>
-        <w:t xml:space="preserve"> </w:t>
-      </w:r>
-      <w:r>
-        <w:rPr>
-          <w:b/>
-          <w:bCs/>
-        </w:rPr>
-        <w:t xml:space="preserve">1.4%</w:t>
-      </w:r>
-      <w:r>
-        <w:t xml:space="preserve">다. 글로벌 도구가 한국어에 투자할 이유가 없다.</w:t>
+        <w:t xml:space="preserve">한국인은 전체 순례자의 **1.4%**다. 글로벌 도구가 한국어에 투자할 이유가 없다.</w:t>
       </w:r>
     </w:p>
     <w:bookmarkEnd w:id="16"/>
-    <w:bookmarkStart w:id="17" w:name="여행사가-파는-것"/>
+    <w:bookmarkStart w:id="17" w:name="X5f36047f8d4624946d820b86352ab32251fb522"/>
     <w:p>
       <w:pPr>
         <w:pStyle w:val="Heading3"/>
@@ -2027,7 +2011,7 @@
     </w:p>
     <w:bookmarkEnd w:id="17"/>
     <w:bookmarkEnd w:id="18"/>
-    <w:bookmarkStart w:id="30" w:name="사업-모델"/>
+    <w:bookmarkStart w:id="30" w:name="Xc432e3a285c60e4573d3c9b523a3ba1788533bc"/>
     <w:p>
       <w:pPr>
         <w:pStyle w:val="Heading2"/>
@@ -2036,7 +2020,7 @@
         <w:t xml:space="preserve">4. 사업 모델</w:t>
       </w:r>
     </w:p>
-    <w:bookmarkStart w:id="19" w:name="두-축과-그-순환"/>
+    <w:bookmarkStart w:id="19" w:name="Xaa11118299716404d75a58b56e0407aeb58a14b"/>
     <w:p>
       <w:pPr>
         <w:pStyle w:val="Heading3"/>
@@ -2125,8 +2109,7 @@
     <w:tbl>
       <w:tblPr>
         <w:tblStyle w:val="Table"/>
-        <w:tblW w:type="pct" w:w="5000"/>
-        <w:tblLayout w:type="fixed"/>
+        <w:tblW w:type="auto" w:w="0"/>
         <w:tblLook w:firstRow="1" w:lastRow="0" w:firstColumn="0" w:lastColumn="0" w:noHBand="0" w:noVBand="0" w:val="0020"/>
       </w:tblPr>
       <w:tblGrid>
@@ -2409,16 +2392,7 @@
               <w:pStyle w:val="Compact"/>
             </w:pPr>
             <w:r>
-              <w:t xml:space="preserve">동행 매칭. 한때</w:t>
-            </w:r>
-            <w:r>
-              <w:t xml:space="preserve"> </w:t>
-            </w:r>
-            <w:r>
-              <w:t xml:space="preserve">“불가”</w:t>
-            </w:r>
-            <w:r>
-              <w:t xml:space="preserve">였다가 뒤집힘</w:t>
+              <w:t xml:space="preserve">동행 매칭. 한때 "불가"였다가 뒤집힘</w:t>
             </w:r>
           </w:p>
         </w:tc>
@@ -2439,14 +2413,7 @@
           <w:b/>
           <w:bCs/>
         </w:rPr>
-        <w:t xml:space="preserve">“숙소 어떡하지”</w:t>
-      </w:r>
-      <w:r>
-        <w:rPr>
-          <w:b/>
-          <w:bCs/>
-        </w:rPr>
-        <w:t xml:space="preserve">로 온다.</w:t>
+        <w:t xml:space="preserve">"숙소 어떡하지"로 온다.</w:t>
       </w:r>
       <w:r>
         <w:t xml:space="preserve"> </w:t>
@@ -2474,7 +2441,7 @@
       </w:r>
     </w:p>
     <w:bookmarkEnd w:id="19"/>
-    <w:bookmarkStart w:id="20" w:name="수익원"/>
+    <w:bookmarkStart w:id="20" w:name="Xd3a5589f26d61067009d57f749ce4edbff6dff9"/>
     <w:p>
       <w:pPr>
         <w:pStyle w:val="Heading3"/>
@@ -2947,7 +2914,7 @@
       </w:r>
     </w:p>
     <w:bookmarkEnd w:id="20"/>
-    <w:bookmarkStart w:id="24" w:name="b-제품이-실제로-하는-일"/>
+    <w:bookmarkStart w:id="24" w:name="X352904c0609170b90ce7a1329df0446e1d4dfe2"/>
     <w:p>
       <w:pPr>
         <w:pStyle w:val="Heading3"/>
@@ -2959,8 +2926,7 @@
     <w:tbl>
       <w:tblPr>
         <w:tblStyle w:val="Table"/>
-        <w:tblW w:type="pct" w:w="5000"/>
-        <w:tblLayout w:type="fixed"/>
+        <w:tblW w:type="auto" w:w="0"/>
         <w:tblLook w:firstRow="1" w:lastRow="0" w:firstColumn="0" w:lastColumn="0" w:noHBand="0" w:noVBand="0" w:val="0020"/>
       </w:tblPr>
       <w:tblGrid>
@@ -3053,19 +3019,7 @@
               <w:pStyle w:val="Compact"/>
             </w:pPr>
             <w:r>
-              <w:t xml:space="preserve">오늘 구간 ·</w:t>
-            </w:r>
-            <w:r>
-              <w:t xml:space="preserve"> </w:t>
-            </w:r>
-            <w:r>
-              <w:t xml:space="preserve">“서두를 필요 있나요?”</w:t>
-            </w:r>
-            <w:r>
-              <w:t xml:space="preserve"> </w:t>
-            </w:r>
-            <w:r>
-              <w:t xml:space="preserve">· 오프라인 지도 ·</w:t>
+              <w:t xml:space="preserve">오늘 구간 · "서두를 필요 있나요?" · 오프라인 지도 ·</w:t>
             </w:r>
             <w:r>
               <w:t xml:space="preserve"> </w:t>
@@ -3353,17 +3307,7 @@
         <w:t xml:space="preserve"> </w:t>
       </w:r>
       <w:r>
-        <w:t xml:space="preserve">자전거(콤포스텔라 200km), 전동 핸드바이크, 휠체어·조엘레트로 오는 순례자가 있다. 하루 3~4km만 이동하는 계획도 실재한다.</w:t>
-      </w:r>
-      <w:r>
-        <w:t xml:space="preserve"> </w:t>
-      </w:r>
-      <w:r>
-        <w:rPr>
-          <w:b/>
-          <w:bCs/>
-        </w:rPr>
-        <w:t xml:space="preserve">Phase 1~3은 도보를 우선하되 모델을 도보 전용으로 만들지 않는다.</w:t>
+        <w:t xml:space="preserve">자전거(콤포스텔라 200km), 전동 핸드바이크, 휠체어·조엘레트로 오는 순례자가 있다. 하루 3~4km만 이동하는 계획도 실재한다. **Phase 1~3은 도보를 우선하되 모델을 도보 전용으로 만들지 않는다.**</w:t>
       </w:r>
     </w:p>
     <w:bookmarkEnd w:id="22"/>
@@ -3451,7 +3395,7 @@
     </w:p>
     <w:bookmarkEnd w:id="23"/>
     <w:bookmarkEnd w:id="24"/>
-    <w:bookmarkStart w:id="28" w:name="반패키지-최대-기회"/>
+    <w:bookmarkStart w:id="28" w:name="X6602314dc811c0cb5cffa5d1cd0508807e328c6"/>
     <w:p>
       <w:pPr>
         <w:pStyle w:val="Heading3"/>
@@ -3872,8 +3816,7 @@
     <w:tbl>
       <w:tblPr>
         <w:tblStyle w:val="Table"/>
-        <w:tblW w:type="pct" w:w="5000"/>
-        <w:tblLayout w:type="fixed"/>
+        <w:tblW w:type="auto" w:w="0"/>
         <w:tblLook w:firstRow="1" w:lastRow="0" w:firstColumn="0" w:lastColumn="0" w:noHBand="0" w:noVBand="0" w:val="0020"/>
       </w:tblPr>
       <w:tblGrid>
@@ -4052,25 +3995,7 @@
         <w:pStyle w:val="BodyText"/>
       </w:pPr>
       <w:r>
-        <w:t xml:space="preserve">⚠️ 이</w:t>
-      </w:r>
-      <w:r>
-        <w:t xml:space="preserve"> </w:t>
-      </w:r>
-      <w:r>
-        <w:t xml:space="preserve">“동행”</w:t>
-      </w:r>
-      <w:r>
-        <w:t xml:space="preserve">은 예약 대행 서비스명이고, F축(순례자간 매칭)의</w:t>
-      </w:r>
-      <w:r>
-        <w:t xml:space="preserve"> </w:t>
-      </w:r>
-      <w:r>
-        <w:t xml:space="preserve">“동행”</w:t>
-      </w:r>
-      <w:r>
-        <w:t xml:space="preserve">과는 다른 개념이다.</w:t>
+        <w:t xml:space="preserve">⚠️ 이 "동행"은 예약 대행 서비스명이고, F축(순례자간 매칭)의 "동행"과는 다른 개념이다.</w:t>
       </w:r>
     </w:p>
     <w:bookmarkEnd w:id="26"/>
@@ -4120,21 +4045,12 @@
         <w:pStyle w:val="BodyText"/>
       </w:pPr>
       <w:r>
-        <w:t xml:space="preserve">⚠️ 실시간 위치 공유는 하지 않는다.</w:t>
-      </w:r>
-      <w:r>
-        <w:t xml:space="preserve"> </w:t>
-      </w:r>
-      <w:r>
-        <w:t xml:space="preserve">“도착했다”</w:t>
-      </w:r>
-      <w:r>
-        <w:t xml:space="preserve">는 사실만 순례자가 직접 전달한다.</w:t>
+        <w:t xml:space="preserve">⚠️ 실시간 위치 공유는 하지 않는다. "도착했다"는 사실만 순례자가 직접 전달한다.</w:t>
       </w:r>
     </w:p>
     <w:bookmarkEnd w:id="27"/>
     <w:bookmarkEnd w:id="28"/>
-    <w:bookmarkStart w:id="29" w:name="여행사와의-관계"/>
+    <w:bookmarkStart w:id="29" w:name="Xccd0a94b01319bfe5a3dfc4c2cb31945e9f5b54"/>
     <w:p>
       <w:pPr>
         <w:pStyle w:val="Heading3"/>
@@ -4242,7 +4158,7 @@
     </w:p>
     <w:bookmarkEnd w:id="29"/>
     <w:bookmarkEnd w:id="30"/>
-    <w:bookmarkStart w:id="34" w:name="시장-진입"/>
+    <w:bookmarkStart w:id="34" w:name="X526f805754154ed796b06e4582112911482dd64"/>
     <w:p>
       <w:pPr>
         <w:pStyle w:val="Heading2"/>
@@ -4251,7 +4167,7 @@
         <w:t xml:space="preserve">5. 시장 진입</w:t>
       </w:r>
     </w:p>
-    <w:bookmarkStart w:id="31" w:name="검색이-유일한-관문"/>
+    <w:bookmarkStart w:id="31" w:name="X5ef01aafaff153dbec35f6268f1288b90fef928"/>
     <w:p>
       <w:pPr>
         <w:pStyle w:val="Heading3"/>
@@ -4475,7 +4391,7 @@
       </w:r>
     </w:p>
     <w:bookmarkEnd w:id="31"/>
-    <w:bookmarkStart w:id="32" w:name="콘텐츠"/>
+    <w:bookmarkStart w:id="32" w:name="X67ccf6120d5cb0d5be7c2771ecea7ed853cbf4c"/>
     <w:p>
       <w:pPr>
         <w:pStyle w:val="Heading3"/>
@@ -5041,7 +4957,7 @@
       </w:r>
     </w:p>
     <w:bookmarkEnd w:id="32"/>
-    <w:bookmarkStart w:id="33" w:name="신뢰-확보"/>
+    <w:bookmarkStart w:id="33" w:name="Xb3c5bf89c8e3cb908fec9f9b1beae88f8c51769"/>
     <w:p>
       <w:pPr>
         <w:pStyle w:val="Heading3"/>
@@ -5128,7 +5044,7 @@
     </w:p>
     <w:bookmarkEnd w:id="33"/>
     <w:bookmarkEnd w:id="34"/>
-    <w:bookmarkStart w:id="39" w:name="재무"/>
+    <w:bookmarkStart w:id="39" w:name="X14e59b807b0f407a96b82a5b3ea3881b26c0f60"/>
     <w:p>
       <w:pPr>
         <w:pStyle w:val="Heading2"/>
@@ -5137,7 +5053,7 @@
         <w:t xml:space="preserve">6. 재무</w:t>
       </w:r>
     </w:p>
-    <w:bookmarkStart w:id="35" w:name="년-추정"/>
+    <w:bookmarkStart w:id="35" w:name="X7354cd4f3eb538dbab323db5c7b8b3abd568439"/>
     <w:p>
       <w:pPr>
         <w:pStyle w:val="Heading3"/>
@@ -5858,7 +5774,7 @@
       </w:tr>
     </w:tbl>
     <w:bookmarkEnd w:id="35"/>
-    <w:bookmarkStart w:id="36" w:name="주요-가정"/>
+    <w:bookmarkStart w:id="36" w:name="X02cc23eb58107c75cca14a2cb5ff7fa84ed06d0"/>
     <w:p>
       <w:pPr>
         <w:pStyle w:val="Heading3"/>
@@ -6111,7 +6027,7 @@
       </w:tr>
     </w:tbl>
     <w:bookmarkEnd w:id="36"/>
-    <w:bookmarkStart w:id="37" w:name="민감도"/>
+    <w:bookmarkStart w:id="37" w:name="Xd2307c694e0278a0538c11a26362dceb47f37da"/>
     <w:p>
       <w:pPr>
         <w:pStyle w:val="Heading3"/>
@@ -6295,7 +6211,7 @@
       </w:r>
     </w:p>
     <w:bookmarkEnd w:id="37"/>
-    <w:bookmarkStart w:id="38" w:name="손익분기-조건"/>
+    <w:bookmarkStart w:id="38" w:name="X68a863c211c5177a96a8cf57c11f8aaf23217cc"/>
     <w:p>
       <w:pPr>
         <w:pStyle w:val="Heading3"/>
@@ -6496,7 +6412,7 @@
     </w:p>
     <w:bookmarkEnd w:id="38"/>
     <w:bookmarkEnd w:id="39"/>
-    <w:bookmarkStart w:id="43" w:name="단계와-자금"/>
+    <w:bookmarkStart w:id="43" w:name="X0c39f5ecded7012379b0a19e458c8a4233414ae"/>
     <w:p>
       <w:pPr>
         <w:pStyle w:val="Heading2"/>
@@ -6505,7 +6421,7 @@
         <w:t xml:space="preserve">7. 단계와 자금</w:t>
       </w:r>
     </w:p>
-    <w:bookmarkStart w:id="40" w:name="phase-0-검증-2026-하반기"/>
+    <w:bookmarkStart w:id="40" w:name="Xb36f5a7dc5bf3e8d312908868f5043148ea816c"/>
     <w:p>
       <w:pPr>
         <w:pStyle w:val="Heading3"/>
@@ -6749,7 +6665,7 @@
       </w:r>
     </w:p>
     <w:bookmarkEnd w:id="40"/>
-    <w:bookmarkStart w:id="41" w:name="phase-1-성년-시즌-2027-상반기"/>
+    <w:bookmarkStart w:id="41" w:name="Xdfa04d3a8f4afd3110eb764dbad23fb8625a139"/>
     <w:p>
       <w:pPr>
         <w:pStyle w:val="Heading3"/>
@@ -6777,7 +6693,7 @@
       </w:r>
     </w:p>
     <w:bookmarkEnd w:id="41"/>
-    <w:bookmarkStart w:id="42" w:name="자금-조달"/>
+    <w:bookmarkStart w:id="42" w:name="Xe9c3f833f008ad324a18f283adfe7b473a5f7e9"/>
     <w:p>
       <w:pPr>
         <w:pStyle w:val="Heading3"/>
@@ -6995,14 +6911,7 @@
           <w:b/>
           <w:bCs/>
         </w:rPr>
-        <w:t xml:space="preserve">“순례자 부상 예방”</w:t>
-      </w:r>
-      <w:r>
-        <w:rPr>
-          <w:b/>
-          <w:bCs/>
-        </w:rPr>
-        <w:t xml:space="preserve">이라는 사회적 명분이 있다.</w:t>
+        <w:t xml:space="preserve">"순례자 부상 예방"이라는 사회적 명분이 있다.</w:t>
       </w:r>
     </w:p>
     <w:p>
@@ -7014,913 +6923,13 @@
     </w:p>
     <w:bookmarkEnd w:id="42"/>
     <w:bookmarkEnd w:id="43"/>
-    <w:bookmarkStart w:id="44" w:name="실행-일정"/>
+    <w:bookmarkStart w:id="44" w:name="Xab3a4b957b5d5d5db71bb0cbf538bbbbac4f715"/>
     <w:p>
       <w:pPr>
         <w:pStyle w:val="Heading2"/>
       </w:pPr>
       <w:r>
         <w:t xml:space="preserve">8. 실행 일정</w:t>
-      </w:r>
-    </w:p>
-    <w:tbl>
-      <w:tblPr>
-        <w:tblStyle w:val="Table"/>
-        <w:tblW w:type="pct" w:w="5000"/>
-        <w:tblLayout w:type="fixed"/>
-        <w:tblLook w:firstRow="1" w:lastRow="0" w:firstColumn="0" w:lastColumn="0" w:noHBand="0" w:noVBand="0" w:val="0020"/>
-      </w:tblPr>
-      <w:tblGrid>
-        <w:gridCol w:w="3960"/>
-        <w:gridCol w:w="3960"/>
-      </w:tblGrid>
-      <w:tr>
-        <w:trPr>
-          <w:tblHeader w:val="on"/>
-        </w:trPr>
-        <w:tc>
-          <w:tcPr/>
-          <w:p>
-            <w:pPr>
-              <w:pStyle w:val="Compact"/>
-            </w:pPr>
-            <w:r>
-              <w:t xml:space="preserve">시기</w:t>
-            </w:r>
-          </w:p>
-        </w:tc>
-        <w:tc>
-          <w:tcPr/>
-          <w:p>
-            <w:pPr>
-              <w:pStyle w:val="Compact"/>
-            </w:pPr>
-            <w:r>
-              <w:t xml:space="preserve">내용</w:t>
-            </w:r>
-          </w:p>
-        </w:tc>
-      </w:tr>
-      <w:tr>
-        <w:tc>
-          <w:tcPr/>
-          <w:p>
-            <w:pPr>
-              <w:pStyle w:val="Compact"/>
-            </w:pPr>
-            <w:r>
-              <w:t xml:space="preserve">2026.08</w:t>
-            </w:r>
-          </w:p>
-        </w:tc>
-        <w:tc>
-          <w:tcPr/>
-          <w:p>
-            <w:pPr>
-              <w:pStyle w:val="Compact"/>
-            </w:pPr>
-            <w:r>
-              <w:t xml:space="preserve">순례자 25명 인터뷰</w:t>
-            </w:r>
-          </w:p>
-        </w:tc>
-      </w:tr>
-      <w:tr>
-        <w:tc>
-          <w:tcPr/>
-          <w:p>
-            <w:pPr>
-              <w:pStyle w:val="Compact"/>
-            </w:pPr>
-            <w:r>
-              <w:t xml:space="preserve">2026.09</w:t>
-            </w:r>
-          </w:p>
-        </w:tc>
-        <w:tc>
-          <w:tcPr/>
-          <w:p>
-            <w:pPr>
-              <w:pStyle w:val="Compact"/>
-            </w:pPr>
-            <w:r>
-              <w:t xml:space="preserve">웹 계산기 공개 ·</w:t>
-            </w:r>
-            <w:r>
-              <w:t xml:space="preserve"> </w:t>
-            </w:r>
-            <w:r>
-              <w:rPr>
-                <w:b/>
-                <w:bCs/>
-              </w:rPr>
-              <w:t xml:space="preserve">보험사 3곳 접촉</w:t>
-            </w:r>
-            <w:r>
-              <w:t xml:space="preserve"> </w:t>
-            </w:r>
-            <w:r>
-              <w:t xml:space="preserve">· 여행사 3곳 접촉</w:t>
-            </w:r>
-          </w:p>
-        </w:tc>
-      </w:tr>
-      <w:tr>
-        <w:tc>
-          <w:tcPr/>
-          <w:p>
-            <w:pPr>
-              <w:pStyle w:val="Compact"/>
-            </w:pPr>
-            <w:r>
-              <w:t xml:space="preserve">2026.09~10</w:t>
-            </w:r>
-          </w:p>
-        </w:tc>
-        <w:tc>
-          <w:tcPr/>
-          <w:p>
-            <w:pPr>
-              <w:pStyle w:val="Compact"/>
-            </w:pPr>
-            <w:r>
-              <w:t xml:space="preserve">4주 트래픽 실측</w:t>
-            </w:r>
-          </w:p>
-        </w:tc>
-      </w:tr>
-      <w:tr>
-        <w:tc>
-          <w:tcPr/>
-          <w:p>
-            <w:pPr>
-              <w:pStyle w:val="Compact"/>
-            </w:pPr>
-            <w:r>
-              <w:rPr>
-                <w:b/>
-                <w:bCs/>
-              </w:rPr>
-              <w:t xml:space="preserve">2026.10 초~11 초</w:t>
-            </w:r>
-          </w:p>
-        </w:tc>
-        <w:tc>
-          <w:tcPr/>
-          <w:p>
-            <w:pPr>
-              <w:pStyle w:val="Compact"/>
-            </w:pPr>
-            <w:r>
-              <w:rPr>
-                <w:b/>
-                <w:bCs/>
-              </w:rPr>
-              <w:t xml:space="preserve">현지 실측 도보 40일</w:t>
-            </w:r>
-            <w:r>
-              <w:t xml:space="preserve"> </w:t>
-            </w:r>
-            <w:r>
-              <w:t xml:space="preserve">— 나폴레옹 루트 폐쇄(11/1) 전 출발</w:t>
-            </w:r>
-          </w:p>
-        </w:tc>
-      </w:tr>
-      <w:tr>
-        <w:tc>
-          <w:tcPr/>
-          <w:p>
-            <w:pPr>
-              <w:pStyle w:val="Compact"/>
-            </w:pPr>
-            <w:r>
-              <w:t xml:space="preserve">2026.12</w:t>
-            </w:r>
-          </w:p>
-        </w:tc>
-        <w:tc>
-          <w:tcPr/>
-          <w:p>
-            <w:pPr>
-              <w:pStyle w:val="Compact"/>
-            </w:pPr>
-            <w:r>
-              <w:t xml:space="preserve">데이터 반영 · 부상 콘텐츠 45개 (의료 검수)</w:t>
-            </w:r>
-          </w:p>
-        </w:tc>
-      </w:tr>
-      <w:tr>
-        <w:tc>
-          <w:tcPr/>
-          <w:p>
-            <w:pPr>
-              <w:pStyle w:val="Compact"/>
-            </w:pPr>
-            <w:r>
-              <w:rPr>
-                <w:b/>
-                <w:bCs/>
-              </w:rPr>
-              <w:t xml:space="preserve">2027.01</w:t>
-            </w:r>
-          </w:p>
-        </w:tc>
-        <w:tc>
-          <w:tcPr/>
-          <w:p>
-            <w:pPr>
-              <w:pStyle w:val="Compact"/>
-            </w:pPr>
-            <w:r>
-              <w:rPr>
-                <w:b/>
-                <w:bCs/>
-              </w:rPr>
-              <w:t xml:space="preserve">검색 피크 진입. 콘텐츠 완비</w:t>
-            </w:r>
-          </w:p>
-        </w:tc>
-      </w:tr>
-      <w:tr>
-        <w:tc>
-          <w:tcPr/>
-          <w:p>
-            <w:pPr>
-              <w:pStyle w:val="Compact"/>
-            </w:pPr>
-            <w:r>
-              <w:t xml:space="preserve">2027.02</w:t>
-            </w:r>
-          </w:p>
-        </w:tc>
-        <w:tc>
-          <w:tcPr/>
-          <w:p>
-            <w:pPr>
-              <w:pStyle w:val="Compact"/>
-            </w:pPr>
-            <w:r>
-              <w:t xml:space="preserve">제휴 연결 · 반패키지 셀프형 출시</w:t>
-            </w:r>
-          </w:p>
-        </w:tc>
-      </w:tr>
-      <w:tr>
-        <w:tc>
-          <w:tcPr/>
-          <w:p>
-            <w:pPr>
-              <w:pStyle w:val="Compact"/>
-            </w:pPr>
-            <w:r>
-              <w:t xml:space="preserve">2027.03</w:t>
-            </w:r>
-          </w:p>
-        </w:tc>
-        <w:tc>
-          <w:tcPr/>
-          <w:p>
-            <w:pPr>
-              <w:pStyle w:val="Compact"/>
-            </w:pPr>
-            <w:r>
-              <w:t xml:space="preserve">앱 베타</w:t>
-            </w:r>
-          </w:p>
-        </w:tc>
-      </w:tr>
-      <w:tr>
-        <w:tc>
-          <w:tcPr/>
-          <w:p>
-            <w:pPr>
-              <w:pStyle w:val="Compact"/>
-            </w:pPr>
-            <w:r>
-              <w:rPr>
-                <w:b/>
-                <w:bCs/>
-              </w:rPr>
-              <w:t xml:space="preserve">2027.04</w:t>
-            </w:r>
-          </w:p>
-        </w:tc>
-        <w:tc>
-          <w:tcPr/>
-          <w:p>
-            <w:pPr>
-              <w:pStyle w:val="Compact"/>
-            </w:pPr>
-            <w:r>
-              <w:rPr>
-                <w:b/>
-                <w:bCs/>
-              </w:rPr>
-              <w:t xml:space="preserve">앱 정식 출시</w:t>
-            </w:r>
-          </w:p>
-        </w:tc>
-      </w:tr>
-      <w:tr>
-        <w:tc>
-          <w:tcPr/>
-          <w:p>
-            <w:pPr>
-              <w:pStyle w:val="Compact"/>
-            </w:pPr>
-            <w:r>
-              <w:t xml:space="preserve">2027.05~06</w:t>
-            </w:r>
-          </w:p>
-        </w:tc>
-        <w:tc>
-          <w:tcPr/>
-          <w:p>
-            <w:pPr>
-              <w:pStyle w:val="Compact"/>
-            </w:pPr>
-            <w:r>
-              <w:t xml:space="preserve">성수기 대응</w:t>
-            </w:r>
-          </w:p>
-        </w:tc>
-      </w:tr>
-      <w:tr>
-        <w:tc>
-          <w:tcPr/>
-          <w:p>
-            <w:pPr>
-              <w:pStyle w:val="Compact"/>
-            </w:pPr>
-            <w:r>
-              <w:t xml:space="preserve">2027.06</w:t>
-            </w:r>
-          </w:p>
-        </w:tc>
-        <w:tc>
-          <w:tcPr/>
-          <w:p>
-            <w:pPr>
-              <w:pStyle w:val="Compact"/>
-            </w:pPr>
-            <w:r>
-              <w:rPr>
-                <w:b/>
-                <w:bCs/>
-              </w:rPr>
-              <w:t xml:space="preserve">전업 전환 판단</w:t>
-            </w:r>
-          </w:p>
-        </w:tc>
-      </w:tr>
-    </w:tbl>
-    <w:p>
-      <w:r>
-        <w:pict>
-          <v:rect style="width:0;height:1.5pt" o:hralign="center" o:hrstd="t" o:hr="t"/>
-        </w:pict>
-      </w:r>
-    </w:p>
-    <w:bookmarkEnd w:id="44"/>
-    <w:bookmarkStart w:id="45" w:name="확장"/>
-    <w:p>
-      <w:pPr>
-        <w:pStyle w:val="Heading2"/>
-      </w:pPr>
-      <w:r>
-        <w:t xml:space="preserve">9. 확장</w:t>
-      </w:r>
-    </w:p>
-    <w:p>
-      <w:pPr>
-        <w:pStyle w:val="FirstParagraph"/>
-      </w:pPr>
-      <w:r>
-        <w:rPr>
-          <w:b/>
-          <w:bCs/>
-        </w:rPr>
-        <w:t xml:space="preserve">부상과 숙소는 카미노만의 문제가 아니다. 모든 장거리 도보의 문제다.</w:t>
-      </w:r>
-    </w:p>
-    <w:tbl>
-      <w:tblPr>
-        <w:tblStyle w:val="Table"/>
-        <w:tblW w:type="pct" w:w="5000"/>
-        <w:tblLayout w:type="fixed"/>
-        <w:tblLook w:firstRow="1" w:lastRow="0" w:firstColumn="0" w:lastColumn="0" w:noHBand="0" w:noVBand="0" w:val="0020"/>
-      </w:tblPr>
-      <w:tblGrid>
-        <w:gridCol w:w="2640"/>
-        <w:gridCol w:w="2640"/>
-        <w:gridCol w:w="2640"/>
-      </w:tblGrid>
-      <w:tr>
-        <w:trPr>
-          <w:tblHeader w:val="on"/>
-        </w:trPr>
-        <w:tc>
-          <w:tcPr/>
-          <w:p>
-            <w:pPr>
-              <w:pStyle w:val="Compact"/>
-            </w:pPr>
-            <w:r>
-              <w:t xml:space="preserve">시장</w:t>
-            </w:r>
-          </w:p>
-        </w:tc>
-        <w:tc>
-          <w:tcPr/>
-          <w:p>
-            <w:pPr>
-              <w:pStyle w:val="Compact"/>
-            </w:pPr>
-            <w:r>
-              <w:t xml:space="preserve">규모</w:t>
-            </w:r>
-          </w:p>
-        </w:tc>
-        <w:tc>
-          <w:tcPr/>
-          <w:p>
-            <w:pPr>
-              <w:pStyle w:val="Compact"/>
-            </w:pPr>
-            <w:r>
-              <w:t xml:space="preserve">연결</w:t>
-            </w:r>
-          </w:p>
-        </w:tc>
-      </w:tr>
-      <w:tr>
-        <w:tc>
-          <w:tcPr/>
-          <w:p>
-            <w:pPr>
-              <w:pStyle w:val="Compact"/>
-            </w:pPr>
-            <w:r>
-              <w:rPr>
-                <w:b/>
-                <w:bCs/>
-              </w:rPr>
-              <w:t xml:space="preserve">구마노고도</w:t>
-            </w:r>
-          </w:p>
-        </w:tc>
-        <w:tc>
-          <w:tcPr/>
-          <w:p>
-            <w:pPr>
-              <w:pStyle w:val="Compact"/>
-            </w:pPr>
-            <w:r>
-              <w:t xml:space="preserve">—</w:t>
-            </w:r>
-          </w:p>
-        </w:tc>
-        <w:tc>
-          <w:tcPr/>
-          <w:p>
-            <w:pPr>
-              <w:pStyle w:val="Compact"/>
-            </w:pPr>
-            <w:r>
-              <w:rPr>
-                <w:b/>
-                <w:bCs/>
-              </w:rPr>
-              <w:t xml:space="preserve">이중 순례자 제도.</w:t>
-            </w:r>
-            <w:r>
-              <w:t xml:space="preserve"> </w:t>
-            </w:r>
-            <w:r>
-              <w:t xml:space="preserve">완주자가 자연스럽게 다음 목표로 삼는다</w:t>
-            </w:r>
-          </w:p>
-        </w:tc>
-      </w:tr>
-      <w:tr>
-        <w:tc>
-          <w:tcPr/>
-          <w:p>
-            <w:pPr>
-              <w:pStyle w:val="Compact"/>
-            </w:pPr>
-            <w:r>
-              <w:t xml:space="preserve">제주올레 (437km)</w:t>
-            </w:r>
-          </w:p>
-        </w:tc>
-        <w:tc>
-          <w:tcPr/>
-          <w:p>
-            <w:pPr>
-              <w:pStyle w:val="Compact"/>
-            </w:pPr>
-            <w:r>
-              <w:t xml:space="preserve">연 90만+</w:t>
-            </w:r>
-          </w:p>
-        </w:tc>
-        <w:tc>
-          <w:tcPr/>
-          <w:p>
-            <w:pPr>
-              <w:pStyle w:val="Compact"/>
-            </w:pPr>
-            <w:r>
-              <w:t xml:space="preserve">구간 설계 엔진 그대로</w:t>
-            </w:r>
-          </w:p>
-        </w:tc>
-      </w:tr>
-      <w:tr>
-        <w:tc>
-          <w:tcPr/>
-          <w:p>
-            <w:pPr>
-              <w:pStyle w:val="Compact"/>
-            </w:pPr>
-            <w:r>
-              <w:t xml:space="preserve">해파랑길 (750km)</w:t>
-            </w:r>
-          </w:p>
-        </w:tc>
-        <w:tc>
-          <w:tcPr/>
-          <w:p>
-            <w:pPr>
-              <w:pStyle w:val="Compact"/>
-            </w:pPr>
-            <w:r>
-              <w:t xml:space="preserve">수십만</w:t>
-            </w:r>
-          </w:p>
-        </w:tc>
-        <w:tc>
-          <w:tcPr/>
-          <w:p>
-            <w:pPr>
-              <w:pStyle w:val="Compact"/>
-            </w:pPr>
-            <w:r>
-              <w:t xml:space="preserve">숙소 문제가 더 크다</w:t>
-            </w:r>
-          </w:p>
-        </w:tc>
-      </w:tr>
-      <w:tr>
-        <w:tc>
-          <w:tcPr/>
-          <w:p>
-            <w:pPr>
-              <w:pStyle w:val="Compact"/>
-            </w:pPr>
-            <w:r>
-              <w:t xml:space="preserve">시코쿠 88 순례길</w:t>
-            </w:r>
-          </w:p>
-        </w:tc>
-        <w:tc>
-          <w:tcPr/>
-          <w:p>
-            <w:pPr>
-              <w:pStyle w:val="Compact"/>
-            </w:pPr>
-            <w:r>
-              <w:t xml:space="preserve">성장세</w:t>
-            </w:r>
-          </w:p>
-        </w:tc>
-        <w:tc>
-          <w:tcPr/>
-          <w:p>
-            <w:pPr>
-              <w:pStyle w:val="Compact"/>
-            </w:pPr>
-            <w:r>
-              <w:t xml:space="preserve">순례 + 도장 문화 동일</w:t>
-            </w:r>
-          </w:p>
-        </w:tc>
-      </w:tr>
-    </w:tbl>
-    <w:p>
-      <w:pPr>
-        <w:pStyle w:val="BodyText"/>
-      </w:pPr>
-      <w:r>
-        <w:t xml:space="preserve">카미노는 매출 5~6억 규모지만,</w:t>
-      </w:r>
-      <w:r>
-        <w:t xml:space="preserve"> </w:t>
-      </w:r>
-      <w:r>
-        <w:rPr>
-          <w:b/>
-          <w:bCs/>
-        </w:rPr>
-        <w:t xml:space="preserve">한국 도보여행 카테고리로 나가는 교두보다.</w:t>
-      </w:r>
-    </w:p>
-    <w:p>
-      <w:r>
-        <w:pict>
-          <v:rect style="width:0;height:1.5pt" o:hralign="center" o:hrstd="t" o:hr="t"/>
-        </w:pict>
-      </w:r>
-    </w:p>
-    <w:bookmarkEnd w:id="45"/>
-    <w:bookmarkStart w:id="46" w:name="리스크"/>
-    <w:p>
-      <w:pPr>
-        <w:pStyle w:val="Heading2"/>
-      </w:pPr>
-      <w:r>
-        <w:t xml:space="preserve">10. 리스크</w:t>
-      </w:r>
-    </w:p>
-    <w:tbl>
-      <w:tblPr>
-        <w:tblStyle w:val="Table"/>
-        <w:tblW w:type="pct" w:w="5000"/>
-        <w:tblLayout w:type="fixed"/>
-        <w:tblLook w:firstRow="1" w:lastRow="0" w:firstColumn="0" w:lastColumn="0" w:noHBand="0" w:noVBand="0" w:val="0020"/>
-      </w:tblPr>
-      <w:tblGrid>
-        <w:gridCol w:w="3960"/>
-        <w:gridCol w:w="3960"/>
-      </w:tblGrid>
-      <w:tr>
-        <w:trPr>
-          <w:tblHeader w:val="on"/>
-        </w:trPr>
-        <w:tc>
-          <w:tcPr/>
-          <w:p>
-            <w:pPr>
-              <w:pStyle w:val="Compact"/>
-            </w:pPr>
-            <w:r>
-              <w:t xml:space="preserve">리스크</w:t>
-            </w:r>
-          </w:p>
-        </w:tc>
-        <w:tc>
-          <w:tcPr/>
-          <w:p>
-            <w:pPr>
-              <w:pStyle w:val="Compact"/>
-            </w:pPr>
-            <w:r>
-              <w:t xml:space="preserve">대응</w:t>
-            </w:r>
-          </w:p>
-        </w:tc>
-      </w:tr>
-      <w:tr>
-        <w:tc>
-          <w:tcPr/>
-          <w:p>
-            <w:pPr>
-              <w:pStyle w:val="Compact"/>
-            </w:pPr>
-            <w:r>
-              <w:rPr>
-                <w:b/>
-                <w:bCs/>
-              </w:rPr>
-              <w:t xml:space="preserve">보험 제휴 불발</w:t>
-            </w:r>
-          </w:p>
-        </w:tc>
-        <w:tc>
-          <w:tcPr/>
-          <w:p>
-            <w:pPr>
-              <w:pStyle w:val="Compact"/>
-            </w:pPr>
-            <w:r>
-              <w:t xml:space="preserve">최우선 검증. 불발 시 장비 비중 확대</w:t>
-            </w:r>
-          </w:p>
-        </w:tc>
-      </w:tr>
-      <w:tr>
-        <w:tc>
-          <w:tcPr/>
-          <w:p>
-            <w:pPr>
-              <w:pStyle w:val="Compact"/>
-            </w:pPr>
-            <w:r>
-              <w:rPr>
-                <w:b/>
-                <w:bCs/>
-              </w:rPr>
-              <w:t xml:space="preserve">의료 정보 책임</w:t>
-            </w:r>
-          </w:p>
-        </w:tc>
-        <w:tc>
-          <w:tcPr/>
-          <w:p>
-            <w:pPr>
-              <w:pStyle w:val="Compact"/>
-            </w:pPr>
-            <w:r>
-              <w:t xml:space="preserve">정형외과·스포츠의학 자문 검수 후에만 게시</w:t>
-            </w:r>
-          </w:p>
-        </w:tc>
-      </w:tr>
-      <w:tr>
-        <w:tc>
-          <w:tcPr/>
-          <w:p>
-            <w:pPr>
-              <w:pStyle w:val="Compact"/>
-            </w:pPr>
-            <w:r>
-              <w:rPr>
-                <w:b/>
-                <w:bCs/>
-              </w:rPr>
-              <w:t xml:space="preserve">여행업 규제</w:t>
-            </w:r>
-          </w:p>
-        </w:tc>
-        <w:tc>
-          <w:tcPr/>
-          <w:p>
-            <w:pPr>
-              <w:pStyle w:val="Compact"/>
-            </w:pPr>
-            <w:r>
-              <w:t xml:space="preserve">반패키지는 등록 여행사와 화이트라벨 구조</w:t>
-            </w:r>
-          </w:p>
-        </w:tc>
-      </w:tr>
-      <w:tr>
-        <w:tc>
-          <w:tcPr/>
-          <w:p>
-            <w:pPr>
-              <w:pStyle w:val="Compact"/>
-            </w:pPr>
-            <w:r>
-              <w:rPr>
-                <w:b/>
-                <w:bCs/>
-              </w:rPr>
-              <w:t xml:space="preserve">보험 모집 규제</w:t>
-            </w:r>
-          </w:p>
-        </w:tc>
-        <w:tc>
-          <w:tcPr/>
-          <w:p>
-            <w:pPr>
-              <w:pStyle w:val="Compact"/>
-            </w:pPr>
-            <w:r>
-              <w:t xml:space="preserve">제휴 범위를 법률 자문으로 사전 확인</w:t>
-            </w:r>
-          </w:p>
-        </w:tc>
-      </w:tr>
-      <w:tr>
-        <w:tc>
-          <w:tcPr/>
-          <w:p>
-            <w:pPr>
-              <w:pStyle w:val="Compact"/>
-            </w:pPr>
-            <w:r>
-              <w:t xml:space="preserve">시장 규모</w:t>
-            </w:r>
-          </w:p>
-        </w:tc>
-        <w:tc>
-          <w:tcPr/>
-          <w:p>
-            <w:pPr>
-              <w:pStyle w:val="Compact"/>
-            </w:pPr>
-            <w:r>
-              <w:t xml:space="preserve">카테고리 확장을 전제로 설계</w:t>
-            </w:r>
-          </w:p>
-        </w:tc>
-      </w:tr>
-      <w:tr>
-        <w:tc>
-          <w:tcPr/>
-          <w:p>
-            <w:pPr>
-              <w:pStyle w:val="Compact"/>
-            </w:pPr>
-            <w:r>
-              <w:t xml:space="preserve">성년 이후 반동</w:t>
-            </w:r>
-          </w:p>
-        </w:tc>
-        <w:tc>
-          <w:tcPr/>
-          <w:p>
-            <w:pPr>
-              <w:pStyle w:val="Compact"/>
-            </w:pPr>
-            <w:r>
-              <w:t xml:space="preserve">2028년 감소를 재무에 반영</w:t>
-            </w:r>
-          </w:p>
-        </w:tc>
-      </w:tr>
-      <w:tr>
-        <w:tc>
-          <w:tcPr/>
-          <w:p>
-            <w:pPr>
-              <w:pStyle w:val="Compact"/>
-            </w:pPr>
-            <w:r>
-              <w:t xml:space="preserve">데이터 노후화</w:t>
-            </w:r>
-          </w:p>
-        </w:tc>
-        <w:tc>
-          <w:tcPr/>
-          <w:p>
-            <w:pPr>
-              <w:pStyle w:val="Compact"/>
-            </w:pPr>
-            <w:r>
-              <w:t xml:space="preserve">확인 시점 표시 + 사용자 제보 + 정기 실측</w:t>
-            </w:r>
-          </w:p>
-        </w:tc>
-      </w:tr>
-      <w:tr>
-        <w:tc>
-          <w:tcPr/>
-          <w:p>
-            <w:pPr>
-              <w:pStyle w:val="Compact"/>
-            </w:pPr>
-            <w:r>
-              <w:rPr>
-                <w:b/>
-                <w:bCs/>
-              </w:rPr>
-              <w:t xml:space="preserve">상업성 반감</w:t>
-            </w:r>
-          </w:p>
-        </w:tc>
-        <w:tc>
-          <w:tcPr/>
-          <w:p>
-            <w:pPr>
-              <w:pStyle w:val="Compact"/>
-            </w:pPr>
-            <w:r>
-              <w:rPr>
-                <w:b/>
-                <w:bCs/>
-              </w:rPr>
-              <w:t xml:space="preserve">부상으로 물건을 팔지 않는다.</w:t>
-            </w:r>
-            <w:r>
-              <w:t xml:space="preserve"> </w:t>
-            </w:r>
-            <w:r>
-              <w:t xml:space="preserve">신뢰가 유일한 자산</w:t>
-            </w:r>
-          </w:p>
-        </w:tc>
-      </w:tr>
-    </w:tbl>
-    <w:p>
-      <w:r>
-        <w:pict>
-          <v:rect style="width:0;height:1.5pt" o:hralign="center" o:hrstd="t" o:hr="t"/>
-        </w:pict>
-      </w:r>
-    </w:p>
-    <w:bookmarkEnd w:id="46"/>
-    <w:bookmarkStart w:id="47" w:name="팀"/>
-    <w:p>
-      <w:pPr>
-        <w:pStyle w:val="Heading2"/>
-      </w:pPr>
-      <w:r>
-        <w:t xml:space="preserve">11. 팀</w:t>
       </w:r>
     </w:p>
     <w:tbl>
@@ -7944,199 +6953,370 @@
               <w:pStyle w:val="Compact"/>
             </w:pPr>
             <w:r>
-              <w:t xml:space="preserve">역할</w:t>
-            </w:r>
-          </w:p>
-        </w:tc>
-        <w:tc>
-          <w:tcPr/>
-          <w:p>
-            <w:pPr>
-              <w:pStyle w:val="Compact"/>
-            </w:pPr>
-            <w:r>
-              <w:t xml:space="preserve">요건</w:t>
-            </w:r>
-          </w:p>
-        </w:tc>
-      </w:tr>
-      <w:tr>
-        <w:tc>
-          <w:tcPr/>
-          <w:p>
-            <w:pPr>
-              <w:pStyle w:val="Compact"/>
-            </w:pPr>
-            <w:r>
-              <w:t xml:space="preserve">대표</w:t>
-            </w:r>
-          </w:p>
-        </w:tc>
-        <w:tc>
-          <w:tcPr/>
-          <w:p>
-            <w:pPr>
-              <w:pStyle w:val="Compact"/>
-            </w:pPr>
-            <w:r>
-              <w:t xml:space="preserve">기획, 현지 실측, 제휴</w:t>
-            </w:r>
-          </w:p>
-        </w:tc>
-      </w:tr>
-      <w:tr>
-        <w:tc>
-          <w:tcPr/>
-          <w:p>
-            <w:pPr>
-              <w:pStyle w:val="Compact"/>
-            </w:pPr>
-            <w:r>
-              <w:t xml:space="preserve">개발</w:t>
-            </w:r>
-          </w:p>
-        </w:tc>
-        <w:tc>
-          <w:tcPr/>
-          <w:p>
-            <w:pPr>
-              <w:pStyle w:val="Compact"/>
-            </w:pPr>
-            <w:r>
-              <w:t xml:space="preserve">Next.js + React Native</w:t>
-            </w:r>
-          </w:p>
-        </w:tc>
-      </w:tr>
-      <w:tr>
-        <w:tc>
-          <w:tcPr/>
-          <w:p>
-            <w:pPr>
-              <w:pStyle w:val="Compact"/>
-            </w:pPr>
-            <w:r>
-              <w:rPr>
-                <w:b/>
-                <w:bCs/>
-              </w:rPr>
-              <w:t xml:space="preserve">의료 자문</w:t>
-            </w:r>
-          </w:p>
-        </w:tc>
-        <w:tc>
-          <w:tcPr/>
-          <w:p>
-            <w:pPr>
-              <w:pStyle w:val="Compact"/>
-            </w:pPr>
-            <w:r>
-              <w:rPr>
-                <w:b/>
-                <w:bCs/>
-              </w:rPr>
-              <w:t xml:space="preserve">정형외과 또는 스포츠의학. 부상 콘텐츠의 전제</w:t>
-            </w:r>
-          </w:p>
-        </w:tc>
-      </w:tr>
-      <w:tr>
-        <w:tc>
-          <w:tcPr/>
-          <w:p>
-            <w:pPr>
-              <w:pStyle w:val="Compact"/>
-            </w:pPr>
-            <w:r>
-              <w:t xml:space="preserve">법률 자문</w:t>
-            </w:r>
-          </w:p>
-        </w:tc>
-        <w:tc>
-          <w:tcPr/>
-          <w:p>
-            <w:pPr>
-              <w:pStyle w:val="Compact"/>
-            </w:pPr>
-            <w:r>
-              <w:t xml:space="preserve">여행업·보험모집·개인정보</w:t>
-            </w:r>
-          </w:p>
-        </w:tc>
-      </w:tr>
-      <w:tr>
-        <w:tc>
-          <w:tcPr/>
-          <w:p>
-            <w:pPr>
-              <w:pStyle w:val="Compact"/>
-            </w:pPr>
-            <w:r>
-              <w:t xml:space="preserve">순례 자문</w:t>
-            </w:r>
-          </w:p>
-        </w:tc>
-        <w:tc>
-          <w:tcPr/>
-          <w:p>
-            <w:pPr>
-              <w:pStyle w:val="Compact"/>
-            </w:pPr>
-            <w:r>
-              <w:t xml:space="preserve">완주 경험자 2~3인</w:t>
+              <w:t xml:space="preserve">시기</w:t>
+            </w:r>
+          </w:p>
+        </w:tc>
+        <w:tc>
+          <w:tcPr/>
+          <w:p>
+            <w:pPr>
+              <w:pStyle w:val="Compact"/>
+            </w:pPr>
+            <w:r>
+              <w:t xml:space="preserve">내용</w:t>
+            </w:r>
+          </w:p>
+        </w:tc>
+      </w:tr>
+      <w:tr>
+        <w:tc>
+          <w:tcPr/>
+          <w:p>
+            <w:pPr>
+              <w:pStyle w:val="Compact"/>
+            </w:pPr>
+            <w:r>
+              <w:t xml:space="preserve">2026.08</w:t>
+            </w:r>
+          </w:p>
+        </w:tc>
+        <w:tc>
+          <w:tcPr/>
+          <w:p>
+            <w:pPr>
+              <w:pStyle w:val="Compact"/>
+            </w:pPr>
+            <w:r>
+              <w:t xml:space="preserve">순례자 25명 인터뷰</w:t>
+            </w:r>
+          </w:p>
+        </w:tc>
+      </w:tr>
+      <w:tr>
+        <w:tc>
+          <w:tcPr/>
+          <w:p>
+            <w:pPr>
+              <w:pStyle w:val="Compact"/>
+            </w:pPr>
+            <w:r>
+              <w:t xml:space="preserve">2026.09</w:t>
+            </w:r>
+          </w:p>
+        </w:tc>
+        <w:tc>
+          <w:tcPr/>
+          <w:p>
+            <w:pPr>
+              <w:pStyle w:val="Compact"/>
+            </w:pPr>
+            <w:r>
+              <w:t xml:space="preserve">웹 계산기 공개 ·</w:t>
+            </w:r>
+            <w:r>
+              <w:t xml:space="preserve"> </w:t>
+            </w:r>
+            <w:r>
+              <w:rPr>
+                <w:b/>
+                <w:bCs/>
+              </w:rPr>
+              <w:t xml:space="preserve">보험사 3곳 접촉</w:t>
+            </w:r>
+            <w:r>
+              <w:t xml:space="preserve"> </w:t>
+            </w:r>
+            <w:r>
+              <w:t xml:space="preserve">· 여행사 3곳 접촉</w:t>
+            </w:r>
+          </w:p>
+        </w:tc>
+      </w:tr>
+      <w:tr>
+        <w:tc>
+          <w:tcPr/>
+          <w:p>
+            <w:pPr>
+              <w:pStyle w:val="Compact"/>
+            </w:pPr>
+            <w:r>
+              <w:t xml:space="preserve">2026.09~10</w:t>
+            </w:r>
+          </w:p>
+        </w:tc>
+        <w:tc>
+          <w:tcPr/>
+          <w:p>
+            <w:pPr>
+              <w:pStyle w:val="Compact"/>
+            </w:pPr>
+            <w:r>
+              <w:t xml:space="preserve">4주 트래픽 실측</w:t>
+            </w:r>
+          </w:p>
+        </w:tc>
+      </w:tr>
+      <w:tr>
+        <w:tc>
+          <w:tcPr/>
+          <w:p>
+            <w:pPr>
+              <w:pStyle w:val="Compact"/>
+            </w:pPr>
+            <w:r>
+              <w:rPr>
+                <w:b/>
+                <w:bCs/>
+              </w:rPr>
+              <w:t xml:space="preserve">2026.10 초~11 초</w:t>
+            </w:r>
+          </w:p>
+        </w:tc>
+        <w:tc>
+          <w:tcPr/>
+          <w:p>
+            <w:pPr>
+              <w:pStyle w:val="Compact"/>
+            </w:pPr>
+            <w:r>
+              <w:rPr>
+                <w:b/>
+                <w:bCs/>
+              </w:rPr>
+              <w:t xml:space="preserve">현지 실측 도보 40일</w:t>
+            </w:r>
+            <w:r>
+              <w:t xml:space="preserve"> </w:t>
+            </w:r>
+            <w:r>
+              <w:t xml:space="preserve">— 나폴레옹 루트 폐쇄(11/1) 전 출발</w:t>
+            </w:r>
+          </w:p>
+        </w:tc>
+      </w:tr>
+      <w:tr>
+        <w:tc>
+          <w:tcPr/>
+          <w:p>
+            <w:pPr>
+              <w:pStyle w:val="Compact"/>
+            </w:pPr>
+            <w:r>
+              <w:t xml:space="preserve">2026.12</w:t>
+            </w:r>
+          </w:p>
+        </w:tc>
+        <w:tc>
+          <w:tcPr/>
+          <w:p>
+            <w:pPr>
+              <w:pStyle w:val="Compact"/>
+            </w:pPr>
+            <w:r>
+              <w:t xml:space="preserve">데이터 반영 · 부상 콘텐츠 45개 (의료 검수)</w:t>
+            </w:r>
+          </w:p>
+        </w:tc>
+      </w:tr>
+      <w:tr>
+        <w:tc>
+          <w:tcPr/>
+          <w:p>
+            <w:pPr>
+              <w:pStyle w:val="Compact"/>
+            </w:pPr>
+            <w:r>
+              <w:rPr>
+                <w:b/>
+                <w:bCs/>
+              </w:rPr>
+              <w:t xml:space="preserve">2027.01</w:t>
+            </w:r>
+          </w:p>
+        </w:tc>
+        <w:tc>
+          <w:tcPr/>
+          <w:p>
+            <w:pPr>
+              <w:pStyle w:val="Compact"/>
+            </w:pPr>
+            <w:r>
+              <w:rPr>
+                <w:b/>
+                <w:bCs/>
+              </w:rPr>
+              <w:t xml:space="preserve">검색 피크 진입. 콘텐츠 완비</w:t>
+            </w:r>
+          </w:p>
+        </w:tc>
+      </w:tr>
+      <w:tr>
+        <w:tc>
+          <w:tcPr/>
+          <w:p>
+            <w:pPr>
+              <w:pStyle w:val="Compact"/>
+            </w:pPr>
+            <w:r>
+              <w:t xml:space="preserve">2027.02</w:t>
+            </w:r>
+          </w:p>
+        </w:tc>
+        <w:tc>
+          <w:tcPr/>
+          <w:p>
+            <w:pPr>
+              <w:pStyle w:val="Compact"/>
+            </w:pPr>
+            <w:r>
+              <w:t xml:space="preserve">제휴 연결 · 반패키지 셀프형 출시</w:t>
+            </w:r>
+          </w:p>
+        </w:tc>
+      </w:tr>
+      <w:tr>
+        <w:tc>
+          <w:tcPr/>
+          <w:p>
+            <w:pPr>
+              <w:pStyle w:val="Compact"/>
+            </w:pPr>
+            <w:r>
+              <w:t xml:space="preserve">2027.03</w:t>
+            </w:r>
+          </w:p>
+        </w:tc>
+        <w:tc>
+          <w:tcPr/>
+          <w:p>
+            <w:pPr>
+              <w:pStyle w:val="Compact"/>
+            </w:pPr>
+            <w:r>
+              <w:t xml:space="preserve">앱 베타</w:t>
+            </w:r>
+          </w:p>
+        </w:tc>
+      </w:tr>
+      <w:tr>
+        <w:tc>
+          <w:tcPr/>
+          <w:p>
+            <w:pPr>
+              <w:pStyle w:val="Compact"/>
+            </w:pPr>
+            <w:r>
+              <w:rPr>
+                <w:b/>
+                <w:bCs/>
+              </w:rPr>
+              <w:t xml:space="preserve">2027.04</w:t>
+            </w:r>
+          </w:p>
+        </w:tc>
+        <w:tc>
+          <w:tcPr/>
+          <w:p>
+            <w:pPr>
+              <w:pStyle w:val="Compact"/>
+            </w:pPr>
+            <w:r>
+              <w:rPr>
+                <w:b/>
+                <w:bCs/>
+              </w:rPr>
+              <w:t xml:space="preserve">앱 정식 출시</w:t>
+            </w:r>
+          </w:p>
+        </w:tc>
+      </w:tr>
+      <w:tr>
+        <w:tc>
+          <w:tcPr/>
+          <w:p>
+            <w:pPr>
+              <w:pStyle w:val="Compact"/>
+            </w:pPr>
+            <w:r>
+              <w:t xml:space="preserve">2027.05~06</w:t>
+            </w:r>
+          </w:p>
+        </w:tc>
+        <w:tc>
+          <w:tcPr/>
+          <w:p>
+            <w:pPr>
+              <w:pStyle w:val="Compact"/>
+            </w:pPr>
+            <w:r>
+              <w:t xml:space="preserve">성수기 대응</w:t>
+            </w:r>
+          </w:p>
+        </w:tc>
+      </w:tr>
+      <w:tr>
+        <w:tc>
+          <w:tcPr/>
+          <w:p>
+            <w:pPr>
+              <w:pStyle w:val="Compact"/>
+            </w:pPr>
+            <w:r>
+              <w:t xml:space="preserve">2027.06</w:t>
+            </w:r>
+          </w:p>
+        </w:tc>
+        <w:tc>
+          <w:tcPr/>
+          <w:p>
+            <w:pPr>
+              <w:pStyle w:val="Compact"/>
+            </w:pPr>
+            <w:r>
+              <w:rPr>
+                <w:b/>
+                <w:bCs/>
+              </w:rPr>
+              <w:t xml:space="preserve">전업 전환 판단</w:t>
             </w:r>
           </w:p>
         </w:tc>
       </w:tr>
     </w:tbl>
     <w:p>
-      <w:pPr>
-        <w:pStyle w:val="BodyText"/>
+      <w:r>
+        <w:pict>
+          <v:rect style="width:0;height:1.5pt" o:hralign="center" o:hrstd="t" o:hr="t"/>
+        </w:pict>
+      </w:r>
+    </w:p>
+    <w:bookmarkEnd w:id="44"/>
+    <w:bookmarkStart w:id="45" w:name="X4d097da294045ddc938228a3aaabc135d4925b7"/>
+    <w:p>
+      <w:pPr>
+        <w:pStyle w:val="Heading2"/>
+      </w:pPr>
+      <w:r>
+        <w:t xml:space="preserve">9. 확장</w:t>
+      </w:r>
+    </w:p>
+    <w:p>
+      <w:pPr>
+        <w:pStyle w:val="FirstParagraph"/>
       </w:pPr>
       <w:r>
         <w:rPr>
           <w:b/>
           <w:bCs/>
         </w:rPr>
-        <w:t xml:space="preserve">창업자 중 최소 1인은 카미노를 완주한다.</w:t>
-      </w:r>
-      <w:r>
-        <w:t xml:space="preserve"> </w:t>
-      </w:r>
-      <w:r>
-        <w:t xml:space="preserve">마케팅 자산이자 제품 품질의 하한선이다.</w:t>
-      </w:r>
-    </w:p>
-    <w:p>
-      <w:r>
-        <w:pict>
-          <v:rect style="width:0;height:1.5pt" o:hralign="center" o:hrstd="t" o:hr="t"/>
-        </w:pict>
-      </w:r>
-    </w:p>
-    <w:bookmarkEnd w:id="47"/>
-    <w:bookmarkStart w:id="48" w:name="검증-계획"/>
-    <w:p>
-      <w:pPr>
-        <w:pStyle w:val="Heading2"/>
-      </w:pPr>
-      <w:r>
-        <w:t xml:space="preserve">12. 검증 계획</w:t>
-      </w:r>
-    </w:p>
-    <w:p>
-      <w:pPr>
-        <w:pStyle w:val="FirstParagraph"/>
-      </w:pPr>
-      <w:r>
-        <w:t xml:space="preserve">이 계획의 주요 가정은 2026년 하반기에 확인한다.</w:t>
+        <w:t xml:space="preserve">부상과 숙소는 카미노만의 문제가 아니다. 모든 장거리 도보의 문제다.</w:t>
       </w:r>
     </w:p>
     <w:tbl>
       <w:tblPr>
         <w:tblStyle w:val="Table"/>
-        <w:tblW w:type="pct" w:w="5000"/>
-        <w:tblLayout w:type="fixed"/>
+        <w:tblW w:type="auto" w:w="0"/>
         <w:tblLook w:firstRow="1" w:lastRow="0" w:firstColumn="0" w:lastColumn="0" w:noHBand="0" w:noVBand="0" w:val="0020"/>
       </w:tblPr>
       <w:tblGrid>
@@ -8155,6 +7335,731 @@
               <w:pStyle w:val="Compact"/>
             </w:pPr>
             <w:r>
+              <w:t xml:space="preserve">시장</w:t>
+            </w:r>
+          </w:p>
+        </w:tc>
+        <w:tc>
+          <w:tcPr/>
+          <w:p>
+            <w:pPr>
+              <w:pStyle w:val="Compact"/>
+            </w:pPr>
+            <w:r>
+              <w:t xml:space="preserve">규모</w:t>
+            </w:r>
+          </w:p>
+        </w:tc>
+        <w:tc>
+          <w:tcPr/>
+          <w:p>
+            <w:pPr>
+              <w:pStyle w:val="Compact"/>
+            </w:pPr>
+            <w:r>
+              <w:t xml:space="preserve">연결</w:t>
+            </w:r>
+          </w:p>
+        </w:tc>
+      </w:tr>
+      <w:tr>
+        <w:tc>
+          <w:tcPr/>
+          <w:p>
+            <w:pPr>
+              <w:pStyle w:val="Compact"/>
+            </w:pPr>
+            <w:r>
+              <w:rPr>
+                <w:b/>
+                <w:bCs/>
+              </w:rPr>
+              <w:t xml:space="preserve">구마노고도</w:t>
+            </w:r>
+          </w:p>
+        </w:tc>
+        <w:tc>
+          <w:tcPr/>
+          <w:p>
+            <w:pPr>
+              <w:pStyle w:val="Compact"/>
+            </w:pPr>
+            <w:r>
+              <w:t xml:space="preserve">—</w:t>
+            </w:r>
+          </w:p>
+        </w:tc>
+        <w:tc>
+          <w:tcPr/>
+          <w:p>
+            <w:pPr>
+              <w:pStyle w:val="Compact"/>
+            </w:pPr>
+            <w:r>
+              <w:rPr>
+                <w:b/>
+                <w:bCs/>
+              </w:rPr>
+              <w:t xml:space="preserve">이중 순례자 제도.</w:t>
+            </w:r>
+            <w:r>
+              <w:t xml:space="preserve"> </w:t>
+            </w:r>
+            <w:r>
+              <w:t xml:space="preserve">완주자가 자연스럽게 다음 목표로 삼는다</w:t>
+            </w:r>
+          </w:p>
+        </w:tc>
+      </w:tr>
+      <w:tr>
+        <w:tc>
+          <w:tcPr/>
+          <w:p>
+            <w:pPr>
+              <w:pStyle w:val="Compact"/>
+            </w:pPr>
+            <w:r>
+              <w:t xml:space="preserve">제주올레 (437km)</w:t>
+            </w:r>
+          </w:p>
+        </w:tc>
+        <w:tc>
+          <w:tcPr/>
+          <w:p>
+            <w:pPr>
+              <w:pStyle w:val="Compact"/>
+            </w:pPr>
+            <w:r>
+              <w:t xml:space="preserve">연 90만+</w:t>
+            </w:r>
+          </w:p>
+        </w:tc>
+        <w:tc>
+          <w:tcPr/>
+          <w:p>
+            <w:pPr>
+              <w:pStyle w:val="Compact"/>
+            </w:pPr>
+            <w:r>
+              <w:t xml:space="preserve">구간 설계 엔진 그대로</w:t>
+            </w:r>
+          </w:p>
+        </w:tc>
+      </w:tr>
+      <w:tr>
+        <w:tc>
+          <w:tcPr/>
+          <w:p>
+            <w:pPr>
+              <w:pStyle w:val="Compact"/>
+            </w:pPr>
+            <w:r>
+              <w:t xml:space="preserve">해파랑길 (750km)</w:t>
+            </w:r>
+          </w:p>
+        </w:tc>
+        <w:tc>
+          <w:tcPr/>
+          <w:p>
+            <w:pPr>
+              <w:pStyle w:val="Compact"/>
+            </w:pPr>
+            <w:r>
+              <w:t xml:space="preserve">수십만</w:t>
+            </w:r>
+          </w:p>
+        </w:tc>
+        <w:tc>
+          <w:tcPr/>
+          <w:p>
+            <w:pPr>
+              <w:pStyle w:val="Compact"/>
+            </w:pPr>
+            <w:r>
+              <w:t xml:space="preserve">숙소 문제가 더 크다</w:t>
+            </w:r>
+          </w:p>
+        </w:tc>
+      </w:tr>
+      <w:tr>
+        <w:tc>
+          <w:tcPr/>
+          <w:p>
+            <w:pPr>
+              <w:pStyle w:val="Compact"/>
+            </w:pPr>
+            <w:r>
+              <w:t xml:space="preserve">시코쿠 88 순례길</w:t>
+            </w:r>
+          </w:p>
+        </w:tc>
+        <w:tc>
+          <w:tcPr/>
+          <w:p>
+            <w:pPr>
+              <w:pStyle w:val="Compact"/>
+            </w:pPr>
+            <w:r>
+              <w:t xml:space="preserve">성장세</w:t>
+            </w:r>
+          </w:p>
+        </w:tc>
+        <w:tc>
+          <w:tcPr/>
+          <w:p>
+            <w:pPr>
+              <w:pStyle w:val="Compact"/>
+            </w:pPr>
+            <w:r>
+              <w:t xml:space="preserve">순례 + 도장 문화 동일</w:t>
+            </w:r>
+          </w:p>
+        </w:tc>
+      </w:tr>
+    </w:tbl>
+    <w:p>
+      <w:pPr>
+        <w:pStyle w:val="BodyText"/>
+      </w:pPr>
+      <w:r>
+        <w:t xml:space="preserve">카미노는 매출 5~6억 규모지만,</w:t>
+      </w:r>
+      <w:r>
+        <w:t xml:space="preserve"> </w:t>
+      </w:r>
+      <w:r>
+        <w:rPr>
+          <w:b/>
+          <w:bCs/>
+        </w:rPr>
+        <w:t xml:space="preserve">한국 도보여행 카테고리로 나가는 교두보다.</w:t>
+      </w:r>
+    </w:p>
+    <w:p>
+      <w:r>
+        <w:pict>
+          <v:rect style="width:0;height:1.5pt" o:hralign="center" o:hrstd="t" o:hr="t"/>
+        </w:pict>
+      </w:r>
+    </w:p>
+    <w:bookmarkEnd w:id="45"/>
+    <w:bookmarkStart w:id="46" w:name="X970246b95e8e184751492b4724fe05d15edb9ae"/>
+    <w:p>
+      <w:pPr>
+        <w:pStyle w:val="Heading2"/>
+      </w:pPr>
+      <w:r>
+        <w:t xml:space="preserve">10. 리스크</w:t>
+      </w:r>
+    </w:p>
+    <w:tbl>
+      <w:tblPr>
+        <w:tblStyle w:val="Table"/>
+        <w:tblW w:type="auto" w:w="0"/>
+        <w:tblLook w:firstRow="1" w:lastRow="0" w:firstColumn="0" w:lastColumn="0" w:noHBand="0" w:noVBand="0" w:val="0020"/>
+      </w:tblPr>
+      <w:tblGrid>
+        <w:gridCol w:w="3960"/>
+        <w:gridCol w:w="3960"/>
+      </w:tblGrid>
+      <w:tr>
+        <w:trPr>
+          <w:tblHeader w:val="on"/>
+        </w:trPr>
+        <w:tc>
+          <w:tcPr/>
+          <w:p>
+            <w:pPr>
+              <w:pStyle w:val="Compact"/>
+            </w:pPr>
+            <w:r>
+              <w:t xml:space="preserve">리스크</w:t>
+            </w:r>
+          </w:p>
+        </w:tc>
+        <w:tc>
+          <w:tcPr/>
+          <w:p>
+            <w:pPr>
+              <w:pStyle w:val="Compact"/>
+            </w:pPr>
+            <w:r>
+              <w:t xml:space="preserve">대응</w:t>
+            </w:r>
+          </w:p>
+        </w:tc>
+      </w:tr>
+      <w:tr>
+        <w:tc>
+          <w:tcPr/>
+          <w:p>
+            <w:pPr>
+              <w:pStyle w:val="Compact"/>
+            </w:pPr>
+            <w:r>
+              <w:rPr>
+                <w:b/>
+                <w:bCs/>
+              </w:rPr>
+              <w:t xml:space="preserve">보험 제휴 불발</w:t>
+            </w:r>
+          </w:p>
+        </w:tc>
+        <w:tc>
+          <w:tcPr/>
+          <w:p>
+            <w:pPr>
+              <w:pStyle w:val="Compact"/>
+            </w:pPr>
+            <w:r>
+              <w:t xml:space="preserve">최우선 검증. 불발 시 장비 비중 확대</w:t>
+            </w:r>
+          </w:p>
+        </w:tc>
+      </w:tr>
+      <w:tr>
+        <w:tc>
+          <w:tcPr/>
+          <w:p>
+            <w:pPr>
+              <w:pStyle w:val="Compact"/>
+            </w:pPr>
+            <w:r>
+              <w:rPr>
+                <w:b/>
+                <w:bCs/>
+              </w:rPr>
+              <w:t xml:space="preserve">의료 정보 책임</w:t>
+            </w:r>
+          </w:p>
+        </w:tc>
+        <w:tc>
+          <w:tcPr/>
+          <w:p>
+            <w:pPr>
+              <w:pStyle w:val="Compact"/>
+            </w:pPr>
+            <w:r>
+              <w:t xml:space="preserve">정형외과·스포츠의학 자문 검수 후에만 게시</w:t>
+            </w:r>
+          </w:p>
+        </w:tc>
+      </w:tr>
+      <w:tr>
+        <w:tc>
+          <w:tcPr/>
+          <w:p>
+            <w:pPr>
+              <w:pStyle w:val="Compact"/>
+            </w:pPr>
+            <w:r>
+              <w:rPr>
+                <w:b/>
+                <w:bCs/>
+              </w:rPr>
+              <w:t xml:space="preserve">여행업 규제</w:t>
+            </w:r>
+          </w:p>
+        </w:tc>
+        <w:tc>
+          <w:tcPr/>
+          <w:p>
+            <w:pPr>
+              <w:pStyle w:val="Compact"/>
+            </w:pPr>
+            <w:r>
+              <w:t xml:space="preserve">반패키지는 등록 여행사와 화이트라벨 구조</w:t>
+            </w:r>
+          </w:p>
+        </w:tc>
+      </w:tr>
+      <w:tr>
+        <w:tc>
+          <w:tcPr/>
+          <w:p>
+            <w:pPr>
+              <w:pStyle w:val="Compact"/>
+            </w:pPr>
+            <w:r>
+              <w:rPr>
+                <w:b/>
+                <w:bCs/>
+              </w:rPr>
+              <w:t xml:space="preserve">보험 모집 규제</w:t>
+            </w:r>
+          </w:p>
+        </w:tc>
+        <w:tc>
+          <w:tcPr/>
+          <w:p>
+            <w:pPr>
+              <w:pStyle w:val="Compact"/>
+            </w:pPr>
+            <w:r>
+              <w:t xml:space="preserve">제휴 범위를 법률 자문으로 사전 확인</w:t>
+            </w:r>
+          </w:p>
+        </w:tc>
+      </w:tr>
+      <w:tr>
+        <w:tc>
+          <w:tcPr/>
+          <w:p>
+            <w:pPr>
+              <w:pStyle w:val="Compact"/>
+            </w:pPr>
+            <w:r>
+              <w:t xml:space="preserve">시장 규모</w:t>
+            </w:r>
+          </w:p>
+        </w:tc>
+        <w:tc>
+          <w:tcPr/>
+          <w:p>
+            <w:pPr>
+              <w:pStyle w:val="Compact"/>
+            </w:pPr>
+            <w:r>
+              <w:t xml:space="preserve">카테고리 확장을 전제로 설계</w:t>
+            </w:r>
+          </w:p>
+        </w:tc>
+      </w:tr>
+      <w:tr>
+        <w:tc>
+          <w:tcPr/>
+          <w:p>
+            <w:pPr>
+              <w:pStyle w:val="Compact"/>
+            </w:pPr>
+            <w:r>
+              <w:t xml:space="preserve">성년 이후 반동</w:t>
+            </w:r>
+          </w:p>
+        </w:tc>
+        <w:tc>
+          <w:tcPr/>
+          <w:p>
+            <w:pPr>
+              <w:pStyle w:val="Compact"/>
+            </w:pPr>
+            <w:r>
+              <w:t xml:space="preserve">2028년 감소를 재무에 반영</w:t>
+            </w:r>
+          </w:p>
+        </w:tc>
+      </w:tr>
+      <w:tr>
+        <w:tc>
+          <w:tcPr/>
+          <w:p>
+            <w:pPr>
+              <w:pStyle w:val="Compact"/>
+            </w:pPr>
+            <w:r>
+              <w:t xml:space="preserve">데이터 노후화</w:t>
+            </w:r>
+          </w:p>
+        </w:tc>
+        <w:tc>
+          <w:tcPr/>
+          <w:p>
+            <w:pPr>
+              <w:pStyle w:val="Compact"/>
+            </w:pPr>
+            <w:r>
+              <w:t xml:space="preserve">확인 시점 표시 + 사용자 제보 + 정기 실측</w:t>
+            </w:r>
+          </w:p>
+        </w:tc>
+      </w:tr>
+      <w:tr>
+        <w:tc>
+          <w:tcPr/>
+          <w:p>
+            <w:pPr>
+              <w:pStyle w:val="Compact"/>
+            </w:pPr>
+            <w:r>
+              <w:rPr>
+                <w:b/>
+                <w:bCs/>
+              </w:rPr>
+              <w:t xml:space="preserve">상업성 반감</w:t>
+            </w:r>
+          </w:p>
+        </w:tc>
+        <w:tc>
+          <w:tcPr/>
+          <w:p>
+            <w:pPr>
+              <w:pStyle w:val="Compact"/>
+            </w:pPr>
+            <w:r>
+              <w:rPr>
+                <w:b/>
+                <w:bCs/>
+              </w:rPr>
+              <w:t xml:space="preserve">부상으로 물건을 팔지 않는다.</w:t>
+            </w:r>
+            <w:r>
+              <w:t xml:space="preserve"> </w:t>
+            </w:r>
+            <w:r>
+              <w:t xml:space="preserve">신뢰가 유일한 자산</w:t>
+            </w:r>
+          </w:p>
+        </w:tc>
+      </w:tr>
+    </w:tbl>
+    <w:p>
+      <w:r>
+        <w:pict>
+          <v:rect style="width:0;height:1.5pt" o:hralign="center" o:hrstd="t" o:hr="t"/>
+        </w:pict>
+      </w:r>
+    </w:p>
+    <w:bookmarkEnd w:id="46"/>
+    <w:bookmarkStart w:id="47" w:name="X93bdc73fabb198d4b2aa138c388dd817ad06d84"/>
+    <w:p>
+      <w:pPr>
+        <w:pStyle w:val="Heading2"/>
+      </w:pPr>
+      <w:r>
+        <w:t xml:space="preserve">11. 팀</w:t>
+      </w:r>
+    </w:p>
+    <w:tbl>
+      <w:tblPr>
+        <w:tblStyle w:val="Table"/>
+        <w:tblW w:type="auto" w:w="0"/>
+        <w:tblLook w:firstRow="1" w:lastRow="0" w:firstColumn="0" w:lastColumn="0" w:noHBand="0" w:noVBand="0" w:val="0020"/>
+      </w:tblPr>
+      <w:tblGrid>
+        <w:gridCol w:w="3960"/>
+        <w:gridCol w:w="3960"/>
+      </w:tblGrid>
+      <w:tr>
+        <w:trPr>
+          <w:tblHeader w:val="on"/>
+        </w:trPr>
+        <w:tc>
+          <w:tcPr/>
+          <w:p>
+            <w:pPr>
+              <w:pStyle w:val="Compact"/>
+            </w:pPr>
+            <w:r>
+              <w:t xml:space="preserve">역할</w:t>
+            </w:r>
+          </w:p>
+        </w:tc>
+        <w:tc>
+          <w:tcPr/>
+          <w:p>
+            <w:pPr>
+              <w:pStyle w:val="Compact"/>
+            </w:pPr>
+            <w:r>
+              <w:t xml:space="preserve">요건</w:t>
+            </w:r>
+          </w:p>
+        </w:tc>
+      </w:tr>
+      <w:tr>
+        <w:tc>
+          <w:tcPr/>
+          <w:p>
+            <w:pPr>
+              <w:pStyle w:val="Compact"/>
+            </w:pPr>
+            <w:r>
+              <w:t xml:space="preserve">대표</w:t>
+            </w:r>
+          </w:p>
+        </w:tc>
+        <w:tc>
+          <w:tcPr/>
+          <w:p>
+            <w:pPr>
+              <w:pStyle w:val="Compact"/>
+            </w:pPr>
+            <w:r>
+              <w:t xml:space="preserve">기획, 현지 실측, 제휴</w:t>
+            </w:r>
+          </w:p>
+        </w:tc>
+      </w:tr>
+      <w:tr>
+        <w:tc>
+          <w:tcPr/>
+          <w:p>
+            <w:pPr>
+              <w:pStyle w:val="Compact"/>
+            </w:pPr>
+            <w:r>
+              <w:t xml:space="preserve">개발</w:t>
+            </w:r>
+          </w:p>
+        </w:tc>
+        <w:tc>
+          <w:tcPr/>
+          <w:p>
+            <w:pPr>
+              <w:pStyle w:val="Compact"/>
+            </w:pPr>
+            <w:r>
+              <w:t xml:space="preserve">Next.js + React Native</w:t>
+            </w:r>
+          </w:p>
+        </w:tc>
+      </w:tr>
+      <w:tr>
+        <w:tc>
+          <w:tcPr/>
+          <w:p>
+            <w:pPr>
+              <w:pStyle w:val="Compact"/>
+            </w:pPr>
+            <w:r>
+              <w:rPr>
+                <w:b/>
+                <w:bCs/>
+              </w:rPr>
+              <w:t xml:space="preserve">의료 자문</w:t>
+            </w:r>
+          </w:p>
+        </w:tc>
+        <w:tc>
+          <w:tcPr/>
+          <w:p>
+            <w:pPr>
+              <w:pStyle w:val="Compact"/>
+            </w:pPr>
+            <w:r>
+              <w:rPr>
+                <w:b/>
+                <w:bCs/>
+              </w:rPr>
+              <w:t xml:space="preserve">정형외과 또는 스포츠의학. 부상 콘텐츠의 전제</w:t>
+            </w:r>
+          </w:p>
+        </w:tc>
+      </w:tr>
+      <w:tr>
+        <w:tc>
+          <w:tcPr/>
+          <w:p>
+            <w:pPr>
+              <w:pStyle w:val="Compact"/>
+            </w:pPr>
+            <w:r>
+              <w:t xml:space="preserve">법률 자문</w:t>
+            </w:r>
+          </w:p>
+        </w:tc>
+        <w:tc>
+          <w:tcPr/>
+          <w:p>
+            <w:pPr>
+              <w:pStyle w:val="Compact"/>
+            </w:pPr>
+            <w:r>
+              <w:t xml:space="preserve">여행업·보험모집·개인정보</w:t>
+            </w:r>
+          </w:p>
+        </w:tc>
+      </w:tr>
+      <w:tr>
+        <w:tc>
+          <w:tcPr/>
+          <w:p>
+            <w:pPr>
+              <w:pStyle w:val="Compact"/>
+            </w:pPr>
+            <w:r>
+              <w:t xml:space="preserve">순례 자문</w:t>
+            </w:r>
+          </w:p>
+        </w:tc>
+        <w:tc>
+          <w:tcPr/>
+          <w:p>
+            <w:pPr>
+              <w:pStyle w:val="Compact"/>
+            </w:pPr>
+            <w:r>
+              <w:t xml:space="preserve">완주 경험자 2~3인</w:t>
+            </w:r>
+          </w:p>
+        </w:tc>
+      </w:tr>
+    </w:tbl>
+    <w:p>
+      <w:pPr>
+        <w:pStyle w:val="BodyText"/>
+      </w:pPr>
+      <w:r>
+        <w:rPr>
+          <w:b/>
+          <w:bCs/>
+        </w:rPr>
+        <w:t xml:space="preserve">창업자 중 최소 1인은 카미노를 완주한다.</w:t>
+      </w:r>
+      <w:r>
+        <w:t xml:space="preserve"> </w:t>
+      </w:r>
+      <w:r>
+        <w:t xml:space="preserve">마케팅 자산이자 제품 품질의 하한선이다.</w:t>
+      </w:r>
+    </w:p>
+    <w:p>
+      <w:r>
+        <w:pict>
+          <v:rect style="width:0;height:1.5pt" o:hralign="center" o:hrstd="t" o:hr="t"/>
+        </w:pict>
+      </w:r>
+    </w:p>
+    <w:bookmarkEnd w:id="47"/>
+    <w:bookmarkStart w:id="48" w:name="Xd4a8ad39ed768b7655195fc2d47f9113d457054"/>
+    <w:p>
+      <w:pPr>
+        <w:pStyle w:val="Heading2"/>
+      </w:pPr>
+      <w:r>
+        <w:t xml:space="preserve">12. 검증 계획</w:t>
+      </w:r>
+    </w:p>
+    <w:p>
+      <w:pPr>
+        <w:pStyle w:val="FirstParagraph"/>
+      </w:pPr>
+      <w:r>
+        <w:t xml:space="preserve">이 계획의 주요 가정은 2026년 하반기에 확인한다.</w:t>
+      </w:r>
+    </w:p>
+    <w:tbl>
+      <w:tblPr>
+        <w:tblStyle w:val="Table"/>
+        <w:tblW w:type="auto" w:w="0"/>
+        <w:tblLook w:firstRow="1" w:lastRow="0" w:firstColumn="0" w:lastColumn="0" w:noHBand="0" w:noVBand="0" w:val="0020"/>
+      </w:tblPr>
+      <w:tblGrid>
+        <w:gridCol w:w="2640"/>
+        <w:gridCol w:w="2640"/>
+        <w:gridCol w:w="2640"/>
+      </w:tblGrid>
+      <w:tr>
+        <w:trPr>
+          <w:tblHeader w:val="on"/>
+        </w:trPr>
+        <w:tc>
+          <w:tcPr/>
+          <w:p>
+            <w:pPr>
+              <w:pStyle w:val="Compact"/>
+            </w:pPr>
+            <w:r>
               <w:t xml:space="preserve">시기</w:t>
             </w:r>
           </w:p>
@@ -8338,8 +8243,7 @@
     <w:tbl>
       <w:tblPr>
         <w:tblStyle w:val="Table"/>
-        <w:tblW w:type="pct" w:w="5000"/>
-        <w:tblLayout w:type="fixed"/>
+        <w:tblW w:type="auto" w:w="0"/>
         <w:tblLook w:firstRow="1" w:lastRow="0" w:firstColumn="0" w:lastColumn="0" w:noHBand="0" w:noVBand="0" w:val="0020"/>
       </w:tblPr>
       <w:tblGrid>

--- a/docs/docx/사업계획서.docx
+++ b/docs/docx/사업계획서.docx
@@ -8273,7 +8273,7 @@
               <w:pStyle w:val="Compact"/>
             </w:pPr>
             <w:r>
-              <w:t xml:space="preserve">시기</w:t>
+              <w:t xml:space="preserve">시점</w:t>
             </w:r>
           </w:p>
         </w:tc>
@@ -8308,7 +8308,7 @@
               <w:pStyle w:val="Compact"/>
             </w:pPr>
             <w:r>
-              <w:t xml:space="preserve">2026.09</w:t>
+              <w:t xml:space="preserve">인터뷰 후</w:t>
             </w:r>
           </w:p>
         </w:tc>
@@ -8343,7 +8343,7 @@
               <w:pStyle w:val="Compact"/>
             </w:pPr>
             <w:r>
-              <w:t xml:space="preserve">2026.10</w:t>
+              <w:t xml:space="preserve">트래픽 4주 관찰 후</w:t>
             </w:r>
           </w:p>
         </w:tc>
@@ -8378,7 +8378,7 @@
               <w:pStyle w:val="Compact"/>
             </w:pPr>
             <w:r>
-              <w:t xml:space="preserve">2026.12</w:t>
+              <w:t xml:space="preserve">실측 도보 후</w:t>
             </w:r>
           </w:p>
         </w:tc>
@@ -8421,7 +8421,7 @@
                 <w:b/>
                 <w:bCs/>
               </w:rPr>
-              <w:t xml:space="preserve">2027.06</w:t>
+              <w:t xml:space="preserve">성년 시즌 후</w:t>
             </w:r>
           </w:p>
         </w:tc>

--- a/docs/docx/사업계획서.docx
+++ b/docs/docx/사업계획서.docx
@@ -2381,7 +2381,7 @@
               <w:pStyle w:val="Compact"/>
             </w:pPr>
             <w:r>
-              <w:t xml:space="preserve">리텐션·바이럴을 만든다 (직접 수익 없음)</w:t>
+              <w:t xml:space="preserve">리텐션(사용자가 이탈 않고 계속 남는 정도)·바이럴(입소문 확산)을 만든다 (직접 수익 없음)</w:t>
             </w:r>
           </w:p>
         </w:tc>
@@ -3510,13 +3510,13 @@
         </w:tc>
       </w:tr>
     </w:tbl>
-    <w:bookmarkStart w:id="25" w:name="전환-가능-세그먼트"/>
+    <w:bookmarkStart w:id="25" w:name="전환-가능-세그먼트비슷한-특성필요를-가진-사용자-묶음"/>
     <w:p>
       <w:pPr>
         <w:pStyle w:val="Heading4"/>
       </w:pPr>
       <w:r>
-        <w:t xml:space="preserve">전환 가능 세그먼트</w:t>
+        <w:t xml:space="preserve">전환 가능 세그먼트(비슷한 특성·필요를 가진 사용자 묶음)</w:t>
       </w:r>
     </w:p>
     <w:tbl>
@@ -5792,7 +5792,7 @@
           <w:b/>
           <w:bCs/>
         </w:rPr>
-        <w:t xml:space="preserve">전환율은 검증 전 가정치다.</w:t>
+        <w:t xml:space="preserve">전환율(방문·이용자 중 실제 구매로 이어지는 비율)은 검증 전 가정치다.</w:t>
       </w:r>
       <w:r>
         <w:t xml:space="preserve"> </w:t>
@@ -7668,7 +7668,7 @@
               <w:pStyle w:val="Compact"/>
             </w:pPr>
             <w:r>
-              <w:t xml:space="preserve">반패키지는 등록 여행사와 화이트라벨 구조</w:t>
+              <w:t xml:space="preserve">반패키지는 등록 여행사와 화이트라벨(우리 서비스를 여행사 브랜드로 판매) 구조</w:t>
             </w:r>
           </w:p>
         </w:tc>
